--- a/verif/doc/CI-Expert_Fase2_Verification_Plan_EmanuelSilva_v1.docx
+++ b/verif/doc/CI-Expert_Fase2_Verification_Plan_EmanuelSilva_v1.docx
@@ -4785,6 +4785,7608 @@
         </w:tc>
       </w:tr>
     </w:tbl>
+    <w:p>
+      <w:pPr>
+        <w:spacing w:after="100" w:line="252" w:lineRule="auto"/>
+      </w:pPr>
+      <w:r>
+        <w:rPr>
+          <w:sz w:val="20"/>
+        </w:rPr>
+        <w:t>Os DITLs são detalhados a seguir passo a passo, com os valores reais dos registradores (mapa da §6 do Block Guide). Valores de AES_CONTROL = {MODE[4:2], DECRYPT[1], START[0]}; SYSTEM_CONTROL = {DIV[3:2], PLL_ENABLE[1], MEM_SEL_AES[0]}. Modos: 000 ECB, 001 CBC, 010 PCBC, 011 CFB, 100 OFB, 101 CTR.</w:t>
+      </w:r>
+    </w:p>
+    <w:tbl>
+      <w:tblPr>
+        <w:tblW w:w="0" w:type="auto"/>
+        <w:jc w:val="center"/>
+        <w:tblBorders>
+          <w:top w:val="single" w:sz="6" w:space="0" w:color="B7C9E2"/>
+          <w:left w:val="single" w:sz="6" w:space="0" w:color="B7C9E2"/>
+          <w:bottom w:val="single" w:sz="6" w:space="0" w:color="B7C9E2"/>
+          <w:right w:val="single" w:sz="6" w:space="0" w:color="B7C9E2"/>
+          <w:insideH w:val="single" w:sz="6" w:space="0" w:color="B7C9E2"/>
+          <w:insideV w:val="single" w:sz="6" w:space="0" w:color="B7C9E2"/>
+        </w:tblBorders>
+        <w:tblLayout w:type="fixed"/>
+        <w:tblLook w:val="04A0" w:firstRow="1" w:lastRow="0" w:firstColumn="1" w:lastColumn="0" w:noHBand="0" w:noVBand="1"/>
+      </w:tblPr>
+      <w:tblGrid>
+        <w:gridCol w:w="2799"/>
+        <w:gridCol w:w="1658"/>
+        <w:gridCol w:w="5909"/>
+      </w:tblGrid>
+      <w:tr>
+        <w:trPr>
+          <w:cantSplit/>
+          <w:tblHeader/>
+          <w:jc w:val="center"/>
+        </w:trPr>
+        <w:tc>
+          <w:tcPr>
+            <w:tcW w:w="2799" w:type="dxa"/>
+            <w:shd w:val="clear" w:color="auto" w:fill="2E5B88"/>
+            <w:tcMar>
+              <w:top w:w="80" w:type="dxa"/>
+              <w:left w:w="90" w:type="dxa"/>
+              <w:bottom w:w="80" w:type="dxa"/>
+              <w:right w:w="90" w:type="dxa"/>
+            </w:tcMar>
+            <w:vAlign w:val="center"/>
+          </w:tcPr>
+          <w:p>
+            <w:pPr>
+              <w:spacing w:after="0"/>
+            </w:pPr>
+            <w:r>
+              <w:rPr>
+                <w:b/>
+                <w:color w:val="FFFFFF"/>
+                <w:sz w:val="17"/>
+              </w:rPr>
+              <w:t>Registrador</w:t>
+            </w:r>
+          </w:p>
+        </w:tc>
+        <w:tc>
+          <w:tcPr>
+            <w:tcW w:w="1658" w:type="dxa"/>
+            <w:shd w:val="clear" w:color="auto" w:fill="2E5B88"/>
+            <w:tcMar>
+              <w:top w:w="80" w:type="dxa"/>
+              <w:left w:w="90" w:type="dxa"/>
+              <w:bottom w:w="80" w:type="dxa"/>
+              <w:right w:w="90" w:type="dxa"/>
+            </w:tcMar>
+            <w:vAlign w:val="center"/>
+          </w:tcPr>
+          <w:p>
+            <w:pPr>
+              <w:spacing w:after="0"/>
+            </w:pPr>
+            <w:r>
+              <w:rPr>
+                <w:b/>
+                <w:color w:val="FFFFFF"/>
+                <w:sz w:val="17"/>
+              </w:rPr>
+              <w:t>Endereço</w:t>
+            </w:r>
+          </w:p>
+        </w:tc>
+        <w:tc>
+          <w:tcPr>
+            <w:tcW w:w="5909" w:type="dxa"/>
+            <w:shd w:val="clear" w:color="auto" w:fill="2E5B88"/>
+            <w:tcMar>
+              <w:top w:w="80" w:type="dxa"/>
+              <w:left w:w="90" w:type="dxa"/>
+              <w:bottom w:w="80" w:type="dxa"/>
+              <w:right w:w="90" w:type="dxa"/>
+            </w:tcMar>
+            <w:vAlign w:val="center"/>
+          </w:tcPr>
+          <w:p>
+            <w:pPr>
+              <w:spacing w:after="0"/>
+            </w:pPr>
+            <w:r>
+              <w:rPr>
+                <w:b/>
+                <w:color w:val="FFFFFF"/>
+                <w:sz w:val="17"/>
+              </w:rPr>
+              <w:t>Campos</w:t>
+            </w:r>
+          </w:p>
+        </w:tc>
+      </w:tr>
+      <w:tr>
+        <w:trPr>
+          <w:cantSplit/>
+          <w:jc w:val="center"/>
+        </w:trPr>
+        <w:tc>
+          <w:tcPr>
+            <w:tcW w:w="2799" w:type="dxa"/>
+            <w:tcMar>
+              <w:top w:w="80" w:type="dxa"/>
+              <w:left w:w="90" w:type="dxa"/>
+              <w:bottom w:w="80" w:type="dxa"/>
+              <w:right w:w="90" w:type="dxa"/>
+            </w:tcMar>
+            <w:vAlign w:val="center"/>
+          </w:tcPr>
+          <w:p>
+            <w:pPr>
+              <w:spacing w:after="0"/>
+              <w:jc w:val="left"/>
+            </w:pPr>
+            <w:r>
+              <w:rPr>
+                <w:b/>
+                <w:sz w:val="17"/>
+              </w:rPr>
+              <w:t>KEY0..KEY3</w:t>
+            </w:r>
+          </w:p>
+        </w:tc>
+        <w:tc>
+          <w:tcPr>
+            <w:tcW w:w="1658" w:type="dxa"/>
+            <w:tcMar>
+              <w:top w:w="80" w:type="dxa"/>
+              <w:left w:w="90" w:type="dxa"/>
+              <w:bottom w:w="80" w:type="dxa"/>
+              <w:right w:w="90" w:type="dxa"/>
+            </w:tcMar>
+            <w:vAlign w:val="center"/>
+          </w:tcPr>
+          <w:p>
+            <w:pPr>
+              <w:spacing w:after="0"/>
+              <w:jc w:val="left"/>
+            </w:pPr>
+            <w:r>
+              <w:rPr>
+                <w:sz w:val="17"/>
+              </w:rPr>
+              <w:t>0x00–0x03</w:t>
+            </w:r>
+          </w:p>
+        </w:tc>
+        <w:tc>
+          <w:tcPr>
+            <w:tcW w:w="5909" w:type="dxa"/>
+            <w:tcMar>
+              <w:top w:w="80" w:type="dxa"/>
+              <w:left w:w="90" w:type="dxa"/>
+              <w:bottom w:w="80" w:type="dxa"/>
+              <w:right w:w="90" w:type="dxa"/>
+            </w:tcMar>
+            <w:vAlign w:val="center"/>
+          </w:tcPr>
+          <w:p>
+            <w:pPr>
+              <w:spacing w:after="0"/>
+              <w:jc w:val="left"/>
+            </w:pPr>
+            <w:r>
+              <w:rPr>
+                <w:sz w:val="17"/>
+              </w:rPr>
+              <w:t>Chave de 128 bits (KEY0 = bits [127:96])</w:t>
+            </w:r>
+          </w:p>
+        </w:tc>
+      </w:tr>
+      <w:tr>
+        <w:trPr>
+          <w:cantSplit/>
+          <w:jc w:val="center"/>
+        </w:trPr>
+        <w:tc>
+          <w:tcPr>
+            <w:tcW w:w="2799" w:type="dxa"/>
+            <w:tcMar>
+              <w:top w:w="80" w:type="dxa"/>
+              <w:left w:w="90" w:type="dxa"/>
+              <w:bottom w:w="80" w:type="dxa"/>
+              <w:right w:w="90" w:type="dxa"/>
+            </w:tcMar>
+            <w:vAlign w:val="center"/>
+          </w:tcPr>
+          <w:p>
+            <w:pPr>
+              <w:spacing w:after="0"/>
+              <w:jc w:val="left"/>
+            </w:pPr>
+            <w:r>
+              <w:rPr>
+                <w:b/>
+                <w:sz w:val="17"/>
+              </w:rPr>
+              <w:t>IV0..IV3</w:t>
+            </w:r>
+          </w:p>
+        </w:tc>
+        <w:tc>
+          <w:tcPr>
+            <w:tcW w:w="1658" w:type="dxa"/>
+            <w:tcMar>
+              <w:top w:w="80" w:type="dxa"/>
+              <w:left w:w="90" w:type="dxa"/>
+              <w:bottom w:w="80" w:type="dxa"/>
+              <w:right w:w="90" w:type="dxa"/>
+            </w:tcMar>
+            <w:vAlign w:val="center"/>
+          </w:tcPr>
+          <w:p>
+            <w:pPr>
+              <w:spacing w:after="0"/>
+              <w:jc w:val="left"/>
+            </w:pPr>
+            <w:r>
+              <w:rPr>
+                <w:sz w:val="17"/>
+              </w:rPr>
+              <w:t>0x04–0x07</w:t>
+            </w:r>
+          </w:p>
+        </w:tc>
+        <w:tc>
+          <w:tcPr>
+            <w:tcW w:w="5909" w:type="dxa"/>
+            <w:tcMar>
+              <w:top w:w="80" w:type="dxa"/>
+              <w:left w:w="90" w:type="dxa"/>
+              <w:bottom w:w="80" w:type="dxa"/>
+              <w:right w:w="90" w:type="dxa"/>
+            </w:tcMar>
+            <w:vAlign w:val="center"/>
+          </w:tcPr>
+          <w:p>
+            <w:pPr>
+              <w:spacing w:after="0"/>
+              <w:jc w:val="left"/>
+            </w:pPr>
+            <w:r>
+              <w:rPr>
+                <w:sz w:val="17"/>
+              </w:rPr>
+              <w:t>IV de 128 bits</w:t>
+            </w:r>
+          </w:p>
+        </w:tc>
+      </w:tr>
+      <w:tr>
+        <w:trPr>
+          <w:cantSplit/>
+          <w:jc w:val="center"/>
+        </w:trPr>
+        <w:tc>
+          <w:tcPr>
+            <w:tcW w:w="2799" w:type="dxa"/>
+            <w:tcMar>
+              <w:top w:w="80" w:type="dxa"/>
+              <w:left w:w="90" w:type="dxa"/>
+              <w:bottom w:w="80" w:type="dxa"/>
+              <w:right w:w="90" w:type="dxa"/>
+            </w:tcMar>
+            <w:vAlign w:val="center"/>
+          </w:tcPr>
+          <w:p>
+            <w:pPr>
+              <w:spacing w:after="0"/>
+              <w:jc w:val="left"/>
+            </w:pPr>
+            <w:r>
+              <w:rPr>
+                <w:b/>
+                <w:sz w:val="17"/>
+              </w:rPr>
+              <w:t>COUNTER_HI / COUNTER_LO</w:t>
+            </w:r>
+          </w:p>
+        </w:tc>
+        <w:tc>
+          <w:tcPr>
+            <w:tcW w:w="1658" w:type="dxa"/>
+            <w:tcMar>
+              <w:top w:w="80" w:type="dxa"/>
+              <w:left w:w="90" w:type="dxa"/>
+              <w:bottom w:w="80" w:type="dxa"/>
+              <w:right w:w="90" w:type="dxa"/>
+            </w:tcMar>
+            <w:vAlign w:val="center"/>
+          </w:tcPr>
+          <w:p>
+            <w:pPr>
+              <w:spacing w:after="0"/>
+              <w:jc w:val="left"/>
+            </w:pPr>
+            <w:r>
+              <w:rPr>
+                <w:sz w:val="17"/>
+              </w:rPr>
+              <w:t>0x08 / 0x09</w:t>
+            </w:r>
+          </w:p>
+        </w:tc>
+        <w:tc>
+          <w:tcPr>
+            <w:tcW w:w="5909" w:type="dxa"/>
+            <w:tcMar>
+              <w:top w:w="80" w:type="dxa"/>
+              <w:left w:w="90" w:type="dxa"/>
+              <w:bottom w:w="80" w:type="dxa"/>
+              <w:right w:w="90" w:type="dxa"/>
+            </w:tcMar>
+            <w:vAlign w:val="center"/>
+          </w:tcPr>
+          <w:p>
+            <w:pPr>
+              <w:spacing w:after="0"/>
+              <w:jc w:val="left"/>
+            </w:pPr>
+            <w:r>
+              <w:rPr>
+                <w:sz w:val="17"/>
+              </w:rPr>
+              <w:t>Contador de 64 bits (modo CTR)</w:t>
+            </w:r>
+          </w:p>
+        </w:tc>
+      </w:tr>
+      <w:tr>
+        <w:trPr>
+          <w:cantSplit/>
+          <w:jc w:val="center"/>
+        </w:trPr>
+        <w:tc>
+          <w:tcPr>
+            <w:tcW w:w="2799" w:type="dxa"/>
+            <w:tcMar>
+              <w:top w:w="80" w:type="dxa"/>
+              <w:left w:w="90" w:type="dxa"/>
+              <w:bottom w:w="80" w:type="dxa"/>
+              <w:right w:w="90" w:type="dxa"/>
+            </w:tcMar>
+            <w:vAlign w:val="center"/>
+          </w:tcPr>
+          <w:p>
+            <w:pPr>
+              <w:spacing w:after="0"/>
+              <w:jc w:val="left"/>
+            </w:pPr>
+            <w:r>
+              <w:rPr>
+                <w:b/>
+                <w:sz w:val="17"/>
+              </w:rPr>
+              <w:t>NUM_BLOCKS</w:t>
+            </w:r>
+          </w:p>
+        </w:tc>
+        <w:tc>
+          <w:tcPr>
+            <w:tcW w:w="1658" w:type="dxa"/>
+            <w:tcMar>
+              <w:top w:w="80" w:type="dxa"/>
+              <w:left w:w="90" w:type="dxa"/>
+              <w:bottom w:w="80" w:type="dxa"/>
+              <w:right w:w="90" w:type="dxa"/>
+            </w:tcMar>
+            <w:vAlign w:val="center"/>
+          </w:tcPr>
+          <w:p>
+            <w:pPr>
+              <w:spacing w:after="0"/>
+              <w:jc w:val="left"/>
+            </w:pPr>
+            <w:r>
+              <w:rPr>
+                <w:sz w:val="17"/>
+              </w:rPr>
+              <w:t>0x0A</w:t>
+            </w:r>
+          </w:p>
+        </w:tc>
+        <w:tc>
+          <w:tcPr>
+            <w:tcW w:w="5909" w:type="dxa"/>
+            <w:tcMar>
+              <w:top w:w="80" w:type="dxa"/>
+              <w:left w:w="90" w:type="dxa"/>
+              <w:bottom w:w="80" w:type="dxa"/>
+              <w:right w:w="90" w:type="dxa"/>
+            </w:tcMar>
+            <w:vAlign w:val="center"/>
+          </w:tcPr>
+          <w:p>
+            <w:pPr>
+              <w:spacing w:after="0"/>
+              <w:jc w:val="left"/>
+            </w:pPr>
+            <w:r>
+              <w:rPr>
+                <w:sz w:val="17"/>
+              </w:rPr>
+              <w:t>[8:0]; válido de 1 a 256</w:t>
+            </w:r>
+          </w:p>
+        </w:tc>
+      </w:tr>
+      <w:tr>
+        <w:trPr>
+          <w:cantSplit/>
+          <w:jc w:val="center"/>
+        </w:trPr>
+        <w:tc>
+          <w:tcPr>
+            <w:tcW w:w="2799" w:type="dxa"/>
+            <w:tcMar>
+              <w:top w:w="80" w:type="dxa"/>
+              <w:left w:w="90" w:type="dxa"/>
+              <w:bottom w:w="80" w:type="dxa"/>
+              <w:right w:w="90" w:type="dxa"/>
+            </w:tcMar>
+            <w:vAlign w:val="center"/>
+          </w:tcPr>
+          <w:p>
+            <w:pPr>
+              <w:spacing w:after="0"/>
+              <w:jc w:val="left"/>
+            </w:pPr>
+            <w:r>
+              <w:rPr>
+                <w:b/>
+                <w:sz w:val="17"/>
+              </w:rPr>
+              <w:t>AES_CONTROL</w:t>
+            </w:r>
+          </w:p>
+        </w:tc>
+        <w:tc>
+          <w:tcPr>
+            <w:tcW w:w="1658" w:type="dxa"/>
+            <w:tcMar>
+              <w:top w:w="80" w:type="dxa"/>
+              <w:left w:w="90" w:type="dxa"/>
+              <w:bottom w:w="80" w:type="dxa"/>
+              <w:right w:w="90" w:type="dxa"/>
+            </w:tcMar>
+            <w:vAlign w:val="center"/>
+          </w:tcPr>
+          <w:p>
+            <w:pPr>
+              <w:spacing w:after="0"/>
+              <w:jc w:val="left"/>
+            </w:pPr>
+            <w:r>
+              <w:rPr>
+                <w:sz w:val="17"/>
+              </w:rPr>
+              <w:t>0x0B</w:t>
+            </w:r>
+          </w:p>
+        </w:tc>
+        <w:tc>
+          <w:tcPr>
+            <w:tcW w:w="5909" w:type="dxa"/>
+            <w:tcMar>
+              <w:top w:w="80" w:type="dxa"/>
+              <w:left w:w="90" w:type="dxa"/>
+              <w:bottom w:w="80" w:type="dxa"/>
+              <w:right w:w="90" w:type="dxa"/>
+            </w:tcMar>
+            <w:vAlign w:val="center"/>
+          </w:tcPr>
+          <w:p>
+            <w:pPr>
+              <w:spacing w:after="0"/>
+              <w:jc w:val="left"/>
+            </w:pPr>
+            <w:r>
+              <w:rPr>
+                <w:sz w:val="17"/>
+              </w:rPr>
+              <w:t>bit0 START · bit1 DECRYPT · bits[4:2] MODE</w:t>
+            </w:r>
+          </w:p>
+        </w:tc>
+      </w:tr>
+      <w:tr>
+        <w:trPr>
+          <w:cantSplit/>
+          <w:jc w:val="center"/>
+        </w:trPr>
+        <w:tc>
+          <w:tcPr>
+            <w:tcW w:w="2799" w:type="dxa"/>
+            <w:tcMar>
+              <w:top w:w="80" w:type="dxa"/>
+              <w:left w:w="90" w:type="dxa"/>
+              <w:bottom w:w="80" w:type="dxa"/>
+              <w:right w:w="90" w:type="dxa"/>
+            </w:tcMar>
+            <w:vAlign w:val="center"/>
+          </w:tcPr>
+          <w:p>
+            <w:pPr>
+              <w:spacing w:after="0"/>
+              <w:jc w:val="left"/>
+            </w:pPr>
+            <w:r>
+              <w:rPr>
+                <w:b/>
+                <w:sz w:val="17"/>
+              </w:rPr>
+              <w:t>AES_STATUS</w:t>
+            </w:r>
+          </w:p>
+        </w:tc>
+        <w:tc>
+          <w:tcPr>
+            <w:tcW w:w="1658" w:type="dxa"/>
+            <w:tcMar>
+              <w:top w:w="80" w:type="dxa"/>
+              <w:left w:w="90" w:type="dxa"/>
+              <w:bottom w:w="80" w:type="dxa"/>
+              <w:right w:w="90" w:type="dxa"/>
+            </w:tcMar>
+            <w:vAlign w:val="center"/>
+          </w:tcPr>
+          <w:p>
+            <w:pPr>
+              <w:spacing w:after="0"/>
+              <w:jc w:val="left"/>
+            </w:pPr>
+            <w:r>
+              <w:rPr>
+                <w:sz w:val="17"/>
+              </w:rPr>
+              <w:t>0x0C</w:t>
+            </w:r>
+          </w:p>
+        </w:tc>
+        <w:tc>
+          <w:tcPr>
+            <w:tcW w:w="5909" w:type="dxa"/>
+            <w:tcMar>
+              <w:top w:w="80" w:type="dxa"/>
+              <w:left w:w="90" w:type="dxa"/>
+              <w:bottom w:w="80" w:type="dxa"/>
+              <w:right w:w="90" w:type="dxa"/>
+            </w:tcMar>
+            <w:vAlign w:val="center"/>
+          </w:tcPr>
+          <w:p>
+            <w:pPr>
+              <w:spacing w:after="0"/>
+              <w:jc w:val="left"/>
+            </w:pPr>
+            <w:r>
+              <w:rPr>
+                <w:sz w:val="17"/>
+              </w:rPr>
+              <w:t>bit0 BUSY · bit1 DONE · bit2 ERROR · bits[11:3] BLOCKS_DONE</w:t>
+            </w:r>
+          </w:p>
+        </w:tc>
+      </w:tr>
+      <w:tr>
+        <w:trPr>
+          <w:cantSplit/>
+          <w:jc w:val="center"/>
+        </w:trPr>
+        <w:tc>
+          <w:tcPr>
+            <w:tcW w:w="2799" w:type="dxa"/>
+            <w:tcMar>
+              <w:top w:w="80" w:type="dxa"/>
+              <w:left w:w="90" w:type="dxa"/>
+              <w:bottom w:w="80" w:type="dxa"/>
+              <w:right w:w="90" w:type="dxa"/>
+            </w:tcMar>
+            <w:vAlign w:val="center"/>
+          </w:tcPr>
+          <w:p>
+            <w:pPr>
+              <w:spacing w:after="0"/>
+              <w:jc w:val="left"/>
+            </w:pPr>
+            <w:r>
+              <w:rPr>
+                <w:b/>
+                <w:sz w:val="17"/>
+              </w:rPr>
+              <w:t>VERSION</w:t>
+            </w:r>
+          </w:p>
+        </w:tc>
+        <w:tc>
+          <w:tcPr>
+            <w:tcW w:w="1658" w:type="dxa"/>
+            <w:tcMar>
+              <w:top w:w="80" w:type="dxa"/>
+              <w:left w:w="90" w:type="dxa"/>
+              <w:bottom w:w="80" w:type="dxa"/>
+              <w:right w:w="90" w:type="dxa"/>
+            </w:tcMar>
+            <w:vAlign w:val="center"/>
+          </w:tcPr>
+          <w:p>
+            <w:pPr>
+              <w:spacing w:after="0"/>
+              <w:jc w:val="left"/>
+            </w:pPr>
+            <w:r>
+              <w:rPr>
+                <w:sz w:val="17"/>
+              </w:rPr>
+              <w:t>0x0D</w:t>
+            </w:r>
+          </w:p>
+        </w:tc>
+        <w:tc>
+          <w:tcPr>
+            <w:tcW w:w="5909" w:type="dxa"/>
+            <w:tcMar>
+              <w:top w:w="80" w:type="dxa"/>
+              <w:left w:w="90" w:type="dxa"/>
+              <w:bottom w:w="80" w:type="dxa"/>
+              <w:right w:w="90" w:type="dxa"/>
+            </w:tcMar>
+            <w:vAlign w:val="center"/>
+          </w:tcPr>
+          <w:p>
+            <w:pPr>
+              <w:spacing w:after="0"/>
+              <w:jc w:val="left"/>
+            </w:pPr>
+            <w:r>
+              <w:rPr>
+                <w:sz w:val="17"/>
+              </w:rPr>
+              <w:t>0x00010100</w:t>
+            </w:r>
+          </w:p>
+        </w:tc>
+      </w:tr>
+      <w:tr>
+        <w:trPr>
+          <w:cantSplit/>
+          <w:jc w:val="center"/>
+        </w:trPr>
+        <w:tc>
+          <w:tcPr>
+            <w:tcW w:w="2799" w:type="dxa"/>
+            <w:tcMar>
+              <w:top w:w="80" w:type="dxa"/>
+              <w:left w:w="90" w:type="dxa"/>
+              <w:bottom w:w="80" w:type="dxa"/>
+              <w:right w:w="90" w:type="dxa"/>
+            </w:tcMar>
+            <w:vAlign w:val="center"/>
+          </w:tcPr>
+          <w:p>
+            <w:pPr>
+              <w:spacing w:after="0"/>
+              <w:jc w:val="left"/>
+            </w:pPr>
+            <w:r>
+              <w:rPr>
+                <w:b/>
+                <w:sz w:val="17"/>
+              </w:rPr>
+              <w:t>SYSTEM_CONTROL</w:t>
+            </w:r>
+          </w:p>
+        </w:tc>
+        <w:tc>
+          <w:tcPr>
+            <w:tcW w:w="1658" w:type="dxa"/>
+            <w:tcMar>
+              <w:top w:w="80" w:type="dxa"/>
+              <w:left w:w="90" w:type="dxa"/>
+              <w:bottom w:w="80" w:type="dxa"/>
+              <w:right w:w="90" w:type="dxa"/>
+            </w:tcMar>
+            <w:vAlign w:val="center"/>
+          </w:tcPr>
+          <w:p>
+            <w:pPr>
+              <w:spacing w:after="0"/>
+              <w:jc w:val="left"/>
+            </w:pPr>
+            <w:r>
+              <w:rPr>
+                <w:sz w:val="17"/>
+              </w:rPr>
+              <w:t>0x0E</w:t>
+            </w:r>
+          </w:p>
+        </w:tc>
+        <w:tc>
+          <w:tcPr>
+            <w:tcW w:w="5909" w:type="dxa"/>
+            <w:tcMar>
+              <w:top w:w="80" w:type="dxa"/>
+              <w:left w:w="90" w:type="dxa"/>
+              <w:bottom w:w="80" w:type="dxa"/>
+              <w:right w:w="90" w:type="dxa"/>
+            </w:tcMar>
+            <w:vAlign w:val="center"/>
+          </w:tcPr>
+          <w:p>
+            <w:pPr>
+              <w:spacing w:after="0"/>
+              <w:jc w:val="left"/>
+            </w:pPr>
+            <w:r>
+              <w:rPr>
+                <w:sz w:val="17"/>
+              </w:rPr>
+              <w:t>bit0 MEM_SEL_AES · bit1 PLL_ENABLE · bits[3:2] PLL_DIV_SEL</w:t>
+            </w:r>
+          </w:p>
+        </w:tc>
+      </w:tr>
+      <w:tr>
+        <w:trPr>
+          <w:cantSplit/>
+          <w:jc w:val="center"/>
+        </w:trPr>
+        <w:tc>
+          <w:tcPr>
+            <w:tcW w:w="2799" w:type="dxa"/>
+            <w:tcMar>
+              <w:top w:w="80" w:type="dxa"/>
+              <w:left w:w="90" w:type="dxa"/>
+              <w:bottom w:w="80" w:type="dxa"/>
+              <w:right w:w="90" w:type="dxa"/>
+            </w:tcMar>
+            <w:vAlign w:val="center"/>
+          </w:tcPr>
+          <w:p>
+            <w:pPr>
+              <w:spacing w:after="0"/>
+              <w:jc w:val="left"/>
+            </w:pPr>
+            <w:r>
+              <w:rPr>
+                <w:b/>
+                <w:sz w:val="17"/>
+              </w:rPr>
+              <w:t>SYSTEM_STATUS</w:t>
+            </w:r>
+          </w:p>
+        </w:tc>
+        <w:tc>
+          <w:tcPr>
+            <w:tcW w:w="1658" w:type="dxa"/>
+            <w:tcMar>
+              <w:top w:w="80" w:type="dxa"/>
+              <w:left w:w="90" w:type="dxa"/>
+              <w:bottom w:w="80" w:type="dxa"/>
+              <w:right w:w="90" w:type="dxa"/>
+            </w:tcMar>
+            <w:vAlign w:val="center"/>
+          </w:tcPr>
+          <w:p>
+            <w:pPr>
+              <w:spacing w:after="0"/>
+              <w:jc w:val="left"/>
+            </w:pPr>
+            <w:r>
+              <w:rPr>
+                <w:sz w:val="17"/>
+              </w:rPr>
+              <w:t>0x0F</w:t>
+            </w:r>
+          </w:p>
+        </w:tc>
+        <w:tc>
+          <w:tcPr>
+            <w:tcW w:w="5909" w:type="dxa"/>
+            <w:tcMar>
+              <w:top w:w="80" w:type="dxa"/>
+              <w:left w:w="90" w:type="dxa"/>
+              <w:bottom w:w="80" w:type="dxa"/>
+              <w:right w:w="90" w:type="dxa"/>
+            </w:tcMar>
+            <w:vAlign w:val="center"/>
+          </w:tcPr>
+          <w:p>
+            <w:pPr>
+              <w:spacing w:after="0"/>
+              <w:jc w:val="left"/>
+            </w:pPr>
+            <w:r>
+              <w:rPr>
+                <w:sz w:val="17"/>
+              </w:rPr>
+              <w:t>bit0 PLL_LOCKED</w:t>
+            </w:r>
+          </w:p>
+        </w:tc>
+      </w:tr>
+    </w:tbl>
+    <w:p>
+      <w:pPr>
+        <w:pStyle w:val="Heading3"/>
+        <w:spacing w:before="240"/>
+      </w:pPr>
+      <w:r>
+        <w:t>DITL-01 – Bring-up completo (dia normal)</w:t>
+      </w:r>
+    </w:p>
+    <w:p>
+      <w:pPr>
+        <w:spacing w:after="100" w:line="252" w:lineRule="auto"/>
+        <w:jc w:val="left"/>
+      </w:pPr>
+      <w:r>
+        <w:rPr>
+          <w:sz w:val="20"/>
+        </w:rPr>
+        <w:t>Objetivo: provar que o fluxo oficial do Block Guide (§9) funciona de ponta a ponta. Features: F01–F09. Teste planejado: T-AES-E2E (Dez/26). Exemplo: vetor do FIPS-197 apêndice C.1 (o mesmo do TB do instrutor): chave 000102030405060708090A0B0C0D0E0F, texto 00112233445566778899AABBCCDDEEFF, ECB, cifrar.</w:t>
+      </w:r>
+    </w:p>
+    <w:tbl>
+      <w:tblPr>
+        <w:tblW w:w="0" w:type="auto"/>
+        <w:jc w:val="center"/>
+        <w:tblBorders>
+          <w:top w:val="single" w:sz="6" w:space="0" w:color="B7C9E2"/>
+          <w:left w:val="single" w:sz="6" w:space="0" w:color="B7C9E2"/>
+          <w:bottom w:val="single" w:sz="6" w:space="0" w:color="B7C9E2"/>
+          <w:right w:val="single" w:sz="6" w:space="0" w:color="B7C9E2"/>
+          <w:insideH w:val="single" w:sz="6" w:space="0" w:color="B7C9E2"/>
+          <w:insideV w:val="single" w:sz="6" w:space="0" w:color="B7C9E2"/>
+        </w:tblBorders>
+        <w:tblLayout w:type="fixed"/>
+        <w:tblLook w:val="04A0" w:firstRow="1" w:lastRow="0" w:firstColumn="1" w:lastColumn="0" w:noHBand="0" w:noVBand="1"/>
+      </w:tblPr>
+      <w:tblGrid>
+        <w:gridCol w:w="622"/>
+        <w:gridCol w:w="2280"/>
+        <w:gridCol w:w="2799"/>
+        <w:gridCol w:w="2799"/>
+        <w:gridCol w:w="1866"/>
+      </w:tblGrid>
+      <w:tr>
+        <w:trPr>
+          <w:cantSplit/>
+          <w:tblHeader/>
+          <w:jc w:val="center"/>
+        </w:trPr>
+        <w:tc>
+          <w:tcPr>
+            <w:tcW w:w="622" w:type="dxa"/>
+            <w:shd w:val="clear" w:color="auto" w:fill="2E5B88"/>
+            <w:tcMar>
+              <w:top w:w="80" w:type="dxa"/>
+              <w:left w:w="90" w:type="dxa"/>
+              <w:bottom w:w="80" w:type="dxa"/>
+              <w:right w:w="90" w:type="dxa"/>
+            </w:tcMar>
+            <w:vAlign w:val="center"/>
+          </w:tcPr>
+          <w:p>
+            <w:pPr>
+              <w:spacing w:after="0"/>
+            </w:pPr>
+            <w:r>
+              <w:rPr>
+                <w:b/>
+                <w:color w:val="FFFFFF"/>
+                <w:sz w:val="15"/>
+              </w:rPr>
+              <w:t>#</w:t>
+            </w:r>
+          </w:p>
+        </w:tc>
+        <w:tc>
+          <w:tcPr>
+            <w:tcW w:w="2280" w:type="dxa"/>
+            <w:shd w:val="clear" w:color="auto" w:fill="2E5B88"/>
+            <w:tcMar>
+              <w:top w:w="80" w:type="dxa"/>
+              <w:left w:w="90" w:type="dxa"/>
+              <w:bottom w:w="80" w:type="dxa"/>
+              <w:right w:w="90" w:type="dxa"/>
+            </w:tcMar>
+            <w:vAlign w:val="center"/>
+          </w:tcPr>
+          <w:p>
+            <w:pPr>
+              <w:spacing w:after="0"/>
+            </w:pPr>
+            <w:r>
+              <w:rPr>
+                <w:b/>
+                <w:color w:val="FFFFFF"/>
+                <w:sz w:val="15"/>
+              </w:rPr>
+              <w:t>Ação</w:t>
+            </w:r>
+          </w:p>
+        </w:tc>
+        <w:tc>
+          <w:tcPr>
+            <w:tcW w:w="2799" w:type="dxa"/>
+            <w:shd w:val="clear" w:color="auto" w:fill="2E5B88"/>
+            <w:tcMar>
+              <w:top w:w="80" w:type="dxa"/>
+              <w:left w:w="90" w:type="dxa"/>
+              <w:bottom w:w="80" w:type="dxa"/>
+              <w:right w:w="90" w:type="dxa"/>
+            </w:tcMar>
+            <w:vAlign w:val="center"/>
+          </w:tcPr>
+          <w:p>
+            <w:pPr>
+              <w:spacing w:after="0"/>
+            </w:pPr>
+            <w:r>
+              <w:rPr>
+                <w:b/>
+                <w:color w:val="FFFFFF"/>
+                <w:sz w:val="15"/>
+              </w:rPr>
+              <w:t>Interface / valor</w:t>
+            </w:r>
+          </w:p>
+        </w:tc>
+        <w:tc>
+          <w:tcPr>
+            <w:tcW w:w="2799" w:type="dxa"/>
+            <w:shd w:val="clear" w:color="auto" w:fill="2E5B88"/>
+            <w:tcMar>
+              <w:top w:w="80" w:type="dxa"/>
+              <w:left w:w="90" w:type="dxa"/>
+              <w:bottom w:w="80" w:type="dxa"/>
+              <w:right w:w="90" w:type="dxa"/>
+            </w:tcMar>
+            <w:vAlign w:val="center"/>
+          </w:tcPr>
+          <w:p>
+            <w:pPr>
+              <w:spacing w:after="0"/>
+            </w:pPr>
+            <w:r>
+              <w:rPr>
+                <w:b/>
+                <w:color w:val="FFFFFF"/>
+                <w:sz w:val="15"/>
+              </w:rPr>
+              <w:t>Resultado esperado</w:t>
+            </w:r>
+          </w:p>
+        </w:tc>
+        <w:tc>
+          <w:tcPr>
+            <w:tcW w:w="1866" w:type="dxa"/>
+            <w:shd w:val="clear" w:color="auto" w:fill="2E5B88"/>
+            <w:tcMar>
+              <w:top w:w="80" w:type="dxa"/>
+              <w:left w:w="90" w:type="dxa"/>
+              <w:bottom w:w="80" w:type="dxa"/>
+              <w:right w:w="90" w:type="dxa"/>
+            </w:tcMar>
+            <w:vAlign w:val="center"/>
+          </w:tcPr>
+          <w:p>
+            <w:pPr>
+              <w:spacing w:after="0"/>
+            </w:pPr>
+            <w:r>
+              <w:rPr>
+                <w:b/>
+                <w:color w:val="FFFFFF"/>
+                <w:sz w:val="15"/>
+              </w:rPr>
+              <w:t>O que checar</w:t>
+            </w:r>
+          </w:p>
+        </w:tc>
+      </w:tr>
+      <w:tr>
+        <w:trPr>
+          <w:cantSplit/>
+          <w:jc w:val="center"/>
+        </w:trPr>
+        <w:tc>
+          <w:tcPr>
+            <w:tcW w:w="622" w:type="dxa"/>
+            <w:tcMar>
+              <w:top w:w="80" w:type="dxa"/>
+              <w:left w:w="90" w:type="dxa"/>
+              <w:bottom w:w="80" w:type="dxa"/>
+              <w:right w:w="90" w:type="dxa"/>
+            </w:tcMar>
+            <w:vAlign w:val="center"/>
+          </w:tcPr>
+          <w:p>
+            <w:pPr>
+              <w:spacing w:after="0"/>
+              <w:jc w:val="left"/>
+            </w:pPr>
+            <w:r>
+              <w:rPr>
+                <w:b/>
+                <w:sz w:val="15"/>
+              </w:rPr>
+              <w:t>1</w:t>
+            </w:r>
+          </w:p>
+        </w:tc>
+        <w:tc>
+          <w:tcPr>
+            <w:tcW w:w="2280" w:type="dxa"/>
+            <w:tcMar>
+              <w:top w:w="80" w:type="dxa"/>
+              <w:left w:w="90" w:type="dxa"/>
+              <w:bottom w:w="80" w:type="dxa"/>
+              <w:right w:w="90" w:type="dxa"/>
+            </w:tcMar>
+            <w:vAlign w:val="center"/>
+          </w:tcPr>
+          <w:p>
+            <w:pPr>
+              <w:spacing w:after="0"/>
+              <w:jc w:val="left"/>
+            </w:pPr>
+            <w:r>
+              <w:rPr>
+                <w:sz w:val="15"/>
+              </w:rPr>
+              <w:t>Reset</w:t>
+            </w:r>
+          </w:p>
+        </w:tc>
+        <w:tc>
+          <w:tcPr>
+            <w:tcW w:w="2799" w:type="dxa"/>
+            <w:tcMar>
+              <w:top w:w="80" w:type="dxa"/>
+              <w:left w:w="90" w:type="dxa"/>
+              <w:bottom w:w="80" w:type="dxa"/>
+              <w:right w:w="90" w:type="dxa"/>
+            </w:tcMar>
+            <w:vAlign w:val="center"/>
+          </w:tcPr>
+          <w:p>
+            <w:pPr>
+              <w:spacing w:after="0"/>
+              <w:jc w:val="left"/>
+            </w:pPr>
+            <w:r>
+              <w:rPr>
+                <w:sz w:val="15"/>
+              </w:rPr>
+              <w:t>rst_n 1→0→1</w:t>
+            </w:r>
+          </w:p>
+        </w:tc>
+        <w:tc>
+          <w:tcPr>
+            <w:tcW w:w="2799" w:type="dxa"/>
+            <w:tcMar>
+              <w:top w:w="80" w:type="dxa"/>
+              <w:left w:w="90" w:type="dxa"/>
+              <w:bottom w:w="80" w:type="dxa"/>
+              <w:right w:w="90" w:type="dxa"/>
+            </w:tcMar>
+            <w:vAlign w:val="center"/>
+          </w:tcPr>
+          <w:p>
+            <w:pPr>
+              <w:spacing w:after="0"/>
+              <w:jc w:val="left"/>
+            </w:pPr>
+            <w:r>
+              <w:rPr>
+                <w:sz w:val="15"/>
+              </w:rPr>
+              <w:t>Estado inicial</w:t>
+            </w:r>
+          </w:p>
+        </w:tc>
+        <w:tc>
+          <w:tcPr>
+            <w:tcW w:w="1866" w:type="dxa"/>
+            <w:tcMar>
+              <w:top w:w="80" w:type="dxa"/>
+              <w:left w:w="90" w:type="dxa"/>
+              <w:bottom w:w="80" w:type="dxa"/>
+              <w:right w:w="90" w:type="dxa"/>
+            </w:tcMar>
+            <w:vAlign w:val="center"/>
+          </w:tcPr>
+          <w:p>
+            <w:pPr>
+              <w:spacing w:after="0"/>
+              <w:jc w:val="left"/>
+            </w:pPr>
+            <w:r>
+              <w:rPr>
+                <w:sz w:val="15"/>
+              </w:rPr>
+              <w:t>Valores de reset (F01)</w:t>
+            </w:r>
+          </w:p>
+        </w:tc>
+      </w:tr>
+      <w:tr>
+        <w:trPr>
+          <w:cantSplit/>
+          <w:jc w:val="center"/>
+        </w:trPr>
+        <w:tc>
+          <w:tcPr>
+            <w:tcW w:w="622" w:type="dxa"/>
+            <w:tcMar>
+              <w:top w:w="80" w:type="dxa"/>
+              <w:left w:w="90" w:type="dxa"/>
+              <w:bottom w:w="80" w:type="dxa"/>
+              <w:right w:w="90" w:type="dxa"/>
+            </w:tcMar>
+            <w:vAlign w:val="center"/>
+          </w:tcPr>
+          <w:p>
+            <w:pPr>
+              <w:spacing w:after="0"/>
+              <w:jc w:val="left"/>
+            </w:pPr>
+            <w:r>
+              <w:rPr>
+                <w:b/>
+                <w:sz w:val="15"/>
+              </w:rPr>
+              <w:t>2</w:t>
+            </w:r>
+          </w:p>
+        </w:tc>
+        <w:tc>
+          <w:tcPr>
+            <w:tcW w:w="2280" w:type="dxa"/>
+            <w:tcMar>
+              <w:top w:w="80" w:type="dxa"/>
+              <w:left w:w="90" w:type="dxa"/>
+              <w:bottom w:w="80" w:type="dxa"/>
+              <w:right w:w="90" w:type="dxa"/>
+            </w:tcMar>
+            <w:vAlign w:val="center"/>
+          </w:tcPr>
+          <w:p>
+            <w:pPr>
+              <w:spacing w:after="0"/>
+              <w:jc w:val="left"/>
+            </w:pPr>
+            <w:r>
+              <w:rPr>
+                <w:sz w:val="15"/>
+              </w:rPr>
+              <w:t>Ler VERSION</w:t>
+            </w:r>
+          </w:p>
+        </w:tc>
+        <w:tc>
+          <w:tcPr>
+            <w:tcW w:w="2799" w:type="dxa"/>
+            <w:tcMar>
+              <w:top w:w="80" w:type="dxa"/>
+              <w:left w:w="90" w:type="dxa"/>
+              <w:bottom w:w="80" w:type="dxa"/>
+              <w:right w:w="90" w:type="dxa"/>
+            </w:tcMar>
+            <w:vAlign w:val="center"/>
+          </w:tcPr>
+          <w:p>
+            <w:pPr>
+              <w:spacing w:after="0"/>
+              <w:jc w:val="left"/>
+            </w:pPr>
+            <w:r>
+              <w:rPr>
+                <w:sz w:val="15"/>
+              </w:rPr>
+              <w:t>SPI read 0x0D</w:t>
+            </w:r>
+          </w:p>
+        </w:tc>
+        <w:tc>
+          <w:tcPr>
+            <w:tcW w:w="2799" w:type="dxa"/>
+            <w:tcMar>
+              <w:top w:w="80" w:type="dxa"/>
+              <w:left w:w="90" w:type="dxa"/>
+              <w:bottom w:w="80" w:type="dxa"/>
+              <w:right w:w="90" w:type="dxa"/>
+            </w:tcMar>
+            <w:vAlign w:val="center"/>
+          </w:tcPr>
+          <w:p>
+            <w:pPr>
+              <w:spacing w:after="0"/>
+              <w:jc w:val="left"/>
+            </w:pPr>
+            <w:r>
+              <w:rPr>
+                <w:sz w:val="15"/>
+              </w:rPr>
+              <w:t>0x00010100 com o PLL desligado</w:t>
+            </w:r>
+          </w:p>
+        </w:tc>
+        <w:tc>
+          <w:tcPr>
+            <w:tcW w:w="1866" w:type="dxa"/>
+            <w:tcMar>
+              <w:top w:w="80" w:type="dxa"/>
+              <w:left w:w="90" w:type="dxa"/>
+              <w:bottom w:w="80" w:type="dxa"/>
+              <w:right w:w="90" w:type="dxa"/>
+            </w:tcMar>
+            <w:vAlign w:val="center"/>
+          </w:tcPr>
+          <w:p>
+            <w:pPr>
+              <w:spacing w:after="0"/>
+              <w:jc w:val="left"/>
+            </w:pPr>
+            <w:r>
+              <w:rPr>
+                <w:sz w:val="15"/>
+              </w:rPr>
+              <w:t>SPI roda no clock always-on (BG §2.2)</w:t>
+            </w:r>
+          </w:p>
+        </w:tc>
+      </w:tr>
+      <w:tr>
+        <w:trPr>
+          <w:cantSplit/>
+          <w:jc w:val="center"/>
+        </w:trPr>
+        <w:tc>
+          <w:tcPr>
+            <w:tcW w:w="622" w:type="dxa"/>
+            <w:tcMar>
+              <w:top w:w="80" w:type="dxa"/>
+              <w:left w:w="90" w:type="dxa"/>
+              <w:bottom w:w="80" w:type="dxa"/>
+              <w:right w:w="90" w:type="dxa"/>
+            </w:tcMar>
+            <w:vAlign w:val="center"/>
+          </w:tcPr>
+          <w:p>
+            <w:pPr>
+              <w:spacing w:after="0"/>
+              <w:jc w:val="left"/>
+            </w:pPr>
+            <w:r>
+              <w:rPr>
+                <w:b/>
+                <w:sz w:val="15"/>
+              </w:rPr>
+              <w:t>3</w:t>
+            </w:r>
+          </w:p>
+        </w:tc>
+        <w:tc>
+          <w:tcPr>
+            <w:tcW w:w="2280" w:type="dxa"/>
+            <w:tcMar>
+              <w:top w:w="80" w:type="dxa"/>
+              <w:left w:w="90" w:type="dxa"/>
+              <w:bottom w:w="80" w:type="dxa"/>
+              <w:right w:w="90" w:type="dxa"/>
+            </w:tcMar>
+            <w:vAlign w:val="center"/>
+          </w:tcPr>
+          <w:p>
+            <w:pPr>
+              <w:spacing w:after="0"/>
+              <w:jc w:val="left"/>
+            </w:pPr>
+            <w:r>
+              <w:rPr>
+                <w:sz w:val="15"/>
+              </w:rPr>
+              <w:t>Ler SYSTEM_CONTROL e SYSTEM_STATUS</w:t>
+            </w:r>
+          </w:p>
+        </w:tc>
+        <w:tc>
+          <w:tcPr>
+            <w:tcW w:w="2799" w:type="dxa"/>
+            <w:tcMar>
+              <w:top w:w="80" w:type="dxa"/>
+              <w:left w:w="90" w:type="dxa"/>
+              <w:bottom w:w="80" w:type="dxa"/>
+              <w:right w:w="90" w:type="dxa"/>
+            </w:tcMar>
+            <w:vAlign w:val="center"/>
+          </w:tcPr>
+          <w:p>
+            <w:pPr>
+              <w:spacing w:after="0"/>
+              <w:jc w:val="left"/>
+            </w:pPr>
+            <w:r>
+              <w:rPr>
+                <w:sz w:val="15"/>
+              </w:rPr>
+              <w:t>SPI read 0x0E, 0x0F</w:t>
+            </w:r>
+          </w:p>
+        </w:tc>
+        <w:tc>
+          <w:tcPr>
+            <w:tcW w:w="2799" w:type="dxa"/>
+            <w:tcMar>
+              <w:top w:w="80" w:type="dxa"/>
+              <w:left w:w="90" w:type="dxa"/>
+              <w:bottom w:w="80" w:type="dxa"/>
+              <w:right w:w="90" w:type="dxa"/>
+            </w:tcMar>
+            <w:vAlign w:val="center"/>
+          </w:tcPr>
+          <w:p>
+            <w:pPr>
+              <w:spacing w:after="0"/>
+              <w:jc w:val="left"/>
+            </w:pPr>
+            <w:r>
+              <w:rPr>
+                <w:sz w:val="15"/>
+              </w:rPr>
+              <w:t>0x0000000C e 0x0</w:t>
+            </w:r>
+          </w:p>
+        </w:tc>
+        <w:tc>
+          <w:tcPr>
+            <w:tcW w:w="1866" w:type="dxa"/>
+            <w:tcMar>
+              <w:top w:w="80" w:type="dxa"/>
+              <w:left w:w="90" w:type="dxa"/>
+              <w:bottom w:w="80" w:type="dxa"/>
+              <w:right w:w="90" w:type="dxa"/>
+            </w:tcMar>
+            <w:vAlign w:val="center"/>
+          </w:tcPr>
+          <w:p>
+            <w:pPr>
+              <w:spacing w:after="0"/>
+              <w:jc w:val="left"/>
+            </w:pPr>
+            <w:r>
+              <w:rPr>
+                <w:sz w:val="15"/>
+              </w:rPr>
+              <w:t>Reset correto; PLL destravado</w:t>
+            </w:r>
+          </w:p>
+        </w:tc>
+      </w:tr>
+      <w:tr>
+        <w:trPr>
+          <w:cantSplit/>
+          <w:jc w:val="center"/>
+        </w:trPr>
+        <w:tc>
+          <w:tcPr>
+            <w:tcW w:w="622" w:type="dxa"/>
+            <w:tcMar>
+              <w:top w:w="80" w:type="dxa"/>
+              <w:left w:w="90" w:type="dxa"/>
+              <w:bottom w:w="80" w:type="dxa"/>
+              <w:right w:w="90" w:type="dxa"/>
+            </w:tcMar>
+            <w:vAlign w:val="center"/>
+          </w:tcPr>
+          <w:p>
+            <w:pPr>
+              <w:spacing w:after="0"/>
+              <w:jc w:val="left"/>
+            </w:pPr>
+            <w:r>
+              <w:rPr>
+                <w:b/>
+                <w:sz w:val="15"/>
+              </w:rPr>
+              <w:t>4</w:t>
+            </w:r>
+          </w:p>
+        </w:tc>
+        <w:tc>
+          <w:tcPr>
+            <w:tcW w:w="2280" w:type="dxa"/>
+            <w:tcMar>
+              <w:top w:w="80" w:type="dxa"/>
+              <w:left w:w="90" w:type="dxa"/>
+              <w:bottom w:w="80" w:type="dxa"/>
+              <w:right w:w="90" w:type="dxa"/>
+            </w:tcMar>
+            <w:vAlign w:val="center"/>
+          </w:tcPr>
+          <w:p>
+            <w:pPr>
+              <w:spacing w:after="0"/>
+              <w:jc w:val="left"/>
+            </w:pPr>
+            <w:r>
+              <w:rPr>
+                <w:sz w:val="15"/>
+              </w:rPr>
+              <w:t>Gravar o bloco na memória</w:t>
+            </w:r>
+          </w:p>
+        </w:tc>
+        <w:tc>
+          <w:tcPr>
+            <w:tcW w:w="2799" w:type="dxa"/>
+            <w:tcMar>
+              <w:top w:w="80" w:type="dxa"/>
+              <w:left w:w="90" w:type="dxa"/>
+              <w:bottom w:w="80" w:type="dxa"/>
+              <w:right w:w="90" w:type="dxa"/>
+            </w:tcMar>
+            <w:vAlign w:val="center"/>
+          </w:tcPr>
+          <w:p>
+            <w:pPr>
+              <w:spacing w:after="0"/>
+              <w:jc w:val="left"/>
+            </w:pPr>
+            <w:r>
+              <w:rPr>
+                <w:sz w:val="15"/>
+              </w:rPr>
+              <w:t>MEMORY DATA: end. 0..3 ← 00112233, 44556677, 8899AABB, CCDDEEFF</w:t>
+            </w:r>
+          </w:p>
+        </w:tc>
+        <w:tc>
+          <w:tcPr>
+            <w:tcW w:w="2799" w:type="dxa"/>
+            <w:tcMar>
+              <w:top w:w="80" w:type="dxa"/>
+              <w:left w:w="90" w:type="dxa"/>
+              <w:bottom w:w="80" w:type="dxa"/>
+              <w:right w:w="90" w:type="dxa"/>
+            </w:tcMar>
+            <w:vAlign w:val="center"/>
+          </w:tcPr>
+          <w:p>
+            <w:pPr>
+              <w:spacing w:after="0"/>
+              <w:jc w:val="left"/>
+            </w:pPr>
+            <w:r>
+              <w:rPr>
+                <w:sz w:val="15"/>
+              </w:rPr>
+              <w:t>Dados gravados (memória do usuário, SEL=0)</w:t>
+            </w:r>
+          </w:p>
+        </w:tc>
+        <w:tc>
+          <w:tcPr>
+            <w:tcW w:w="1866" w:type="dxa"/>
+            <w:tcMar>
+              <w:top w:w="80" w:type="dxa"/>
+              <w:left w:w="90" w:type="dxa"/>
+              <w:bottom w:w="80" w:type="dxa"/>
+              <w:right w:w="90" w:type="dxa"/>
+            </w:tcMar>
+            <w:vAlign w:val="center"/>
+          </w:tcPr>
+          <w:p>
+            <w:pPr>
+              <w:spacing w:after="0"/>
+              <w:jc w:val="left"/>
+            </w:pPr>
+            <w:r>
+              <w:rPr>
+                <w:sz w:val="15"/>
+              </w:rPr>
+              <w:t>Leitura de volta pela MEMORY DATA (F06)</w:t>
+            </w:r>
+          </w:p>
+        </w:tc>
+      </w:tr>
+      <w:tr>
+        <w:trPr>
+          <w:cantSplit/>
+          <w:jc w:val="center"/>
+        </w:trPr>
+        <w:tc>
+          <w:tcPr>
+            <w:tcW w:w="622" w:type="dxa"/>
+            <w:tcMar>
+              <w:top w:w="80" w:type="dxa"/>
+              <w:left w:w="90" w:type="dxa"/>
+              <w:bottom w:w="80" w:type="dxa"/>
+              <w:right w:w="90" w:type="dxa"/>
+            </w:tcMar>
+            <w:vAlign w:val="center"/>
+          </w:tcPr>
+          <w:p>
+            <w:pPr>
+              <w:spacing w:after="0"/>
+              <w:jc w:val="left"/>
+            </w:pPr>
+            <w:r>
+              <w:rPr>
+                <w:b/>
+                <w:sz w:val="15"/>
+              </w:rPr>
+              <w:t>5</w:t>
+            </w:r>
+          </w:p>
+        </w:tc>
+        <w:tc>
+          <w:tcPr>
+            <w:tcW w:w="2280" w:type="dxa"/>
+            <w:tcMar>
+              <w:top w:w="80" w:type="dxa"/>
+              <w:left w:w="90" w:type="dxa"/>
+              <w:bottom w:w="80" w:type="dxa"/>
+              <w:right w:w="90" w:type="dxa"/>
+            </w:tcMar>
+            <w:vAlign w:val="center"/>
+          </w:tcPr>
+          <w:p>
+            <w:pPr>
+              <w:spacing w:after="0"/>
+              <w:jc w:val="left"/>
+            </w:pPr>
+            <w:r>
+              <w:rPr>
+                <w:sz w:val="15"/>
+              </w:rPr>
+              <w:t>Programar a chave</w:t>
+            </w:r>
+          </w:p>
+        </w:tc>
+        <w:tc>
+          <w:tcPr>
+            <w:tcW w:w="2799" w:type="dxa"/>
+            <w:tcMar>
+              <w:top w:w="80" w:type="dxa"/>
+              <w:left w:w="90" w:type="dxa"/>
+              <w:bottom w:w="80" w:type="dxa"/>
+              <w:right w:w="90" w:type="dxa"/>
+            </w:tcMar>
+            <w:vAlign w:val="center"/>
+          </w:tcPr>
+          <w:p>
+            <w:pPr>
+              <w:spacing w:after="0"/>
+              <w:jc w:val="left"/>
+            </w:pPr>
+            <w:r>
+              <w:rPr>
+                <w:sz w:val="15"/>
+              </w:rPr>
+              <w:t>SPI write 0x00..0x03 ← 00010203, 04050607, 08090A0B, 0C0D0E0F</w:t>
+            </w:r>
+          </w:p>
+        </w:tc>
+        <w:tc>
+          <w:tcPr>
+            <w:tcW w:w="2799" w:type="dxa"/>
+            <w:tcMar>
+              <w:top w:w="80" w:type="dxa"/>
+              <w:left w:w="90" w:type="dxa"/>
+              <w:bottom w:w="80" w:type="dxa"/>
+              <w:right w:w="90" w:type="dxa"/>
+            </w:tcMar>
+            <w:vAlign w:val="center"/>
+          </w:tcPr>
+          <w:p>
+            <w:pPr>
+              <w:spacing w:after="0"/>
+              <w:jc w:val="left"/>
+            </w:pPr>
+            <w:r>
+              <w:rPr>
+                <w:sz w:val="15"/>
+              </w:rPr>
+              <w:t>Registradores atualizados</w:t>
+            </w:r>
+          </w:p>
+        </w:tc>
+        <w:tc>
+          <w:tcPr>
+            <w:tcW w:w="1866" w:type="dxa"/>
+            <w:tcMar>
+              <w:top w:w="80" w:type="dxa"/>
+              <w:left w:w="90" w:type="dxa"/>
+              <w:bottom w:w="80" w:type="dxa"/>
+              <w:right w:w="90" w:type="dxa"/>
+            </w:tcMar>
+            <w:vAlign w:val="center"/>
+          </w:tcPr>
+          <w:p>
+            <w:pPr>
+              <w:spacing w:after="0"/>
+              <w:jc w:val="left"/>
+            </w:pPr>
+            <w:r>
+              <w:rPr>
+                <w:sz w:val="15"/>
+              </w:rPr>
+              <w:t>Leitura de volta (F05)</w:t>
+            </w:r>
+          </w:p>
+        </w:tc>
+      </w:tr>
+      <w:tr>
+        <w:trPr>
+          <w:cantSplit/>
+          <w:jc w:val="center"/>
+        </w:trPr>
+        <w:tc>
+          <w:tcPr>
+            <w:tcW w:w="622" w:type="dxa"/>
+            <w:tcMar>
+              <w:top w:w="80" w:type="dxa"/>
+              <w:left w:w="90" w:type="dxa"/>
+              <w:bottom w:w="80" w:type="dxa"/>
+              <w:right w:w="90" w:type="dxa"/>
+            </w:tcMar>
+            <w:vAlign w:val="center"/>
+          </w:tcPr>
+          <w:p>
+            <w:pPr>
+              <w:spacing w:after="0"/>
+              <w:jc w:val="left"/>
+            </w:pPr>
+            <w:r>
+              <w:rPr>
+                <w:b/>
+                <w:sz w:val="15"/>
+              </w:rPr>
+              <w:t>6</w:t>
+            </w:r>
+          </w:p>
+        </w:tc>
+        <w:tc>
+          <w:tcPr>
+            <w:tcW w:w="2280" w:type="dxa"/>
+            <w:tcMar>
+              <w:top w:w="80" w:type="dxa"/>
+              <w:left w:w="90" w:type="dxa"/>
+              <w:bottom w:w="80" w:type="dxa"/>
+              <w:right w:w="90" w:type="dxa"/>
+            </w:tcMar>
+            <w:vAlign w:val="center"/>
+          </w:tcPr>
+          <w:p>
+            <w:pPr>
+              <w:spacing w:after="0"/>
+              <w:jc w:val="left"/>
+            </w:pPr>
+            <w:r>
+              <w:rPr>
+                <w:sz w:val="15"/>
+              </w:rPr>
+              <w:t>Programar IV e COUNTER</w:t>
+            </w:r>
+          </w:p>
+        </w:tc>
+        <w:tc>
+          <w:tcPr>
+            <w:tcW w:w="2799" w:type="dxa"/>
+            <w:tcMar>
+              <w:top w:w="80" w:type="dxa"/>
+              <w:left w:w="90" w:type="dxa"/>
+              <w:bottom w:w="80" w:type="dxa"/>
+              <w:right w:w="90" w:type="dxa"/>
+            </w:tcMar>
+            <w:vAlign w:val="center"/>
+          </w:tcPr>
+          <w:p>
+            <w:pPr>
+              <w:spacing w:after="0"/>
+              <w:jc w:val="left"/>
+            </w:pPr>
+            <w:r>
+              <w:rPr>
+                <w:sz w:val="15"/>
+              </w:rPr>
+              <w:t>SPI write 0x04..0x09</w:t>
+            </w:r>
+          </w:p>
+        </w:tc>
+        <w:tc>
+          <w:tcPr>
+            <w:tcW w:w="2799" w:type="dxa"/>
+            <w:tcMar>
+              <w:top w:w="80" w:type="dxa"/>
+              <w:left w:w="90" w:type="dxa"/>
+              <w:bottom w:w="80" w:type="dxa"/>
+              <w:right w:w="90" w:type="dxa"/>
+            </w:tcMar>
+            <w:vAlign w:val="center"/>
+          </w:tcPr>
+          <w:p>
+            <w:pPr>
+              <w:spacing w:after="0"/>
+              <w:jc w:val="left"/>
+            </w:pPr>
+            <w:r>
+              <w:rPr>
+                <w:sz w:val="15"/>
+              </w:rPr>
+              <w:t>Irrelevante em ECB; previsto no fluxo</w:t>
+            </w:r>
+          </w:p>
+        </w:tc>
+        <w:tc>
+          <w:tcPr>
+            <w:tcW w:w="1866" w:type="dxa"/>
+            <w:tcMar>
+              <w:top w:w="80" w:type="dxa"/>
+              <w:left w:w="90" w:type="dxa"/>
+              <w:bottom w:w="80" w:type="dxa"/>
+              <w:right w:w="90" w:type="dxa"/>
+            </w:tcMar>
+            <w:vAlign w:val="center"/>
+          </w:tcPr>
+          <w:p>
+            <w:pPr>
+              <w:spacing w:after="0"/>
+              <w:jc w:val="left"/>
+            </w:pPr>
+            <w:r>
+              <w:rPr>
+                <w:sz w:val="15"/>
+              </w:rPr>
+              <w:t>—</w:t>
+            </w:r>
+          </w:p>
+        </w:tc>
+      </w:tr>
+      <w:tr>
+        <w:trPr>
+          <w:cantSplit/>
+          <w:jc w:val="center"/>
+        </w:trPr>
+        <w:tc>
+          <w:tcPr>
+            <w:tcW w:w="622" w:type="dxa"/>
+            <w:tcMar>
+              <w:top w:w="80" w:type="dxa"/>
+              <w:left w:w="90" w:type="dxa"/>
+              <w:bottom w:w="80" w:type="dxa"/>
+              <w:right w:w="90" w:type="dxa"/>
+            </w:tcMar>
+            <w:vAlign w:val="center"/>
+          </w:tcPr>
+          <w:p>
+            <w:pPr>
+              <w:spacing w:after="0"/>
+              <w:jc w:val="left"/>
+            </w:pPr>
+            <w:r>
+              <w:rPr>
+                <w:b/>
+                <w:sz w:val="15"/>
+              </w:rPr>
+              <w:t>7</w:t>
+            </w:r>
+          </w:p>
+        </w:tc>
+        <w:tc>
+          <w:tcPr>
+            <w:tcW w:w="2280" w:type="dxa"/>
+            <w:tcMar>
+              <w:top w:w="80" w:type="dxa"/>
+              <w:left w:w="90" w:type="dxa"/>
+              <w:bottom w:w="80" w:type="dxa"/>
+              <w:right w:w="90" w:type="dxa"/>
+            </w:tcMar>
+            <w:vAlign w:val="center"/>
+          </w:tcPr>
+          <w:p>
+            <w:pPr>
+              <w:spacing w:after="0"/>
+              <w:jc w:val="left"/>
+            </w:pPr>
+            <w:r>
+              <w:rPr>
+                <w:sz w:val="15"/>
+              </w:rPr>
+              <w:t>NUM_BLOCKS = 1</w:t>
+            </w:r>
+          </w:p>
+        </w:tc>
+        <w:tc>
+          <w:tcPr>
+            <w:tcW w:w="2799" w:type="dxa"/>
+            <w:tcMar>
+              <w:top w:w="80" w:type="dxa"/>
+              <w:left w:w="90" w:type="dxa"/>
+              <w:bottom w:w="80" w:type="dxa"/>
+              <w:right w:w="90" w:type="dxa"/>
+            </w:tcMar>
+            <w:vAlign w:val="center"/>
+          </w:tcPr>
+          <w:p>
+            <w:pPr>
+              <w:spacing w:after="0"/>
+              <w:jc w:val="left"/>
+            </w:pPr>
+            <w:r>
+              <w:rPr>
+                <w:sz w:val="15"/>
+              </w:rPr>
+              <w:t>SPI write 0x0A ← 1</w:t>
+            </w:r>
+          </w:p>
+        </w:tc>
+        <w:tc>
+          <w:tcPr>
+            <w:tcW w:w="2799" w:type="dxa"/>
+            <w:tcMar>
+              <w:top w:w="80" w:type="dxa"/>
+              <w:left w:w="90" w:type="dxa"/>
+              <w:bottom w:w="80" w:type="dxa"/>
+              <w:right w:w="90" w:type="dxa"/>
+            </w:tcMar>
+            <w:vAlign w:val="center"/>
+          </w:tcPr>
+          <w:p>
+            <w:pPr>
+              <w:spacing w:after="0"/>
+              <w:jc w:val="left"/>
+            </w:pPr>
+            <w:r>
+              <w:rPr>
+                <w:sz w:val="15"/>
+              </w:rPr>
+              <w:t>—</w:t>
+            </w:r>
+          </w:p>
+        </w:tc>
+        <w:tc>
+          <w:tcPr>
+            <w:tcW w:w="1866" w:type="dxa"/>
+            <w:tcMar>
+              <w:top w:w="80" w:type="dxa"/>
+              <w:left w:w="90" w:type="dxa"/>
+              <w:bottom w:w="80" w:type="dxa"/>
+              <w:right w:w="90" w:type="dxa"/>
+            </w:tcMar>
+            <w:vAlign w:val="center"/>
+          </w:tcPr>
+          <w:p>
+            <w:pPr>
+              <w:spacing w:after="0"/>
+              <w:jc w:val="left"/>
+            </w:pPr>
+            <w:r>
+              <w:rPr>
+                <w:sz w:val="15"/>
+              </w:rPr>
+              <w:t>—</w:t>
+            </w:r>
+          </w:p>
+        </w:tc>
+      </w:tr>
+      <w:tr>
+        <w:trPr>
+          <w:cantSplit/>
+          <w:jc w:val="center"/>
+        </w:trPr>
+        <w:tc>
+          <w:tcPr>
+            <w:tcW w:w="622" w:type="dxa"/>
+            <w:tcMar>
+              <w:top w:w="80" w:type="dxa"/>
+              <w:left w:w="90" w:type="dxa"/>
+              <w:bottom w:w="80" w:type="dxa"/>
+              <w:right w:w="90" w:type="dxa"/>
+            </w:tcMar>
+            <w:vAlign w:val="center"/>
+          </w:tcPr>
+          <w:p>
+            <w:pPr>
+              <w:spacing w:after="0"/>
+              <w:jc w:val="left"/>
+            </w:pPr>
+            <w:r>
+              <w:rPr>
+                <w:b/>
+                <w:sz w:val="15"/>
+              </w:rPr>
+              <w:t>8</w:t>
+            </w:r>
+          </w:p>
+        </w:tc>
+        <w:tc>
+          <w:tcPr>
+            <w:tcW w:w="2280" w:type="dxa"/>
+            <w:tcMar>
+              <w:top w:w="80" w:type="dxa"/>
+              <w:left w:w="90" w:type="dxa"/>
+              <w:bottom w:w="80" w:type="dxa"/>
+              <w:right w:w="90" w:type="dxa"/>
+            </w:tcMar>
+            <w:vAlign w:val="center"/>
+          </w:tcPr>
+          <w:p>
+            <w:pPr>
+              <w:spacing w:after="0"/>
+              <w:jc w:val="left"/>
+            </w:pPr>
+            <w:r>
+              <w:rPr>
+                <w:sz w:val="15"/>
+              </w:rPr>
+              <w:t>ECB, cifrar, sem START</w:t>
+            </w:r>
+          </w:p>
+        </w:tc>
+        <w:tc>
+          <w:tcPr>
+            <w:tcW w:w="2799" w:type="dxa"/>
+            <w:tcMar>
+              <w:top w:w="80" w:type="dxa"/>
+              <w:left w:w="90" w:type="dxa"/>
+              <w:bottom w:w="80" w:type="dxa"/>
+              <w:right w:w="90" w:type="dxa"/>
+            </w:tcMar>
+            <w:vAlign w:val="center"/>
+          </w:tcPr>
+          <w:p>
+            <w:pPr>
+              <w:spacing w:after="0"/>
+              <w:jc w:val="left"/>
+            </w:pPr>
+            <w:r>
+              <w:rPr>
+                <w:sz w:val="15"/>
+              </w:rPr>
+              <w:t>SPI write 0x0B ← 0x00</w:t>
+            </w:r>
+          </w:p>
+        </w:tc>
+        <w:tc>
+          <w:tcPr>
+            <w:tcW w:w="2799" w:type="dxa"/>
+            <w:tcMar>
+              <w:top w:w="80" w:type="dxa"/>
+              <w:left w:w="90" w:type="dxa"/>
+              <w:bottom w:w="80" w:type="dxa"/>
+              <w:right w:w="90" w:type="dxa"/>
+            </w:tcMar>
+            <w:vAlign w:val="center"/>
+          </w:tcPr>
+          <w:p>
+            <w:pPr>
+              <w:spacing w:after="0"/>
+              <w:jc w:val="left"/>
+            </w:pPr>
+            <w:r>
+              <w:rPr>
+                <w:sz w:val="15"/>
+              </w:rPr>
+              <w:t>Nada é processado</w:t>
+            </w:r>
+          </w:p>
+        </w:tc>
+        <w:tc>
+          <w:tcPr>
+            <w:tcW w:w="1866" w:type="dxa"/>
+            <w:tcMar>
+              <w:top w:w="80" w:type="dxa"/>
+              <w:left w:w="90" w:type="dxa"/>
+              <w:bottom w:w="80" w:type="dxa"/>
+              <w:right w:w="90" w:type="dxa"/>
+            </w:tcMar>
+            <w:vAlign w:val="center"/>
+          </w:tcPr>
+          <w:p>
+            <w:pPr>
+              <w:spacing w:after="0"/>
+              <w:jc w:val="left"/>
+            </w:pPr>
+            <w:r>
+              <w:rPr>
+                <w:sz w:val="15"/>
+              </w:rPr>
+              <w:t>—</w:t>
+            </w:r>
+          </w:p>
+        </w:tc>
+      </w:tr>
+      <w:tr>
+        <w:trPr>
+          <w:cantSplit/>
+          <w:jc w:val="center"/>
+        </w:trPr>
+        <w:tc>
+          <w:tcPr>
+            <w:tcW w:w="622" w:type="dxa"/>
+            <w:tcMar>
+              <w:top w:w="80" w:type="dxa"/>
+              <w:left w:w="90" w:type="dxa"/>
+              <w:bottom w:w="80" w:type="dxa"/>
+              <w:right w:w="90" w:type="dxa"/>
+            </w:tcMar>
+            <w:vAlign w:val="center"/>
+          </w:tcPr>
+          <w:p>
+            <w:pPr>
+              <w:spacing w:after="0"/>
+              <w:jc w:val="left"/>
+            </w:pPr>
+            <w:r>
+              <w:rPr>
+                <w:b/>
+                <w:sz w:val="15"/>
+              </w:rPr>
+              <w:t>9</w:t>
+            </w:r>
+          </w:p>
+        </w:tc>
+        <w:tc>
+          <w:tcPr>
+            <w:tcW w:w="2280" w:type="dxa"/>
+            <w:tcMar>
+              <w:top w:w="80" w:type="dxa"/>
+              <w:left w:w="90" w:type="dxa"/>
+              <w:bottom w:w="80" w:type="dxa"/>
+              <w:right w:w="90" w:type="dxa"/>
+            </w:tcMar>
+            <w:vAlign w:val="center"/>
+          </w:tcPr>
+          <w:p>
+            <w:pPr>
+              <w:spacing w:after="0"/>
+              <w:jc w:val="left"/>
+            </w:pPr>
+            <w:r>
+              <w:rPr>
+                <w:sz w:val="15"/>
+              </w:rPr>
+              <w:t>Ligar o PLL em /8</w:t>
+            </w:r>
+          </w:p>
+        </w:tc>
+        <w:tc>
+          <w:tcPr>
+            <w:tcW w:w="2799" w:type="dxa"/>
+            <w:tcMar>
+              <w:top w:w="80" w:type="dxa"/>
+              <w:left w:w="90" w:type="dxa"/>
+              <w:bottom w:w="80" w:type="dxa"/>
+              <w:right w:w="90" w:type="dxa"/>
+            </w:tcMar>
+            <w:vAlign w:val="center"/>
+          </w:tcPr>
+          <w:p>
+            <w:pPr>
+              <w:spacing w:after="0"/>
+              <w:jc w:val="left"/>
+            </w:pPr>
+            <w:r>
+              <w:rPr>
+                <w:sz w:val="15"/>
+              </w:rPr>
+              <w:t>SPI write 0x0E ← 0x0E</w:t>
+            </w:r>
+          </w:p>
+        </w:tc>
+        <w:tc>
+          <w:tcPr>
+            <w:tcW w:w="2799" w:type="dxa"/>
+            <w:tcMar>
+              <w:top w:w="80" w:type="dxa"/>
+              <w:left w:w="90" w:type="dxa"/>
+              <w:bottom w:w="80" w:type="dxa"/>
+              <w:right w:w="90" w:type="dxa"/>
+            </w:tcMar>
+            <w:vAlign w:val="center"/>
+          </w:tcPr>
+          <w:p>
+            <w:pPr>
+              <w:spacing w:after="0"/>
+              <w:jc w:val="left"/>
+            </w:pPr>
+            <w:r>
+              <w:rPr>
+                <w:sz w:val="15"/>
+              </w:rPr>
+              <w:t>PLL em aquisição</w:t>
+            </w:r>
+          </w:p>
+        </w:tc>
+        <w:tc>
+          <w:tcPr>
+            <w:tcW w:w="1866" w:type="dxa"/>
+            <w:tcMar>
+              <w:top w:w="80" w:type="dxa"/>
+              <w:left w:w="90" w:type="dxa"/>
+              <w:bottom w:w="80" w:type="dxa"/>
+              <w:right w:w="90" w:type="dxa"/>
+            </w:tcMar>
+            <w:vAlign w:val="center"/>
+          </w:tcPr>
+          <w:p>
+            <w:pPr>
+              <w:spacing w:after="0"/>
+              <w:jc w:val="left"/>
+            </w:pPr>
+            <w:r>
+              <w:rPr>
+                <w:sz w:val="15"/>
+              </w:rPr>
+              <w:t>—</w:t>
+            </w:r>
+          </w:p>
+        </w:tc>
+      </w:tr>
+      <w:tr>
+        <w:trPr>
+          <w:cantSplit/>
+          <w:jc w:val="center"/>
+        </w:trPr>
+        <w:tc>
+          <w:tcPr>
+            <w:tcW w:w="622" w:type="dxa"/>
+            <w:tcMar>
+              <w:top w:w="80" w:type="dxa"/>
+              <w:left w:w="90" w:type="dxa"/>
+              <w:bottom w:w="80" w:type="dxa"/>
+              <w:right w:w="90" w:type="dxa"/>
+            </w:tcMar>
+            <w:vAlign w:val="center"/>
+          </w:tcPr>
+          <w:p>
+            <w:pPr>
+              <w:spacing w:after="0"/>
+              <w:jc w:val="left"/>
+            </w:pPr>
+            <w:r>
+              <w:rPr>
+                <w:b/>
+                <w:sz w:val="15"/>
+              </w:rPr>
+              <w:t>10</w:t>
+            </w:r>
+          </w:p>
+        </w:tc>
+        <w:tc>
+          <w:tcPr>
+            <w:tcW w:w="2280" w:type="dxa"/>
+            <w:tcMar>
+              <w:top w:w="80" w:type="dxa"/>
+              <w:left w:w="90" w:type="dxa"/>
+              <w:bottom w:w="80" w:type="dxa"/>
+              <w:right w:w="90" w:type="dxa"/>
+            </w:tcMar>
+            <w:vAlign w:val="center"/>
+          </w:tcPr>
+          <w:p>
+            <w:pPr>
+              <w:spacing w:after="0"/>
+              <w:jc w:val="left"/>
+            </w:pPr>
+            <w:r>
+              <w:rPr>
+                <w:sz w:val="15"/>
+              </w:rPr>
+              <w:t>Polling do lock</w:t>
+            </w:r>
+          </w:p>
+        </w:tc>
+        <w:tc>
+          <w:tcPr>
+            <w:tcW w:w="2799" w:type="dxa"/>
+            <w:tcMar>
+              <w:top w:w="80" w:type="dxa"/>
+              <w:left w:w="90" w:type="dxa"/>
+              <w:bottom w:w="80" w:type="dxa"/>
+              <w:right w:w="90" w:type="dxa"/>
+            </w:tcMar>
+            <w:vAlign w:val="center"/>
+          </w:tcPr>
+          <w:p>
+            <w:pPr>
+              <w:spacing w:after="0"/>
+              <w:jc w:val="left"/>
+            </w:pPr>
+            <w:r>
+              <w:rPr>
+                <w:sz w:val="15"/>
+              </w:rPr>
+              <w:t>SPI read 0x0F até bit0 = 1</w:t>
+            </w:r>
+          </w:p>
+        </w:tc>
+        <w:tc>
+          <w:tcPr>
+            <w:tcW w:w="2799" w:type="dxa"/>
+            <w:tcMar>
+              <w:top w:w="80" w:type="dxa"/>
+              <w:left w:w="90" w:type="dxa"/>
+              <w:bottom w:w="80" w:type="dxa"/>
+              <w:right w:w="90" w:type="dxa"/>
+            </w:tcMar>
+            <w:vAlign w:val="center"/>
+          </w:tcPr>
+          <w:p>
+            <w:pPr>
+              <w:spacing w:after="0"/>
+              <w:jc w:val="left"/>
+            </w:pPr>
+            <w:r>
+              <w:rPr>
+                <w:sz w:val="15"/>
+              </w:rPr>
+              <w:t>Lock em 9–32 ciclos de clk; sys_clk a 250 MHz; AES sai do reset 3 ciclos depois</w:t>
+            </w:r>
+          </w:p>
+        </w:tc>
+        <w:tc>
+          <w:tcPr>
+            <w:tcW w:w="1866" w:type="dxa"/>
+            <w:tcMar>
+              <w:top w:w="80" w:type="dxa"/>
+              <w:left w:w="90" w:type="dxa"/>
+              <w:bottom w:w="80" w:type="dxa"/>
+              <w:right w:w="90" w:type="dxa"/>
+            </w:tcMar>
+            <w:vAlign w:val="center"/>
+          </w:tcPr>
+          <w:p>
+            <w:pPr>
+              <w:spacing w:after="0"/>
+              <w:jc w:val="left"/>
+            </w:pPr>
+            <w:r>
+              <w:rPr>
+                <w:sz w:val="15"/>
+              </w:rPr>
+              <w:t>Frequência (F02); reset do sistema (F03)</w:t>
+            </w:r>
+          </w:p>
+        </w:tc>
+      </w:tr>
+      <w:tr>
+        <w:trPr>
+          <w:cantSplit/>
+          <w:jc w:val="center"/>
+        </w:trPr>
+        <w:tc>
+          <w:tcPr>
+            <w:tcW w:w="622" w:type="dxa"/>
+            <w:tcMar>
+              <w:top w:w="80" w:type="dxa"/>
+              <w:left w:w="90" w:type="dxa"/>
+              <w:bottom w:w="80" w:type="dxa"/>
+              <w:right w:w="90" w:type="dxa"/>
+            </w:tcMar>
+            <w:vAlign w:val="center"/>
+          </w:tcPr>
+          <w:p>
+            <w:pPr>
+              <w:spacing w:after="0"/>
+              <w:jc w:val="left"/>
+            </w:pPr>
+            <w:r>
+              <w:rPr>
+                <w:b/>
+                <w:sz w:val="15"/>
+              </w:rPr>
+              <w:t>11</w:t>
+            </w:r>
+          </w:p>
+        </w:tc>
+        <w:tc>
+          <w:tcPr>
+            <w:tcW w:w="2280" w:type="dxa"/>
+            <w:tcMar>
+              <w:top w:w="80" w:type="dxa"/>
+              <w:left w:w="90" w:type="dxa"/>
+              <w:bottom w:w="80" w:type="dxa"/>
+              <w:right w:w="90" w:type="dxa"/>
+            </w:tcMar>
+            <w:vAlign w:val="center"/>
+          </w:tcPr>
+          <w:p>
+            <w:pPr>
+              <w:spacing w:after="0"/>
+              <w:jc w:val="left"/>
+            </w:pPr>
+            <w:r>
+              <w:rPr>
+                <w:sz w:val="15"/>
+              </w:rPr>
+              <w:t>Entregar a memória ao AES</w:t>
+            </w:r>
+          </w:p>
+        </w:tc>
+        <w:tc>
+          <w:tcPr>
+            <w:tcW w:w="2799" w:type="dxa"/>
+            <w:tcMar>
+              <w:top w:w="80" w:type="dxa"/>
+              <w:left w:w="90" w:type="dxa"/>
+              <w:bottom w:w="80" w:type="dxa"/>
+              <w:right w:w="90" w:type="dxa"/>
+            </w:tcMar>
+            <w:vAlign w:val="center"/>
+          </w:tcPr>
+          <w:p>
+            <w:pPr>
+              <w:spacing w:after="0"/>
+              <w:jc w:val="left"/>
+            </w:pPr>
+            <w:r>
+              <w:rPr>
+                <w:sz w:val="15"/>
+              </w:rPr>
+              <w:t>SPI write 0x0E ← 0x0F (mantém enable e div)</w:t>
+            </w:r>
+          </w:p>
+        </w:tc>
+        <w:tc>
+          <w:tcPr>
+            <w:tcW w:w="2799" w:type="dxa"/>
+            <w:tcMar>
+              <w:top w:w="80" w:type="dxa"/>
+              <w:left w:w="90" w:type="dxa"/>
+              <w:bottom w:w="80" w:type="dxa"/>
+              <w:right w:w="90" w:type="dxa"/>
+            </w:tcMar>
+            <w:vAlign w:val="center"/>
+          </w:tcPr>
+          <w:p>
+            <w:pPr>
+              <w:spacing w:after="0"/>
+              <w:jc w:val="left"/>
+            </w:pPr>
+            <w:r>
+              <w:rPr>
+                <w:sz w:val="15"/>
+              </w:rPr>
+              <w:t>Memória passa a usar sys_clk e os sinais do AES</w:t>
+            </w:r>
+          </w:p>
+        </w:tc>
+        <w:tc>
+          <w:tcPr>
+            <w:tcW w:w="1866" w:type="dxa"/>
+            <w:tcMar>
+              <w:top w:w="80" w:type="dxa"/>
+              <w:left w:w="90" w:type="dxa"/>
+              <w:bottom w:w="80" w:type="dxa"/>
+              <w:right w:w="90" w:type="dxa"/>
+            </w:tcMar>
+            <w:vAlign w:val="center"/>
+          </w:tcPr>
+          <w:p>
+            <w:pPr>
+              <w:spacing w:after="0"/>
+              <w:jc w:val="left"/>
+            </w:pPr>
+            <w:r>
+              <w:rPr>
+                <w:sz w:val="15"/>
+              </w:rPr>
+              <w:t>Ownership (F07)</w:t>
+            </w:r>
+          </w:p>
+        </w:tc>
+      </w:tr>
+      <w:tr>
+        <w:trPr>
+          <w:cantSplit/>
+          <w:jc w:val="center"/>
+        </w:trPr>
+        <w:tc>
+          <w:tcPr>
+            <w:tcW w:w="622" w:type="dxa"/>
+            <w:tcMar>
+              <w:top w:w="80" w:type="dxa"/>
+              <w:left w:w="90" w:type="dxa"/>
+              <w:bottom w:w="80" w:type="dxa"/>
+              <w:right w:w="90" w:type="dxa"/>
+            </w:tcMar>
+            <w:vAlign w:val="center"/>
+          </w:tcPr>
+          <w:p>
+            <w:pPr>
+              <w:spacing w:after="0"/>
+              <w:jc w:val="left"/>
+            </w:pPr>
+            <w:r>
+              <w:rPr>
+                <w:b/>
+                <w:sz w:val="15"/>
+              </w:rPr>
+              <w:t>12</w:t>
+            </w:r>
+          </w:p>
+        </w:tc>
+        <w:tc>
+          <w:tcPr>
+            <w:tcW w:w="2280" w:type="dxa"/>
+            <w:tcMar>
+              <w:top w:w="80" w:type="dxa"/>
+              <w:left w:w="90" w:type="dxa"/>
+              <w:bottom w:w="80" w:type="dxa"/>
+              <w:right w:w="90" w:type="dxa"/>
+            </w:tcMar>
+            <w:vAlign w:val="center"/>
+          </w:tcPr>
+          <w:p>
+            <w:pPr>
+              <w:spacing w:after="0"/>
+              <w:jc w:val="left"/>
+            </w:pPr>
+            <w:r>
+              <w:rPr>
+                <w:sz w:val="15"/>
+              </w:rPr>
+              <w:t>START</w:t>
+            </w:r>
+          </w:p>
+        </w:tc>
+        <w:tc>
+          <w:tcPr>
+            <w:tcW w:w="2799" w:type="dxa"/>
+            <w:tcMar>
+              <w:top w:w="80" w:type="dxa"/>
+              <w:left w:w="90" w:type="dxa"/>
+              <w:bottom w:w="80" w:type="dxa"/>
+              <w:right w:w="90" w:type="dxa"/>
+            </w:tcMar>
+            <w:vAlign w:val="center"/>
+          </w:tcPr>
+          <w:p>
+            <w:pPr>
+              <w:spacing w:after="0"/>
+              <w:jc w:val="left"/>
+            </w:pPr>
+            <w:r>
+              <w:rPr>
+                <w:sz w:val="15"/>
+              </w:rPr>
+              <w:t>SPI write 0x0B ← 0x01</w:t>
+            </w:r>
+          </w:p>
+        </w:tc>
+        <w:tc>
+          <w:tcPr>
+            <w:tcW w:w="2799" w:type="dxa"/>
+            <w:tcMar>
+              <w:top w:w="80" w:type="dxa"/>
+              <w:left w:w="90" w:type="dxa"/>
+              <w:bottom w:w="80" w:type="dxa"/>
+              <w:right w:w="90" w:type="dxa"/>
+            </w:tcMar>
+            <w:vAlign w:val="center"/>
+          </w:tcPr>
+          <w:p>
+            <w:pPr>
+              <w:spacing w:after="0"/>
+              <w:jc w:val="left"/>
+            </w:pPr>
+            <w:r>
+              <w:rPr>
+                <w:sz w:val="15"/>
+              </w:rPr>
+              <w:t>AES captura a configuração; BUSY = 1</w:t>
+            </w:r>
+          </w:p>
+        </w:tc>
+        <w:tc>
+          <w:tcPr>
+            <w:tcW w:w="1866" w:type="dxa"/>
+            <w:tcMar>
+              <w:top w:w="80" w:type="dxa"/>
+              <w:left w:w="90" w:type="dxa"/>
+              <w:bottom w:w="80" w:type="dxa"/>
+              <w:right w:w="90" w:type="dxa"/>
+            </w:tcMar>
+            <w:vAlign w:val="center"/>
+          </w:tcPr>
+          <w:p>
+            <w:pPr>
+              <w:spacing w:after="0"/>
+              <w:jc w:val="left"/>
+            </w:pPr>
+            <w:r>
+              <w:rPr>
+                <w:sz w:val="15"/>
+              </w:rPr>
+              <w:t>—</w:t>
+            </w:r>
+          </w:p>
+        </w:tc>
+      </w:tr>
+      <w:tr>
+        <w:trPr>
+          <w:cantSplit/>
+          <w:jc w:val="center"/>
+        </w:trPr>
+        <w:tc>
+          <w:tcPr>
+            <w:tcW w:w="622" w:type="dxa"/>
+            <w:tcMar>
+              <w:top w:w="80" w:type="dxa"/>
+              <w:left w:w="90" w:type="dxa"/>
+              <w:bottom w:w="80" w:type="dxa"/>
+              <w:right w:w="90" w:type="dxa"/>
+            </w:tcMar>
+            <w:vAlign w:val="center"/>
+          </w:tcPr>
+          <w:p>
+            <w:pPr>
+              <w:spacing w:after="0"/>
+              <w:jc w:val="left"/>
+            </w:pPr>
+            <w:r>
+              <w:rPr>
+                <w:b/>
+                <w:sz w:val="15"/>
+              </w:rPr>
+              <w:t>13</w:t>
+            </w:r>
+          </w:p>
+        </w:tc>
+        <w:tc>
+          <w:tcPr>
+            <w:tcW w:w="2280" w:type="dxa"/>
+            <w:tcMar>
+              <w:top w:w="80" w:type="dxa"/>
+              <w:left w:w="90" w:type="dxa"/>
+              <w:bottom w:w="80" w:type="dxa"/>
+              <w:right w:w="90" w:type="dxa"/>
+            </w:tcMar>
+            <w:vAlign w:val="center"/>
+          </w:tcPr>
+          <w:p>
+            <w:pPr>
+              <w:spacing w:after="0"/>
+              <w:jc w:val="left"/>
+            </w:pPr>
+            <w:r>
+              <w:rPr>
+                <w:sz w:val="15"/>
+              </w:rPr>
+              <w:t>Polling do status</w:t>
+            </w:r>
+          </w:p>
+        </w:tc>
+        <w:tc>
+          <w:tcPr>
+            <w:tcW w:w="2799" w:type="dxa"/>
+            <w:tcMar>
+              <w:top w:w="80" w:type="dxa"/>
+              <w:left w:w="90" w:type="dxa"/>
+              <w:bottom w:w="80" w:type="dxa"/>
+              <w:right w:w="90" w:type="dxa"/>
+            </w:tcMar>
+            <w:vAlign w:val="center"/>
+          </w:tcPr>
+          <w:p>
+            <w:pPr>
+              <w:spacing w:after="0"/>
+              <w:jc w:val="left"/>
+            </w:pPr>
+            <w:r>
+              <w:rPr>
+                <w:sz w:val="15"/>
+              </w:rPr>
+              <w:t>SPI read 0x0C até DONE = 1</w:t>
+            </w:r>
+          </w:p>
+        </w:tc>
+        <w:tc>
+          <w:tcPr>
+            <w:tcW w:w="2799" w:type="dxa"/>
+            <w:tcMar>
+              <w:top w:w="80" w:type="dxa"/>
+              <w:left w:w="90" w:type="dxa"/>
+              <w:bottom w:w="80" w:type="dxa"/>
+              <w:right w:w="90" w:type="dxa"/>
+            </w:tcMar>
+            <w:vAlign w:val="center"/>
+          </w:tcPr>
+          <w:p>
+            <w:pPr>
+              <w:spacing w:after="0"/>
+              <w:jc w:val="left"/>
+            </w:pPr>
+            <w:r>
+              <w:rPr>
+                <w:sz w:val="15"/>
+              </w:rPr>
+              <w:t>Final 0x0000000A (BLOCKS_DONE = 1, DONE = 1), ERROR = 0</w:t>
+            </w:r>
+          </w:p>
+        </w:tc>
+        <w:tc>
+          <w:tcPr>
+            <w:tcW w:w="1866" w:type="dxa"/>
+            <w:tcMar>
+              <w:top w:w="80" w:type="dxa"/>
+              <w:left w:w="90" w:type="dxa"/>
+              <w:bottom w:w="80" w:type="dxa"/>
+              <w:right w:w="90" w:type="dxa"/>
+            </w:tcMar>
+            <w:vAlign w:val="center"/>
+          </w:tcPr>
+          <w:p>
+            <w:pPr>
+              <w:spacing w:after="0"/>
+              <w:jc w:val="left"/>
+            </w:pPr>
+            <w:r>
+              <w:rPr>
+                <w:sz w:val="15"/>
+              </w:rPr>
+              <w:t>Status (F09)</w:t>
+            </w:r>
+          </w:p>
+        </w:tc>
+      </w:tr>
+      <w:tr>
+        <w:trPr>
+          <w:cantSplit/>
+          <w:jc w:val="center"/>
+        </w:trPr>
+        <w:tc>
+          <w:tcPr>
+            <w:tcW w:w="622" w:type="dxa"/>
+            <w:tcMar>
+              <w:top w:w="80" w:type="dxa"/>
+              <w:left w:w="90" w:type="dxa"/>
+              <w:bottom w:w="80" w:type="dxa"/>
+              <w:right w:w="90" w:type="dxa"/>
+            </w:tcMar>
+            <w:vAlign w:val="center"/>
+          </w:tcPr>
+          <w:p>
+            <w:pPr>
+              <w:spacing w:after="0"/>
+              <w:jc w:val="left"/>
+            </w:pPr>
+            <w:r>
+              <w:rPr>
+                <w:b/>
+                <w:sz w:val="15"/>
+              </w:rPr>
+              <w:t>14</w:t>
+            </w:r>
+          </w:p>
+        </w:tc>
+        <w:tc>
+          <w:tcPr>
+            <w:tcW w:w="2280" w:type="dxa"/>
+            <w:tcMar>
+              <w:top w:w="80" w:type="dxa"/>
+              <w:left w:w="90" w:type="dxa"/>
+              <w:bottom w:w="80" w:type="dxa"/>
+              <w:right w:w="90" w:type="dxa"/>
+            </w:tcMar>
+            <w:vAlign w:val="center"/>
+          </w:tcPr>
+          <w:p>
+            <w:pPr>
+              <w:spacing w:after="0"/>
+              <w:jc w:val="left"/>
+            </w:pPr>
+            <w:r>
+              <w:rPr>
+                <w:sz w:val="15"/>
+              </w:rPr>
+              <w:t>Retomar a memória</w:t>
+            </w:r>
+          </w:p>
+        </w:tc>
+        <w:tc>
+          <w:tcPr>
+            <w:tcW w:w="2799" w:type="dxa"/>
+            <w:tcMar>
+              <w:top w:w="80" w:type="dxa"/>
+              <w:left w:w="90" w:type="dxa"/>
+              <w:bottom w:w="80" w:type="dxa"/>
+              <w:right w:w="90" w:type="dxa"/>
+            </w:tcMar>
+            <w:vAlign w:val="center"/>
+          </w:tcPr>
+          <w:p>
+            <w:pPr>
+              <w:spacing w:after="0"/>
+              <w:jc w:val="left"/>
+            </w:pPr>
+            <w:r>
+              <w:rPr>
+                <w:sz w:val="15"/>
+              </w:rPr>
+              <w:t>SPI write 0x0E ← 0x0E</w:t>
+            </w:r>
+          </w:p>
+        </w:tc>
+        <w:tc>
+          <w:tcPr>
+            <w:tcW w:w="2799" w:type="dxa"/>
+            <w:tcMar>
+              <w:top w:w="80" w:type="dxa"/>
+              <w:left w:w="90" w:type="dxa"/>
+              <w:bottom w:w="80" w:type="dxa"/>
+              <w:right w:w="90" w:type="dxa"/>
+            </w:tcMar>
+            <w:vAlign w:val="center"/>
+          </w:tcPr>
+          <w:p>
+            <w:pPr>
+              <w:spacing w:after="0"/>
+              <w:jc w:val="left"/>
+            </w:pPr>
+            <w:r>
+              <w:rPr>
+                <w:sz w:val="15"/>
+              </w:rPr>
+              <w:t>Memória volta para mem_clk</w:t>
+            </w:r>
+          </w:p>
+        </w:tc>
+        <w:tc>
+          <w:tcPr>
+            <w:tcW w:w="1866" w:type="dxa"/>
+            <w:tcMar>
+              <w:top w:w="80" w:type="dxa"/>
+              <w:left w:w="90" w:type="dxa"/>
+              <w:bottom w:w="80" w:type="dxa"/>
+              <w:right w:w="90" w:type="dxa"/>
+            </w:tcMar>
+            <w:vAlign w:val="center"/>
+          </w:tcPr>
+          <w:p>
+            <w:pPr>
+              <w:spacing w:after="0"/>
+              <w:jc w:val="left"/>
+            </w:pPr>
+            <w:r>
+              <w:rPr>
+                <w:sz w:val="15"/>
+              </w:rPr>
+              <w:t>Ownership (F07)</w:t>
+            </w:r>
+          </w:p>
+        </w:tc>
+      </w:tr>
+      <w:tr>
+        <w:trPr>
+          <w:cantSplit/>
+          <w:jc w:val="center"/>
+        </w:trPr>
+        <w:tc>
+          <w:tcPr>
+            <w:tcW w:w="622" w:type="dxa"/>
+            <w:tcMar>
+              <w:top w:w="80" w:type="dxa"/>
+              <w:left w:w="90" w:type="dxa"/>
+              <w:bottom w:w="80" w:type="dxa"/>
+              <w:right w:w="90" w:type="dxa"/>
+            </w:tcMar>
+            <w:vAlign w:val="center"/>
+          </w:tcPr>
+          <w:p>
+            <w:pPr>
+              <w:spacing w:after="0"/>
+              <w:jc w:val="left"/>
+            </w:pPr>
+            <w:r>
+              <w:rPr>
+                <w:b/>
+                <w:sz w:val="15"/>
+              </w:rPr>
+              <w:t>15</w:t>
+            </w:r>
+          </w:p>
+        </w:tc>
+        <w:tc>
+          <w:tcPr>
+            <w:tcW w:w="2280" w:type="dxa"/>
+            <w:tcMar>
+              <w:top w:w="80" w:type="dxa"/>
+              <w:left w:w="90" w:type="dxa"/>
+              <w:bottom w:w="80" w:type="dxa"/>
+              <w:right w:w="90" w:type="dxa"/>
+            </w:tcMar>
+            <w:vAlign w:val="center"/>
+          </w:tcPr>
+          <w:p>
+            <w:pPr>
+              <w:spacing w:after="0"/>
+              <w:jc w:val="left"/>
+            </w:pPr>
+            <w:r>
+              <w:rPr>
+                <w:sz w:val="15"/>
+              </w:rPr>
+              <w:t>Ler o resultado</w:t>
+            </w:r>
+          </w:p>
+        </w:tc>
+        <w:tc>
+          <w:tcPr>
+            <w:tcW w:w="2799" w:type="dxa"/>
+            <w:tcMar>
+              <w:top w:w="80" w:type="dxa"/>
+              <w:left w:w="90" w:type="dxa"/>
+              <w:bottom w:w="80" w:type="dxa"/>
+              <w:right w:w="90" w:type="dxa"/>
+            </w:tcMar>
+            <w:vAlign w:val="center"/>
+          </w:tcPr>
+          <w:p>
+            <w:pPr>
+              <w:spacing w:after="0"/>
+              <w:jc w:val="left"/>
+            </w:pPr>
+            <w:r>
+              <w:rPr>
+                <w:sz w:val="15"/>
+              </w:rPr>
+              <w:t>MEMORY DATA read 0..3</w:t>
+            </w:r>
+          </w:p>
+        </w:tc>
+        <w:tc>
+          <w:tcPr>
+            <w:tcW w:w="2799" w:type="dxa"/>
+            <w:tcMar>
+              <w:top w:w="80" w:type="dxa"/>
+              <w:left w:w="90" w:type="dxa"/>
+              <w:bottom w:w="80" w:type="dxa"/>
+              <w:right w:w="90" w:type="dxa"/>
+            </w:tcMar>
+            <w:vAlign w:val="center"/>
+          </w:tcPr>
+          <w:p>
+            <w:pPr>
+              <w:spacing w:after="0"/>
+              <w:jc w:val="left"/>
+            </w:pPr>
+            <w:r>
+              <w:rPr>
+                <w:sz w:val="15"/>
+              </w:rPr>
+              <w:t>69C4E0D8 6A7B0430 D8CDB780 70B4C55A</w:t>
+            </w:r>
+          </w:p>
+        </w:tc>
+        <w:tc>
+          <w:tcPr>
+            <w:tcW w:w="1866" w:type="dxa"/>
+            <w:tcMar>
+              <w:top w:w="80" w:type="dxa"/>
+              <w:left w:w="90" w:type="dxa"/>
+              <w:bottom w:w="80" w:type="dxa"/>
+              <w:right w:w="90" w:type="dxa"/>
+            </w:tcMar>
+            <w:vAlign w:val="center"/>
+          </w:tcPr>
+          <w:p>
+            <w:pPr>
+              <w:spacing w:after="0"/>
+              <w:jc w:val="left"/>
+            </w:pPr>
+            <w:r>
+              <w:rPr>
+                <w:sz w:val="15"/>
+              </w:rPr>
+              <w:t>Comparação com o refmodel (F08)</w:t>
+            </w:r>
+          </w:p>
+        </w:tc>
+      </w:tr>
+    </w:tbl>
+    <w:p>
+      <w:pPr>
+        <w:spacing w:after="100" w:line="252" w:lineRule="auto" w:before="120"/>
+      </w:pPr>
+      <w:r>
+        <w:rPr>
+          <w:sz w:val="20"/>
+        </w:rPr>
+        <w:t>Onde pode quebrar: passo 2 – SPI dependente do PLL (o sistema nunca daria boot); passo 11 – escrever 0x01 desligaria o PLL (os três campos estão no mesmo registrador); passo 12 – START perdido no cruzamento do domínio de 2 GHz para um sys_clk mais lento; passo 15 – ordem das palavras (word 0 = bits [127:96]) ou erro no AES.</w:t>
+      </w:r>
+    </w:p>
+    <w:p>
+      <w:pPr>
+        <w:spacing w:after="100" w:line="252" w:lineRule="auto"/>
+      </w:pPr>
+      <w:r>
+        <w:rPr>
+          <w:sz w:val="20"/>
+        </w:rPr>
+        <w:t>Variações (exploradas pelo T-RANDOM): 6 modos × cifrar/decifrar × NUM_BLOCKS {1, alguns, 255, 256} × 4 divisores × chaves e dados aleatórios.</w:t>
+      </w:r>
+    </w:p>
+    <w:p>
+      <w:pPr>
+        <w:pStyle w:val="Heading3"/>
+        <w:spacing w:before="240"/>
+      </w:pPr>
+      <w:r>
+        <w:t>DITL-02 – Reset no meio da operação</w:t>
+      </w:r>
+    </w:p>
+    <w:p>
+      <w:pPr>
+        <w:spacing w:after="100" w:line="252" w:lineRule="auto"/>
+      </w:pPr>
+      <w:r>
+        <w:rPr>
+          <w:sz w:val="20"/>
+        </w:rPr>
+        <w:t>Objetivo: provar que o reset sempre leva a um estado limpo, preserva a memória e que o sistema volta a funcionar. Origem: slide 3 do kickoff. Features: F01, F03, F05, F06, F08, F10. Testes planejados: T-RST-CTX (Nov/26) e T-RST-RUN (Dez/26).</w:t>
+      </w:r>
+    </w:p>
+    <w:tbl>
+      <w:tblPr>
+        <w:tblW w:w="0" w:type="auto"/>
+        <w:jc w:val="center"/>
+        <w:tblBorders>
+          <w:top w:val="single" w:sz="6" w:space="0" w:color="B7C9E2"/>
+          <w:left w:val="single" w:sz="6" w:space="0" w:color="B7C9E2"/>
+          <w:bottom w:val="single" w:sz="6" w:space="0" w:color="B7C9E2"/>
+          <w:right w:val="single" w:sz="6" w:space="0" w:color="B7C9E2"/>
+          <w:insideH w:val="single" w:sz="6" w:space="0" w:color="B7C9E2"/>
+          <w:insideV w:val="single" w:sz="6" w:space="0" w:color="B7C9E2"/>
+        </w:tblBorders>
+        <w:tblLayout w:type="fixed"/>
+        <w:tblLook w:val="04A0" w:firstRow="1" w:lastRow="0" w:firstColumn="1" w:lastColumn="0" w:noHBand="0" w:noVBand="1"/>
+      </w:tblPr>
+      <w:tblGrid>
+        <w:gridCol w:w="622"/>
+        <w:gridCol w:w="2280"/>
+        <w:gridCol w:w="2799"/>
+        <w:gridCol w:w="2799"/>
+        <w:gridCol w:w="1866"/>
+      </w:tblGrid>
+      <w:tr>
+        <w:trPr>
+          <w:cantSplit/>
+          <w:tblHeader/>
+          <w:jc w:val="center"/>
+        </w:trPr>
+        <w:tc>
+          <w:tcPr>
+            <w:tcW w:w="622" w:type="dxa"/>
+            <w:shd w:val="clear" w:color="auto" w:fill="2E5B88"/>
+            <w:tcMar>
+              <w:top w:w="80" w:type="dxa"/>
+              <w:left w:w="90" w:type="dxa"/>
+              <w:bottom w:w="80" w:type="dxa"/>
+              <w:right w:w="90" w:type="dxa"/>
+            </w:tcMar>
+            <w:vAlign w:val="center"/>
+          </w:tcPr>
+          <w:p>
+            <w:pPr>
+              <w:spacing w:after="0"/>
+            </w:pPr>
+            <w:r>
+              <w:rPr>
+                <w:b/>
+                <w:color w:val="FFFFFF"/>
+                <w:sz w:val="15"/>
+              </w:rPr>
+              <w:t>#</w:t>
+            </w:r>
+          </w:p>
+        </w:tc>
+        <w:tc>
+          <w:tcPr>
+            <w:tcW w:w="2280" w:type="dxa"/>
+            <w:shd w:val="clear" w:color="auto" w:fill="2E5B88"/>
+            <w:tcMar>
+              <w:top w:w="80" w:type="dxa"/>
+              <w:left w:w="90" w:type="dxa"/>
+              <w:bottom w:w="80" w:type="dxa"/>
+              <w:right w:w="90" w:type="dxa"/>
+            </w:tcMar>
+            <w:vAlign w:val="center"/>
+          </w:tcPr>
+          <w:p>
+            <w:pPr>
+              <w:spacing w:after="0"/>
+            </w:pPr>
+            <w:r>
+              <w:rPr>
+                <w:b/>
+                <w:color w:val="FFFFFF"/>
+                <w:sz w:val="15"/>
+              </w:rPr>
+              <w:t>Ação</w:t>
+            </w:r>
+          </w:p>
+        </w:tc>
+        <w:tc>
+          <w:tcPr>
+            <w:tcW w:w="2799" w:type="dxa"/>
+            <w:shd w:val="clear" w:color="auto" w:fill="2E5B88"/>
+            <w:tcMar>
+              <w:top w:w="80" w:type="dxa"/>
+              <w:left w:w="90" w:type="dxa"/>
+              <w:bottom w:w="80" w:type="dxa"/>
+              <w:right w:w="90" w:type="dxa"/>
+            </w:tcMar>
+            <w:vAlign w:val="center"/>
+          </w:tcPr>
+          <w:p>
+            <w:pPr>
+              <w:spacing w:after="0"/>
+            </w:pPr>
+            <w:r>
+              <w:rPr>
+                <w:b/>
+                <w:color w:val="FFFFFF"/>
+                <w:sz w:val="15"/>
+              </w:rPr>
+              <w:t>Interface / valor</w:t>
+            </w:r>
+          </w:p>
+        </w:tc>
+        <w:tc>
+          <w:tcPr>
+            <w:tcW w:w="2799" w:type="dxa"/>
+            <w:shd w:val="clear" w:color="auto" w:fill="2E5B88"/>
+            <w:tcMar>
+              <w:top w:w="80" w:type="dxa"/>
+              <w:left w:w="90" w:type="dxa"/>
+              <w:bottom w:w="80" w:type="dxa"/>
+              <w:right w:w="90" w:type="dxa"/>
+            </w:tcMar>
+            <w:vAlign w:val="center"/>
+          </w:tcPr>
+          <w:p>
+            <w:pPr>
+              <w:spacing w:after="0"/>
+            </w:pPr>
+            <w:r>
+              <w:rPr>
+                <w:b/>
+                <w:color w:val="FFFFFF"/>
+                <w:sz w:val="15"/>
+              </w:rPr>
+              <w:t>Resultado esperado</w:t>
+            </w:r>
+          </w:p>
+        </w:tc>
+        <w:tc>
+          <w:tcPr>
+            <w:tcW w:w="1866" w:type="dxa"/>
+            <w:shd w:val="clear" w:color="auto" w:fill="2E5B88"/>
+            <w:tcMar>
+              <w:top w:w="80" w:type="dxa"/>
+              <w:left w:w="90" w:type="dxa"/>
+              <w:bottom w:w="80" w:type="dxa"/>
+              <w:right w:w="90" w:type="dxa"/>
+            </w:tcMar>
+            <w:vAlign w:val="center"/>
+          </w:tcPr>
+          <w:p>
+            <w:pPr>
+              <w:spacing w:after="0"/>
+            </w:pPr>
+            <w:r>
+              <w:rPr>
+                <w:b/>
+                <w:color w:val="FFFFFF"/>
+                <w:sz w:val="15"/>
+              </w:rPr>
+              <w:t>O que checar</w:t>
+            </w:r>
+          </w:p>
+        </w:tc>
+      </w:tr>
+      <w:tr>
+        <w:trPr>
+          <w:cantSplit/>
+          <w:jc w:val="center"/>
+        </w:trPr>
+        <w:tc>
+          <w:tcPr>
+            <w:tcW w:w="622" w:type="dxa"/>
+            <w:tcMar>
+              <w:top w:w="80" w:type="dxa"/>
+              <w:left w:w="90" w:type="dxa"/>
+              <w:bottom w:w="80" w:type="dxa"/>
+              <w:right w:w="90" w:type="dxa"/>
+            </w:tcMar>
+            <w:vAlign w:val="center"/>
+          </w:tcPr>
+          <w:p>
+            <w:pPr>
+              <w:spacing w:after="0"/>
+              <w:jc w:val="left"/>
+            </w:pPr>
+            <w:r>
+              <w:rPr>
+                <w:b/>
+                <w:sz w:val="15"/>
+              </w:rPr>
+              <w:t>1</w:t>
+            </w:r>
+          </w:p>
+        </w:tc>
+        <w:tc>
+          <w:tcPr>
+            <w:tcW w:w="2280" w:type="dxa"/>
+            <w:tcMar>
+              <w:top w:w="80" w:type="dxa"/>
+              <w:left w:w="90" w:type="dxa"/>
+              <w:bottom w:w="80" w:type="dxa"/>
+              <w:right w:w="90" w:type="dxa"/>
+            </w:tcMar>
+            <w:vAlign w:val="center"/>
+          </w:tcPr>
+          <w:p>
+            <w:pPr>
+              <w:spacing w:after="0"/>
+              <w:jc w:val="left"/>
+            </w:pPr>
+            <w:r>
+              <w:rPr>
+                <w:sz w:val="15"/>
+              </w:rPr>
+              <w:t>DITL-01 até o passo 12 com operação longa</w:t>
+            </w:r>
+          </w:p>
+        </w:tc>
+        <w:tc>
+          <w:tcPr>
+            <w:tcW w:w="2799" w:type="dxa"/>
+            <w:tcMar>
+              <w:top w:w="80" w:type="dxa"/>
+              <w:left w:w="90" w:type="dxa"/>
+              <w:bottom w:w="80" w:type="dxa"/>
+              <w:right w:w="90" w:type="dxa"/>
+            </w:tcMar>
+            <w:vAlign w:val="center"/>
+          </w:tcPr>
+          <w:p>
+            <w:pPr>
+              <w:spacing w:after="0"/>
+              <w:jc w:val="left"/>
+            </w:pPr>
+            <w:r>
+              <w:rPr>
+                <w:sz w:val="15"/>
+              </w:rPr>
+              <w:t>NUM_BLOCKS = 256; START</w:t>
+            </w:r>
+          </w:p>
+        </w:tc>
+        <w:tc>
+          <w:tcPr>
+            <w:tcW w:w="2799" w:type="dxa"/>
+            <w:tcMar>
+              <w:top w:w="80" w:type="dxa"/>
+              <w:left w:w="90" w:type="dxa"/>
+              <w:bottom w:w="80" w:type="dxa"/>
+              <w:right w:w="90" w:type="dxa"/>
+            </w:tcMar>
+            <w:vAlign w:val="center"/>
+          </w:tcPr>
+          <w:p>
+            <w:pPr>
+              <w:spacing w:after="0"/>
+              <w:jc w:val="left"/>
+            </w:pPr>
+            <w:r>
+              <w:rPr>
+                <w:sz w:val="15"/>
+              </w:rPr>
+              <w:t>AES ocupado, BUSY = 1</w:t>
+            </w:r>
+          </w:p>
+        </w:tc>
+        <w:tc>
+          <w:tcPr>
+            <w:tcW w:w="1866" w:type="dxa"/>
+            <w:tcMar>
+              <w:top w:w="80" w:type="dxa"/>
+              <w:left w:w="90" w:type="dxa"/>
+              <w:bottom w:w="80" w:type="dxa"/>
+              <w:right w:w="90" w:type="dxa"/>
+            </w:tcMar>
+            <w:vAlign w:val="center"/>
+          </w:tcPr>
+          <w:p>
+            <w:pPr>
+              <w:spacing w:after="0"/>
+              <w:jc w:val="left"/>
+            </w:pPr>
+            <w:r>
+              <w:rPr>
+                <w:sz w:val="15"/>
+              </w:rPr>
+              <w:t>—</w:t>
+            </w:r>
+          </w:p>
+        </w:tc>
+      </w:tr>
+      <w:tr>
+        <w:trPr>
+          <w:cantSplit/>
+          <w:jc w:val="center"/>
+        </w:trPr>
+        <w:tc>
+          <w:tcPr>
+            <w:tcW w:w="622" w:type="dxa"/>
+            <w:tcMar>
+              <w:top w:w="80" w:type="dxa"/>
+              <w:left w:w="90" w:type="dxa"/>
+              <w:bottom w:w="80" w:type="dxa"/>
+              <w:right w:w="90" w:type="dxa"/>
+            </w:tcMar>
+            <w:vAlign w:val="center"/>
+          </w:tcPr>
+          <w:p>
+            <w:pPr>
+              <w:spacing w:after="0"/>
+              <w:jc w:val="left"/>
+            </w:pPr>
+            <w:r>
+              <w:rPr>
+                <w:b/>
+                <w:sz w:val="15"/>
+              </w:rPr>
+              <w:t>2</w:t>
+            </w:r>
+          </w:p>
+        </w:tc>
+        <w:tc>
+          <w:tcPr>
+            <w:tcW w:w="2280" w:type="dxa"/>
+            <w:tcMar>
+              <w:top w:w="80" w:type="dxa"/>
+              <w:left w:w="90" w:type="dxa"/>
+              <w:bottom w:w="80" w:type="dxa"/>
+              <w:right w:w="90" w:type="dxa"/>
+            </w:tcMar>
+            <w:vAlign w:val="center"/>
+          </w:tcPr>
+          <w:p>
+            <w:pPr>
+              <w:spacing w:after="0"/>
+              <w:jc w:val="left"/>
+            </w:pPr>
+            <w:r>
+              <w:rPr>
+                <w:sz w:val="15"/>
+              </w:rPr>
+              <w:t>Esperar alguns blocos</w:t>
+            </w:r>
+          </w:p>
+        </w:tc>
+        <w:tc>
+          <w:tcPr>
+            <w:tcW w:w="2799" w:type="dxa"/>
+            <w:tcMar>
+              <w:top w:w="80" w:type="dxa"/>
+              <w:left w:w="90" w:type="dxa"/>
+              <w:bottom w:w="80" w:type="dxa"/>
+              <w:right w:w="90" w:type="dxa"/>
+            </w:tcMar>
+            <w:vAlign w:val="center"/>
+          </w:tcPr>
+          <w:p>
+            <w:pPr>
+              <w:spacing w:after="0"/>
+              <w:jc w:val="left"/>
+            </w:pPr>
+            <w:r>
+              <w:rPr>
+                <w:sz w:val="15"/>
+              </w:rPr>
+              <w:t>SPI read 0x0C</w:t>
+            </w:r>
+          </w:p>
+        </w:tc>
+        <w:tc>
+          <w:tcPr>
+            <w:tcW w:w="2799" w:type="dxa"/>
+            <w:tcMar>
+              <w:top w:w="80" w:type="dxa"/>
+              <w:left w:w="90" w:type="dxa"/>
+              <w:bottom w:w="80" w:type="dxa"/>
+              <w:right w:w="90" w:type="dxa"/>
+            </w:tcMar>
+            <w:vAlign w:val="center"/>
+          </w:tcPr>
+          <w:p>
+            <w:pPr>
+              <w:spacing w:after="0"/>
+              <w:jc w:val="left"/>
+            </w:pPr>
+            <w:r>
+              <w:rPr>
+                <w:sz w:val="15"/>
+              </w:rPr>
+              <w:t>BLOCKS_DONE crescendo</w:t>
+            </w:r>
+          </w:p>
+        </w:tc>
+        <w:tc>
+          <w:tcPr>
+            <w:tcW w:w="1866" w:type="dxa"/>
+            <w:tcMar>
+              <w:top w:w="80" w:type="dxa"/>
+              <w:left w:w="90" w:type="dxa"/>
+              <w:bottom w:w="80" w:type="dxa"/>
+              <w:right w:w="90" w:type="dxa"/>
+            </w:tcMar>
+            <w:vAlign w:val="center"/>
+          </w:tcPr>
+          <w:p>
+            <w:pPr>
+              <w:spacing w:after="0"/>
+              <w:jc w:val="left"/>
+            </w:pPr>
+            <w:r>
+              <w:rPr>
+                <w:sz w:val="15"/>
+              </w:rPr>
+              <w:t>Progresso (F09)</w:t>
+            </w:r>
+          </w:p>
+        </w:tc>
+      </w:tr>
+      <w:tr>
+        <w:trPr>
+          <w:cantSplit/>
+          <w:jc w:val="center"/>
+        </w:trPr>
+        <w:tc>
+          <w:tcPr>
+            <w:tcW w:w="622" w:type="dxa"/>
+            <w:tcMar>
+              <w:top w:w="80" w:type="dxa"/>
+              <w:left w:w="90" w:type="dxa"/>
+              <w:bottom w:w="80" w:type="dxa"/>
+              <w:right w:w="90" w:type="dxa"/>
+            </w:tcMar>
+            <w:vAlign w:val="center"/>
+          </w:tcPr>
+          <w:p>
+            <w:pPr>
+              <w:spacing w:after="0"/>
+              <w:jc w:val="left"/>
+            </w:pPr>
+            <w:r>
+              <w:rPr>
+                <w:b/>
+                <w:sz w:val="15"/>
+              </w:rPr>
+              <w:t>3</w:t>
+            </w:r>
+          </w:p>
+        </w:tc>
+        <w:tc>
+          <w:tcPr>
+            <w:tcW w:w="2280" w:type="dxa"/>
+            <w:tcMar>
+              <w:top w:w="80" w:type="dxa"/>
+              <w:left w:w="90" w:type="dxa"/>
+              <w:bottom w:w="80" w:type="dxa"/>
+              <w:right w:w="90" w:type="dxa"/>
+            </w:tcMar>
+            <w:vAlign w:val="center"/>
+          </w:tcPr>
+          <w:p>
+            <w:pPr>
+              <w:spacing w:after="0"/>
+              <w:jc w:val="left"/>
+            </w:pPr>
+            <w:r>
+              <w:rPr>
+                <w:sz w:val="15"/>
+              </w:rPr>
+              <w:t>Reset</w:t>
+            </w:r>
+          </w:p>
+        </w:tc>
+        <w:tc>
+          <w:tcPr>
+            <w:tcW w:w="2799" w:type="dxa"/>
+            <w:tcMar>
+              <w:top w:w="80" w:type="dxa"/>
+              <w:left w:w="90" w:type="dxa"/>
+              <w:bottom w:w="80" w:type="dxa"/>
+              <w:right w:w="90" w:type="dxa"/>
+            </w:tcMar>
+            <w:vAlign w:val="center"/>
+          </w:tcPr>
+          <w:p>
+            <w:pPr>
+              <w:spacing w:after="0"/>
+              <w:jc w:val="left"/>
+            </w:pPr>
+            <w:r>
+              <w:rPr>
+                <w:sz w:val="15"/>
+              </w:rPr>
+              <w:t>rst_n = 0 por alguns ns</w:t>
+            </w:r>
+          </w:p>
+        </w:tc>
+        <w:tc>
+          <w:tcPr>
+            <w:tcW w:w="2799" w:type="dxa"/>
+            <w:tcMar>
+              <w:top w:w="80" w:type="dxa"/>
+              <w:left w:w="90" w:type="dxa"/>
+              <w:bottom w:w="80" w:type="dxa"/>
+              <w:right w:w="90" w:type="dxa"/>
+            </w:tcMar>
+            <w:vAlign w:val="center"/>
+          </w:tcPr>
+          <w:p>
+            <w:pPr>
+              <w:spacing w:after="0"/>
+              <w:jc w:val="left"/>
+            </w:pPr>
+            <w:r>
+              <w:rPr>
+                <w:sz w:val="15"/>
+              </w:rPr>
+              <w:t>PLL destrava na hora (reset assíncrono), sys_clk para, AES em reset, operação abortada</w:t>
+            </w:r>
+          </w:p>
+        </w:tc>
+        <w:tc>
+          <w:tcPr>
+            <w:tcW w:w="1866" w:type="dxa"/>
+            <w:tcMar>
+              <w:top w:w="80" w:type="dxa"/>
+              <w:left w:w="90" w:type="dxa"/>
+              <w:bottom w:w="80" w:type="dxa"/>
+              <w:right w:w="90" w:type="dxa"/>
+            </w:tcMar>
+            <w:vAlign w:val="center"/>
+          </w:tcPr>
+          <w:p>
+            <w:pPr>
+              <w:spacing w:after="0"/>
+              <w:jc w:val="left"/>
+            </w:pPr>
+            <w:r>
+              <w:rPr>
+                <w:sz w:val="15"/>
+              </w:rPr>
+              <w:t>A-RST-01/02</w:t>
+            </w:r>
+          </w:p>
+        </w:tc>
+      </w:tr>
+      <w:tr>
+        <w:trPr>
+          <w:cantSplit/>
+          <w:jc w:val="center"/>
+        </w:trPr>
+        <w:tc>
+          <w:tcPr>
+            <w:tcW w:w="622" w:type="dxa"/>
+            <w:tcMar>
+              <w:top w:w="80" w:type="dxa"/>
+              <w:left w:w="90" w:type="dxa"/>
+              <w:bottom w:w="80" w:type="dxa"/>
+              <w:right w:w="90" w:type="dxa"/>
+            </w:tcMar>
+            <w:vAlign w:val="center"/>
+          </w:tcPr>
+          <w:p>
+            <w:pPr>
+              <w:spacing w:after="0"/>
+              <w:jc w:val="left"/>
+            </w:pPr>
+            <w:r>
+              <w:rPr>
+                <w:b/>
+                <w:sz w:val="15"/>
+              </w:rPr>
+              <w:t>4</w:t>
+            </w:r>
+          </w:p>
+        </w:tc>
+        <w:tc>
+          <w:tcPr>
+            <w:tcW w:w="2280" w:type="dxa"/>
+            <w:tcMar>
+              <w:top w:w="80" w:type="dxa"/>
+              <w:left w:w="90" w:type="dxa"/>
+              <w:bottom w:w="80" w:type="dxa"/>
+              <w:right w:w="90" w:type="dxa"/>
+            </w:tcMar>
+            <w:vAlign w:val="center"/>
+          </w:tcPr>
+          <w:p>
+            <w:pPr>
+              <w:spacing w:after="0"/>
+              <w:jc w:val="left"/>
+            </w:pPr>
+            <w:r>
+              <w:rPr>
+                <w:sz w:val="15"/>
+              </w:rPr>
+              <w:t>Ler os registradores</w:t>
+            </w:r>
+          </w:p>
+        </w:tc>
+        <w:tc>
+          <w:tcPr>
+            <w:tcW w:w="2799" w:type="dxa"/>
+            <w:tcMar>
+              <w:top w:w="80" w:type="dxa"/>
+              <w:left w:w="90" w:type="dxa"/>
+              <w:bottom w:w="80" w:type="dxa"/>
+              <w:right w:w="90" w:type="dxa"/>
+            </w:tcMar>
+            <w:vAlign w:val="center"/>
+          </w:tcPr>
+          <w:p>
+            <w:pPr>
+              <w:spacing w:after="0"/>
+              <w:jc w:val="left"/>
+            </w:pPr>
+            <w:r>
+              <w:rPr>
+                <w:sz w:val="15"/>
+              </w:rPr>
+              <w:t>SPI read 0x00..0x0F</w:t>
+            </w:r>
+          </w:p>
+        </w:tc>
+        <w:tc>
+          <w:tcPr>
+            <w:tcW w:w="2799" w:type="dxa"/>
+            <w:tcMar>
+              <w:top w:w="80" w:type="dxa"/>
+              <w:left w:w="90" w:type="dxa"/>
+              <w:bottom w:w="80" w:type="dxa"/>
+              <w:right w:w="90" w:type="dxa"/>
+            </w:tcMar>
+            <w:vAlign w:val="center"/>
+          </w:tcPr>
+          <w:p>
+            <w:pPr>
+              <w:spacing w:after="0"/>
+              <w:jc w:val="left"/>
+            </w:pPr>
+            <w:r>
+              <w:rPr>
+                <w:sz w:val="15"/>
+              </w:rPr>
+              <w:t>Valores de reset: SYSTEM_CONTROL = 0xC, NUM_BLOCKS = 1, KEY = 0, AES_STATUS = 0, LOCKED = 0</w:t>
+            </w:r>
+          </w:p>
+        </w:tc>
+        <w:tc>
+          <w:tcPr>
+            <w:tcW w:w="1866" w:type="dxa"/>
+            <w:tcMar>
+              <w:top w:w="80" w:type="dxa"/>
+              <w:left w:w="90" w:type="dxa"/>
+              <w:bottom w:w="80" w:type="dxa"/>
+              <w:right w:w="90" w:type="dxa"/>
+            </w:tcMar>
+            <w:vAlign w:val="center"/>
+          </w:tcPr>
+          <w:p>
+            <w:pPr>
+              <w:spacing w:after="0"/>
+              <w:jc w:val="left"/>
+            </w:pPr>
+            <w:r>
+              <w:rPr>
+                <w:sz w:val="15"/>
+              </w:rPr>
+              <w:t>F01, F05</w:t>
+            </w:r>
+          </w:p>
+        </w:tc>
+      </w:tr>
+      <w:tr>
+        <w:trPr>
+          <w:cantSplit/>
+          <w:jc w:val="center"/>
+        </w:trPr>
+        <w:tc>
+          <w:tcPr>
+            <w:tcW w:w="622" w:type="dxa"/>
+            <w:tcMar>
+              <w:top w:w="80" w:type="dxa"/>
+              <w:left w:w="90" w:type="dxa"/>
+              <w:bottom w:w="80" w:type="dxa"/>
+              <w:right w:w="90" w:type="dxa"/>
+            </w:tcMar>
+            <w:vAlign w:val="center"/>
+          </w:tcPr>
+          <w:p>
+            <w:pPr>
+              <w:spacing w:after="0"/>
+              <w:jc w:val="left"/>
+            </w:pPr>
+            <w:r>
+              <w:rPr>
+                <w:b/>
+                <w:sz w:val="15"/>
+              </w:rPr>
+              <w:t>5</w:t>
+            </w:r>
+          </w:p>
+        </w:tc>
+        <w:tc>
+          <w:tcPr>
+            <w:tcW w:w="2280" w:type="dxa"/>
+            <w:tcMar>
+              <w:top w:w="80" w:type="dxa"/>
+              <w:left w:w="90" w:type="dxa"/>
+              <w:bottom w:w="80" w:type="dxa"/>
+              <w:right w:w="90" w:type="dxa"/>
+            </w:tcMar>
+            <w:vAlign w:val="center"/>
+          </w:tcPr>
+          <w:p>
+            <w:pPr>
+              <w:spacing w:after="0"/>
+              <w:jc w:val="left"/>
+            </w:pPr>
+            <w:r>
+              <w:rPr>
+                <w:sz w:val="15"/>
+              </w:rPr>
+              <w:t>Ler a memória</w:t>
+            </w:r>
+          </w:p>
+        </w:tc>
+        <w:tc>
+          <w:tcPr>
+            <w:tcW w:w="2799" w:type="dxa"/>
+            <w:tcMar>
+              <w:top w:w="80" w:type="dxa"/>
+              <w:left w:w="90" w:type="dxa"/>
+              <w:bottom w:w="80" w:type="dxa"/>
+              <w:right w:w="90" w:type="dxa"/>
+            </w:tcMar>
+            <w:vAlign w:val="center"/>
+          </w:tcPr>
+          <w:p>
+            <w:pPr>
+              <w:spacing w:after="0"/>
+              <w:jc w:val="left"/>
+            </w:pPr>
+            <w:r>
+              <w:rPr>
+                <w:sz w:val="15"/>
+              </w:rPr>
+              <w:t>MEMORY DATA read (SEL = 0 após o reset)</w:t>
+            </w:r>
+          </w:p>
+        </w:tc>
+        <w:tc>
+          <w:tcPr>
+            <w:tcW w:w="2799" w:type="dxa"/>
+            <w:tcMar>
+              <w:top w:w="80" w:type="dxa"/>
+              <w:left w:w="90" w:type="dxa"/>
+              <w:bottom w:w="80" w:type="dxa"/>
+              <w:right w:w="90" w:type="dxa"/>
+            </w:tcMar>
+            <w:vAlign w:val="center"/>
+          </w:tcPr>
+          <w:p>
+            <w:pPr>
+              <w:spacing w:after="0"/>
+              <w:jc w:val="left"/>
+            </w:pPr>
+            <w:r>
+              <w:rPr>
+                <w:sz w:val="15"/>
+              </w:rPr>
+              <w:t>Blocos terminados: cifrados; não tocados: originais; bloco em andamento: possivelmente pela metade</w:t>
+            </w:r>
+          </w:p>
+        </w:tc>
+        <w:tc>
+          <w:tcPr>
+            <w:tcW w:w="1866" w:type="dxa"/>
+            <w:tcMar>
+              <w:top w:w="80" w:type="dxa"/>
+              <w:left w:w="90" w:type="dxa"/>
+              <w:bottom w:w="80" w:type="dxa"/>
+              <w:right w:w="90" w:type="dxa"/>
+            </w:tcMar>
+            <w:vAlign w:val="center"/>
+          </w:tcPr>
+          <w:p>
+            <w:pPr>
+              <w:spacing w:after="0"/>
+              <w:jc w:val="left"/>
+            </w:pPr>
+            <w:r>
+              <w:rPr>
+                <w:sz w:val="15"/>
+              </w:rPr>
+              <w:t>Memória preservada (F06, F10)</w:t>
+            </w:r>
+          </w:p>
+        </w:tc>
+      </w:tr>
+      <w:tr>
+        <w:trPr>
+          <w:cantSplit/>
+          <w:jc w:val="center"/>
+        </w:trPr>
+        <w:tc>
+          <w:tcPr>
+            <w:tcW w:w="622" w:type="dxa"/>
+            <w:tcMar>
+              <w:top w:w="80" w:type="dxa"/>
+              <w:left w:w="90" w:type="dxa"/>
+              <w:bottom w:w="80" w:type="dxa"/>
+              <w:right w:w="90" w:type="dxa"/>
+            </w:tcMar>
+            <w:vAlign w:val="center"/>
+          </w:tcPr>
+          <w:p>
+            <w:pPr>
+              <w:spacing w:after="0"/>
+              <w:jc w:val="left"/>
+            </w:pPr>
+            <w:r>
+              <w:rPr>
+                <w:b/>
+                <w:sz w:val="15"/>
+              </w:rPr>
+              <w:t>6</w:t>
+            </w:r>
+          </w:p>
+        </w:tc>
+        <w:tc>
+          <w:tcPr>
+            <w:tcW w:w="2280" w:type="dxa"/>
+            <w:tcMar>
+              <w:top w:w="80" w:type="dxa"/>
+              <w:left w:w="90" w:type="dxa"/>
+              <w:bottom w:w="80" w:type="dxa"/>
+              <w:right w:w="90" w:type="dxa"/>
+            </w:tcMar>
+            <w:vAlign w:val="center"/>
+          </w:tcPr>
+          <w:p>
+            <w:pPr>
+              <w:spacing w:after="0"/>
+              <w:jc w:val="left"/>
+            </w:pPr>
+            <w:r>
+              <w:rPr>
+                <w:sz w:val="15"/>
+              </w:rPr>
+              <w:t>Reprogramar tudo e nova operação</w:t>
+            </w:r>
+          </w:p>
+        </w:tc>
+        <w:tc>
+          <w:tcPr>
+            <w:tcW w:w="2799" w:type="dxa"/>
+            <w:tcMar>
+              <w:top w:w="80" w:type="dxa"/>
+              <w:left w:w="90" w:type="dxa"/>
+              <w:bottom w:w="80" w:type="dxa"/>
+              <w:right w:w="90" w:type="dxa"/>
+            </w:tcMar>
+            <w:vAlign w:val="center"/>
+          </w:tcPr>
+          <w:p>
+            <w:pPr>
+              <w:spacing w:after="0"/>
+              <w:jc w:val="left"/>
+            </w:pPr>
+            <w:r>
+              <w:rPr>
+                <w:sz w:val="15"/>
+              </w:rPr>
+              <w:t>Fluxo do DITL-01</w:t>
+            </w:r>
+          </w:p>
+        </w:tc>
+        <w:tc>
+          <w:tcPr>
+            <w:tcW w:w="2799" w:type="dxa"/>
+            <w:tcMar>
+              <w:top w:w="80" w:type="dxa"/>
+              <w:left w:w="90" w:type="dxa"/>
+              <w:bottom w:w="80" w:type="dxa"/>
+              <w:right w:w="90" w:type="dxa"/>
+            </w:tcMar>
+            <w:vAlign w:val="center"/>
+          </w:tcPr>
+          <w:p>
+            <w:pPr>
+              <w:spacing w:after="0"/>
+              <w:jc w:val="left"/>
+            </w:pPr>
+            <w:r>
+              <w:rPr>
+                <w:sz w:val="15"/>
+              </w:rPr>
+              <w:t>Resultado correto</w:t>
+            </w:r>
+          </w:p>
+        </w:tc>
+        <w:tc>
+          <w:tcPr>
+            <w:tcW w:w="1866" w:type="dxa"/>
+            <w:tcMar>
+              <w:top w:w="80" w:type="dxa"/>
+              <w:left w:w="90" w:type="dxa"/>
+              <w:bottom w:w="80" w:type="dxa"/>
+              <w:right w:w="90" w:type="dxa"/>
+            </w:tcMar>
+            <w:vAlign w:val="center"/>
+          </w:tcPr>
+          <w:p>
+            <w:pPr>
+              <w:spacing w:after="0"/>
+              <w:jc w:val="left"/>
+            </w:pPr>
+            <w:r>
+              <w:rPr>
+                <w:sz w:val="15"/>
+              </w:rPr>
+              <w:t>F08</w:t>
+            </w:r>
+          </w:p>
+        </w:tc>
+      </w:tr>
+    </w:tbl>
+    <w:p>
+      <w:pPr>
+        <w:spacing w:after="100" w:line="252" w:lineRule="auto" w:before="120"/>
+      </w:pPr>
+      <w:r>
+        <w:rPr>
+          <w:sz w:val="20"/>
+        </w:rPr>
+        <w:t>Ponto de checagem crítico (passo 5): como BLOCKS_DONE se perde no reset, o scoreboard precisa saber até onde o AES chegou (observando as escritas do AES na memória) ou checar só as regiões com valor garantido. Decisão a tomar com CHK-MEM-01 e CHK-AES-01 (Dez/26).</w:t>
+      </w:r>
+    </w:p>
+    <w:p>
+      <w:pPr>
+        <w:spacing w:after="100" w:line="252" w:lineRule="auto"/>
+      </w:pPr>
+      <w:r>
+        <w:rPr>
+          <w:sz w:val="20"/>
+        </w:rPr>
+        <w:t>O mesmo reset é aplicado em outros momentos (contextos do ST-RST-02):</w:t>
+      </w:r>
+    </w:p>
+    <w:tbl>
+      <w:tblPr>
+        <w:tblW w:w="0" w:type="auto"/>
+        <w:jc w:val="center"/>
+        <w:tblBorders>
+          <w:top w:val="single" w:sz="6" w:space="0" w:color="B7C9E2"/>
+          <w:left w:val="single" w:sz="6" w:space="0" w:color="B7C9E2"/>
+          <w:bottom w:val="single" w:sz="6" w:space="0" w:color="B7C9E2"/>
+          <w:right w:val="single" w:sz="6" w:space="0" w:color="B7C9E2"/>
+          <w:insideH w:val="single" w:sz="6" w:space="0" w:color="B7C9E2"/>
+          <w:insideV w:val="single" w:sz="6" w:space="0" w:color="B7C9E2"/>
+        </w:tblBorders>
+        <w:tblLayout w:type="fixed"/>
+        <w:tblLook w:val="04A0" w:firstRow="1" w:lastRow="0" w:firstColumn="1" w:lastColumn="0" w:noHBand="0" w:noVBand="1"/>
+      </w:tblPr>
+      <w:tblGrid>
+        <w:gridCol w:w="3939"/>
+        <w:gridCol w:w="4147"/>
+        <w:gridCol w:w="2280"/>
+      </w:tblGrid>
+      <w:tr>
+        <w:trPr>
+          <w:cantSplit/>
+          <w:tblHeader/>
+          <w:jc w:val="center"/>
+        </w:trPr>
+        <w:tc>
+          <w:tcPr>
+            <w:tcW w:w="3939" w:type="dxa"/>
+            <w:shd w:val="clear" w:color="auto" w:fill="2E5B88"/>
+            <w:tcMar>
+              <w:top w:w="80" w:type="dxa"/>
+              <w:left w:w="90" w:type="dxa"/>
+              <w:bottom w:w="80" w:type="dxa"/>
+              <w:right w:w="90" w:type="dxa"/>
+            </w:tcMar>
+            <w:vAlign w:val="center"/>
+          </w:tcPr>
+          <w:p>
+            <w:pPr>
+              <w:spacing w:after="0"/>
+            </w:pPr>
+            <w:r>
+              <w:rPr>
+                <w:b/>
+                <w:color w:val="FFFFFF"/>
+                <w:sz w:val="17"/>
+              </w:rPr>
+              <w:t>Momento do reset</w:t>
+            </w:r>
+          </w:p>
+        </w:tc>
+        <w:tc>
+          <w:tcPr>
+            <w:tcW w:w="4147" w:type="dxa"/>
+            <w:shd w:val="clear" w:color="auto" w:fill="2E5B88"/>
+            <w:tcMar>
+              <w:top w:w="80" w:type="dxa"/>
+              <w:left w:w="90" w:type="dxa"/>
+              <w:bottom w:w="80" w:type="dxa"/>
+              <w:right w:w="90" w:type="dxa"/>
+            </w:tcMar>
+            <w:vAlign w:val="center"/>
+          </w:tcPr>
+          <w:p>
+            <w:pPr>
+              <w:spacing w:after="0"/>
+            </w:pPr>
+            <w:r>
+              <w:rPr>
+                <w:b/>
+                <w:color w:val="FFFFFF"/>
+                <w:sz w:val="17"/>
+              </w:rPr>
+              <w:t>Particularidade</w:t>
+            </w:r>
+          </w:p>
+        </w:tc>
+        <w:tc>
+          <w:tcPr>
+            <w:tcW w:w="2280" w:type="dxa"/>
+            <w:shd w:val="clear" w:color="auto" w:fill="2E5B88"/>
+            <w:tcMar>
+              <w:top w:w="80" w:type="dxa"/>
+              <w:left w:w="90" w:type="dxa"/>
+              <w:bottom w:w="80" w:type="dxa"/>
+              <w:right w:w="90" w:type="dxa"/>
+            </w:tcMar>
+            <w:vAlign w:val="center"/>
+          </w:tcPr>
+          <w:p>
+            <w:pPr>
+              <w:spacing w:after="0"/>
+            </w:pPr>
+            <w:r>
+              <w:rPr>
+                <w:b/>
+                <w:color w:val="FFFFFF"/>
+                <w:sz w:val="17"/>
+              </w:rPr>
+              <w:t>Status</w:t>
+            </w:r>
+          </w:p>
+        </w:tc>
+      </w:tr>
+      <w:tr>
+        <w:trPr>
+          <w:cantSplit/>
+          <w:jc w:val="center"/>
+        </w:trPr>
+        <w:tc>
+          <w:tcPr>
+            <w:tcW w:w="3939" w:type="dxa"/>
+            <w:tcMar>
+              <w:top w:w="80" w:type="dxa"/>
+              <w:left w:w="90" w:type="dxa"/>
+              <w:bottom w:w="80" w:type="dxa"/>
+              <w:right w:w="90" w:type="dxa"/>
+            </w:tcMar>
+            <w:vAlign w:val="center"/>
+          </w:tcPr>
+          <w:p>
+            <w:pPr>
+              <w:spacing w:after="0"/>
+              <w:jc w:val="left"/>
+            </w:pPr>
+            <w:r>
+              <w:rPr>
+                <w:b/>
+                <w:sz w:val="17"/>
+              </w:rPr>
+              <w:t>PLL desligado</w:t>
+            </w:r>
+          </w:p>
+        </w:tc>
+        <w:tc>
+          <w:tcPr>
+            <w:tcW w:w="4147" w:type="dxa"/>
+            <w:tcMar>
+              <w:top w:w="80" w:type="dxa"/>
+              <w:left w:w="90" w:type="dxa"/>
+              <w:bottom w:w="80" w:type="dxa"/>
+              <w:right w:w="90" w:type="dxa"/>
+            </w:tcMar>
+            <w:vAlign w:val="center"/>
+          </w:tcPr>
+          <w:p>
+            <w:pPr>
+              <w:spacing w:after="0"/>
+              <w:jc w:val="left"/>
+            </w:pPr>
+            <w:r>
+              <w:rPr>
+                <w:sz w:val="17"/>
+              </w:rPr>
+              <w:t>Caso mais simples</w:t>
+            </w:r>
+          </w:p>
+        </w:tc>
+        <w:tc>
+          <w:tcPr>
+            <w:tcW w:w="2280" w:type="dxa"/>
+            <w:tcMar>
+              <w:top w:w="80" w:type="dxa"/>
+              <w:left w:w="90" w:type="dxa"/>
+              <w:bottom w:w="80" w:type="dxa"/>
+              <w:right w:w="90" w:type="dxa"/>
+            </w:tcMar>
+            <w:vAlign w:val="center"/>
+          </w:tcPr>
+          <w:p>
+            <w:pPr>
+              <w:spacing w:after="0"/>
+              <w:jc w:val="left"/>
+            </w:pPr>
+            <w:r>
+              <w:rPr>
+                <w:sz w:val="17"/>
+              </w:rPr>
+              <w:t>IMPL – smoke (Out/26)</w:t>
+            </w:r>
+          </w:p>
+        </w:tc>
+      </w:tr>
+      <w:tr>
+        <w:trPr>
+          <w:cantSplit/>
+          <w:jc w:val="center"/>
+        </w:trPr>
+        <w:tc>
+          <w:tcPr>
+            <w:tcW w:w="3939" w:type="dxa"/>
+            <w:tcMar>
+              <w:top w:w="80" w:type="dxa"/>
+              <w:left w:w="90" w:type="dxa"/>
+              <w:bottom w:w="80" w:type="dxa"/>
+              <w:right w:w="90" w:type="dxa"/>
+            </w:tcMar>
+            <w:vAlign w:val="center"/>
+          </w:tcPr>
+          <w:p>
+            <w:pPr>
+              <w:spacing w:after="0"/>
+              <w:jc w:val="left"/>
+            </w:pPr>
+            <w:r>
+              <w:rPr>
+                <w:b/>
+                <w:sz w:val="17"/>
+              </w:rPr>
+              <w:t>PLL em aquisição (antes do lock)</w:t>
+            </w:r>
+          </w:p>
+        </w:tc>
+        <w:tc>
+          <w:tcPr>
+            <w:tcW w:w="4147" w:type="dxa"/>
+            <w:tcMar>
+              <w:top w:w="80" w:type="dxa"/>
+              <w:left w:w="90" w:type="dxa"/>
+              <w:bottom w:w="80" w:type="dxa"/>
+              <w:right w:w="90" w:type="dxa"/>
+            </w:tcMar>
+            <w:vAlign w:val="center"/>
+          </w:tcPr>
+          <w:p>
+            <w:pPr>
+              <w:spacing w:after="0"/>
+              <w:jc w:val="left"/>
+            </w:pPr>
+            <w:r>
+              <w:rPr>
+                <w:sz w:val="17"/>
+              </w:rPr>
+              <w:t>O lock não deve acontecer</w:t>
+            </w:r>
+          </w:p>
+        </w:tc>
+        <w:tc>
+          <w:tcPr>
+            <w:tcW w:w="2280" w:type="dxa"/>
+            <w:tcMar>
+              <w:top w:w="80" w:type="dxa"/>
+              <w:left w:w="90" w:type="dxa"/>
+              <w:bottom w:w="80" w:type="dxa"/>
+              <w:right w:w="90" w:type="dxa"/>
+            </w:tcMar>
+            <w:vAlign w:val="center"/>
+          </w:tcPr>
+          <w:p>
+            <w:pPr>
+              <w:spacing w:after="0"/>
+              <w:jc w:val="left"/>
+            </w:pPr>
+            <w:r>
+              <w:rPr>
+                <w:sz w:val="17"/>
+              </w:rPr>
+              <w:t>Nov/26</w:t>
+            </w:r>
+          </w:p>
+        </w:tc>
+      </w:tr>
+      <w:tr>
+        <w:trPr>
+          <w:cantSplit/>
+          <w:jc w:val="center"/>
+        </w:trPr>
+        <w:tc>
+          <w:tcPr>
+            <w:tcW w:w="3939" w:type="dxa"/>
+            <w:tcMar>
+              <w:top w:w="80" w:type="dxa"/>
+              <w:left w:w="90" w:type="dxa"/>
+              <w:bottom w:w="80" w:type="dxa"/>
+              <w:right w:w="90" w:type="dxa"/>
+            </w:tcMar>
+            <w:vAlign w:val="center"/>
+          </w:tcPr>
+          <w:p>
+            <w:pPr>
+              <w:spacing w:after="0"/>
+              <w:jc w:val="left"/>
+            </w:pPr>
+            <w:r>
+              <w:rPr>
+                <w:b/>
+                <w:sz w:val="17"/>
+              </w:rPr>
+              <w:t>PLL travado, AES ocioso</w:t>
+            </w:r>
+          </w:p>
+        </w:tc>
+        <w:tc>
+          <w:tcPr>
+            <w:tcW w:w="4147" w:type="dxa"/>
+            <w:tcMar>
+              <w:top w:w="80" w:type="dxa"/>
+              <w:left w:w="90" w:type="dxa"/>
+              <w:bottom w:w="80" w:type="dxa"/>
+              <w:right w:w="90" w:type="dxa"/>
+            </w:tcMar>
+            <w:vAlign w:val="center"/>
+          </w:tcPr>
+          <w:p>
+            <w:pPr>
+              <w:spacing w:after="0"/>
+              <w:jc w:val="left"/>
+            </w:pPr>
+            <w:r>
+              <w:rPr>
+                <w:sz w:val="17"/>
+              </w:rPr>
+              <w:t>sys_clk para</w:t>
+            </w:r>
+          </w:p>
+        </w:tc>
+        <w:tc>
+          <w:tcPr>
+            <w:tcW w:w="2280" w:type="dxa"/>
+            <w:tcMar>
+              <w:top w:w="80" w:type="dxa"/>
+              <w:left w:w="90" w:type="dxa"/>
+              <w:bottom w:w="80" w:type="dxa"/>
+              <w:right w:w="90" w:type="dxa"/>
+            </w:tcMar>
+            <w:vAlign w:val="center"/>
+          </w:tcPr>
+          <w:p>
+            <w:pPr>
+              <w:spacing w:after="0"/>
+              <w:jc w:val="left"/>
+            </w:pPr>
+            <w:r>
+              <w:rPr>
+                <w:sz w:val="17"/>
+              </w:rPr>
+              <w:t>Nov/26</w:t>
+            </w:r>
+          </w:p>
+        </w:tc>
+      </w:tr>
+      <w:tr>
+        <w:trPr>
+          <w:cantSplit/>
+          <w:jc w:val="center"/>
+        </w:trPr>
+        <w:tc>
+          <w:tcPr>
+            <w:tcW w:w="3939" w:type="dxa"/>
+            <w:tcMar>
+              <w:top w:w="80" w:type="dxa"/>
+              <w:left w:w="90" w:type="dxa"/>
+              <w:bottom w:w="80" w:type="dxa"/>
+              <w:right w:w="90" w:type="dxa"/>
+            </w:tcMar>
+            <w:vAlign w:val="center"/>
+          </w:tcPr>
+          <w:p>
+            <w:pPr>
+              <w:spacing w:after="0"/>
+              <w:jc w:val="left"/>
+            </w:pPr>
+            <w:r>
+              <w:rPr>
+                <w:b/>
+                <w:sz w:val="17"/>
+              </w:rPr>
+              <w:t>No meio de um frame SPI</w:t>
+            </w:r>
+          </w:p>
+        </w:tc>
+        <w:tc>
+          <w:tcPr>
+            <w:tcW w:w="4147" w:type="dxa"/>
+            <w:tcMar>
+              <w:top w:w="80" w:type="dxa"/>
+              <w:left w:w="90" w:type="dxa"/>
+              <w:bottom w:w="80" w:type="dxa"/>
+              <w:right w:w="90" w:type="dxa"/>
+            </w:tcMar>
+            <w:vAlign w:val="center"/>
+          </w:tcPr>
+          <w:p>
+            <w:pPr>
+              <w:spacing w:after="0"/>
+              <w:jc w:val="left"/>
+            </w:pPr>
+            <w:r>
+              <w:rPr>
+                <w:sz w:val="17"/>
+              </w:rPr>
+              <w:t>Comando descartado (frame incompleto)</w:t>
+            </w:r>
+          </w:p>
+        </w:tc>
+        <w:tc>
+          <w:tcPr>
+            <w:tcW w:w="2280" w:type="dxa"/>
+            <w:tcMar>
+              <w:top w:w="80" w:type="dxa"/>
+              <w:left w:w="90" w:type="dxa"/>
+              <w:bottom w:w="80" w:type="dxa"/>
+              <w:right w:w="90" w:type="dxa"/>
+            </w:tcMar>
+            <w:vAlign w:val="center"/>
+          </w:tcPr>
+          <w:p>
+            <w:pPr>
+              <w:spacing w:after="0"/>
+              <w:jc w:val="left"/>
+            </w:pPr>
+            <w:r>
+              <w:rPr>
+                <w:sz w:val="17"/>
+              </w:rPr>
+              <w:t>Nov/26</w:t>
+            </w:r>
+          </w:p>
+        </w:tc>
+      </w:tr>
+      <w:tr>
+        <w:trPr>
+          <w:cantSplit/>
+          <w:jc w:val="center"/>
+        </w:trPr>
+        <w:tc>
+          <w:tcPr>
+            <w:tcW w:w="3939" w:type="dxa"/>
+            <w:tcMar>
+              <w:top w:w="80" w:type="dxa"/>
+              <w:left w:w="90" w:type="dxa"/>
+              <w:bottom w:w="80" w:type="dxa"/>
+              <w:right w:w="90" w:type="dxa"/>
+            </w:tcMar>
+            <w:vAlign w:val="center"/>
+          </w:tcPr>
+          <w:p>
+            <w:pPr>
+              <w:spacing w:after="0"/>
+              <w:jc w:val="left"/>
+            </w:pPr>
+            <w:r>
+              <w:rPr>
+                <w:b/>
+                <w:sz w:val="17"/>
+              </w:rPr>
+              <w:t>AES ocupado</w:t>
+            </w:r>
+          </w:p>
+        </w:tc>
+        <w:tc>
+          <w:tcPr>
+            <w:tcW w:w="4147" w:type="dxa"/>
+            <w:tcMar>
+              <w:top w:w="80" w:type="dxa"/>
+              <w:left w:w="90" w:type="dxa"/>
+              <w:bottom w:w="80" w:type="dxa"/>
+              <w:right w:w="90" w:type="dxa"/>
+            </w:tcMar>
+            <w:vAlign w:val="center"/>
+          </w:tcPr>
+          <w:p>
+            <w:pPr>
+              <w:spacing w:after="0"/>
+              <w:jc w:val="left"/>
+            </w:pPr>
+            <w:r>
+              <w:rPr>
+                <w:sz w:val="17"/>
+              </w:rPr>
+              <w:t>Caso da tabela acima</w:t>
+            </w:r>
+          </w:p>
+        </w:tc>
+        <w:tc>
+          <w:tcPr>
+            <w:tcW w:w="2280" w:type="dxa"/>
+            <w:tcMar>
+              <w:top w:w="80" w:type="dxa"/>
+              <w:left w:w="90" w:type="dxa"/>
+              <w:bottom w:w="80" w:type="dxa"/>
+              <w:right w:w="90" w:type="dxa"/>
+            </w:tcMar>
+            <w:vAlign w:val="center"/>
+          </w:tcPr>
+          <w:p>
+            <w:pPr>
+              <w:spacing w:after="0"/>
+              <w:jc w:val="left"/>
+            </w:pPr>
+            <w:r>
+              <w:rPr>
+                <w:sz w:val="17"/>
+              </w:rPr>
+              <w:t>Dez/26</w:t>
+            </w:r>
+          </w:p>
+        </w:tc>
+      </w:tr>
+    </w:tbl>
+    <w:p>
+      <w:pPr>
+        <w:spacing w:after="100" w:line="252" w:lineRule="auto" w:before="120"/>
+      </w:pPr>
+      <w:r>
+        <w:rPr>
+          <w:sz w:val="20"/>
+        </w:rPr>
+        <w:t>Onde pode quebrar: registrador que o reset não limpa; AES que retoma de onde parou; memória apagada (a spec diz que não deve); SPI travado no meio de um frame.</w:t>
+      </w:r>
+    </w:p>
+    <w:p>
+      <w:pPr>
+        <w:pStyle w:val="Heading3"/>
+        <w:spacing w:before="240"/>
+      </w:pPr>
+      <w:r>
+        <w:t>DITL-03 – Troca de frequência entre operações</w:t>
+      </w:r>
+    </w:p>
+    <w:p>
+      <w:pPr>
+        <w:spacing w:after="100" w:line="252" w:lineRule="auto"/>
+      </w:pPr>
+      <w:r>
+        <w:rPr>
+          <w:sz w:val="20"/>
+        </w:rPr>
+        <w:t>Objetivo: provar que o sistema funciona igual depois de desligar e religar o PLL em outra frequência. Features: F02, F03, F08, F11. Teste planejado: T-PLL-DIV (Nov/26).</w:t>
+      </w:r>
+    </w:p>
+    <w:tbl>
+      <w:tblPr>
+        <w:tblW w:w="0" w:type="auto"/>
+        <w:jc w:val="center"/>
+        <w:tblBorders>
+          <w:top w:val="single" w:sz="6" w:space="0" w:color="B7C9E2"/>
+          <w:left w:val="single" w:sz="6" w:space="0" w:color="B7C9E2"/>
+          <w:bottom w:val="single" w:sz="6" w:space="0" w:color="B7C9E2"/>
+          <w:right w:val="single" w:sz="6" w:space="0" w:color="B7C9E2"/>
+          <w:insideH w:val="single" w:sz="6" w:space="0" w:color="B7C9E2"/>
+          <w:insideV w:val="single" w:sz="6" w:space="0" w:color="B7C9E2"/>
+        </w:tblBorders>
+        <w:tblLayout w:type="fixed"/>
+        <w:tblLook w:val="04A0" w:firstRow="1" w:lastRow="0" w:firstColumn="1" w:lastColumn="0" w:noHBand="0" w:noVBand="1"/>
+      </w:tblPr>
+      <w:tblGrid>
+        <w:gridCol w:w="622"/>
+        <w:gridCol w:w="2280"/>
+        <w:gridCol w:w="2799"/>
+        <w:gridCol w:w="2799"/>
+        <w:gridCol w:w="1866"/>
+      </w:tblGrid>
+      <w:tr>
+        <w:trPr>
+          <w:cantSplit/>
+          <w:tblHeader/>
+          <w:jc w:val="center"/>
+        </w:trPr>
+        <w:tc>
+          <w:tcPr>
+            <w:tcW w:w="622" w:type="dxa"/>
+            <w:shd w:val="clear" w:color="auto" w:fill="2E5B88"/>
+            <w:tcMar>
+              <w:top w:w="80" w:type="dxa"/>
+              <w:left w:w="90" w:type="dxa"/>
+              <w:bottom w:w="80" w:type="dxa"/>
+              <w:right w:w="90" w:type="dxa"/>
+            </w:tcMar>
+            <w:vAlign w:val="center"/>
+          </w:tcPr>
+          <w:p>
+            <w:pPr>
+              <w:spacing w:after="0"/>
+            </w:pPr>
+            <w:r>
+              <w:rPr>
+                <w:b/>
+                <w:color w:val="FFFFFF"/>
+                <w:sz w:val="15"/>
+              </w:rPr>
+              <w:t>#</w:t>
+            </w:r>
+          </w:p>
+        </w:tc>
+        <w:tc>
+          <w:tcPr>
+            <w:tcW w:w="2280" w:type="dxa"/>
+            <w:shd w:val="clear" w:color="auto" w:fill="2E5B88"/>
+            <w:tcMar>
+              <w:top w:w="80" w:type="dxa"/>
+              <w:left w:w="90" w:type="dxa"/>
+              <w:bottom w:w="80" w:type="dxa"/>
+              <w:right w:w="90" w:type="dxa"/>
+            </w:tcMar>
+            <w:vAlign w:val="center"/>
+          </w:tcPr>
+          <w:p>
+            <w:pPr>
+              <w:spacing w:after="0"/>
+            </w:pPr>
+            <w:r>
+              <w:rPr>
+                <w:b/>
+                <w:color w:val="FFFFFF"/>
+                <w:sz w:val="15"/>
+              </w:rPr>
+              <w:t>Ação</w:t>
+            </w:r>
+          </w:p>
+        </w:tc>
+        <w:tc>
+          <w:tcPr>
+            <w:tcW w:w="2799" w:type="dxa"/>
+            <w:shd w:val="clear" w:color="auto" w:fill="2E5B88"/>
+            <w:tcMar>
+              <w:top w:w="80" w:type="dxa"/>
+              <w:left w:w="90" w:type="dxa"/>
+              <w:bottom w:w="80" w:type="dxa"/>
+              <w:right w:w="90" w:type="dxa"/>
+            </w:tcMar>
+            <w:vAlign w:val="center"/>
+          </w:tcPr>
+          <w:p>
+            <w:pPr>
+              <w:spacing w:after="0"/>
+            </w:pPr>
+            <w:r>
+              <w:rPr>
+                <w:b/>
+                <w:color w:val="FFFFFF"/>
+                <w:sz w:val="15"/>
+              </w:rPr>
+              <w:t>Interface / valor</w:t>
+            </w:r>
+          </w:p>
+        </w:tc>
+        <w:tc>
+          <w:tcPr>
+            <w:tcW w:w="2799" w:type="dxa"/>
+            <w:shd w:val="clear" w:color="auto" w:fill="2E5B88"/>
+            <w:tcMar>
+              <w:top w:w="80" w:type="dxa"/>
+              <w:left w:w="90" w:type="dxa"/>
+              <w:bottom w:w="80" w:type="dxa"/>
+              <w:right w:w="90" w:type="dxa"/>
+            </w:tcMar>
+            <w:vAlign w:val="center"/>
+          </w:tcPr>
+          <w:p>
+            <w:pPr>
+              <w:spacing w:after="0"/>
+            </w:pPr>
+            <w:r>
+              <w:rPr>
+                <w:b/>
+                <w:color w:val="FFFFFF"/>
+                <w:sz w:val="15"/>
+              </w:rPr>
+              <w:t>Resultado esperado</w:t>
+            </w:r>
+          </w:p>
+        </w:tc>
+        <w:tc>
+          <w:tcPr>
+            <w:tcW w:w="1866" w:type="dxa"/>
+            <w:shd w:val="clear" w:color="auto" w:fill="2E5B88"/>
+            <w:tcMar>
+              <w:top w:w="80" w:type="dxa"/>
+              <w:left w:w="90" w:type="dxa"/>
+              <w:bottom w:w="80" w:type="dxa"/>
+              <w:right w:w="90" w:type="dxa"/>
+            </w:tcMar>
+            <w:vAlign w:val="center"/>
+          </w:tcPr>
+          <w:p>
+            <w:pPr>
+              <w:spacing w:after="0"/>
+            </w:pPr>
+            <w:r>
+              <w:rPr>
+                <w:b/>
+                <w:color w:val="FFFFFF"/>
+                <w:sz w:val="15"/>
+              </w:rPr>
+              <w:t>O que checar</w:t>
+            </w:r>
+          </w:p>
+        </w:tc>
+      </w:tr>
+      <w:tr>
+        <w:trPr>
+          <w:cantSplit/>
+          <w:jc w:val="center"/>
+        </w:trPr>
+        <w:tc>
+          <w:tcPr>
+            <w:tcW w:w="622" w:type="dxa"/>
+            <w:tcMar>
+              <w:top w:w="80" w:type="dxa"/>
+              <w:left w:w="90" w:type="dxa"/>
+              <w:bottom w:w="80" w:type="dxa"/>
+              <w:right w:w="90" w:type="dxa"/>
+            </w:tcMar>
+            <w:vAlign w:val="center"/>
+          </w:tcPr>
+          <w:p>
+            <w:pPr>
+              <w:spacing w:after="0"/>
+              <w:jc w:val="left"/>
+            </w:pPr>
+            <w:r>
+              <w:rPr>
+                <w:b/>
+                <w:sz w:val="15"/>
+              </w:rPr>
+              <w:t>1</w:t>
+            </w:r>
+          </w:p>
+        </w:tc>
+        <w:tc>
+          <w:tcPr>
+            <w:tcW w:w="2280" w:type="dxa"/>
+            <w:tcMar>
+              <w:top w:w="80" w:type="dxa"/>
+              <w:left w:w="90" w:type="dxa"/>
+              <w:bottom w:w="80" w:type="dxa"/>
+              <w:right w:w="90" w:type="dxa"/>
+            </w:tcMar>
+            <w:vAlign w:val="center"/>
+          </w:tcPr>
+          <w:p>
+            <w:pPr>
+              <w:spacing w:after="0"/>
+              <w:jc w:val="left"/>
+            </w:pPr>
+            <w:r>
+              <w:rPr>
+                <w:sz w:val="15"/>
+              </w:rPr>
+              <w:t>DITL-01 completo a /8</w:t>
+            </w:r>
+          </w:p>
+        </w:tc>
+        <w:tc>
+          <w:tcPr>
+            <w:tcW w:w="2799" w:type="dxa"/>
+            <w:tcMar>
+              <w:top w:w="80" w:type="dxa"/>
+              <w:left w:w="90" w:type="dxa"/>
+              <w:bottom w:w="80" w:type="dxa"/>
+              <w:right w:w="90" w:type="dxa"/>
+            </w:tcMar>
+            <w:vAlign w:val="center"/>
+          </w:tcPr>
+          <w:p>
+            <w:pPr>
+              <w:spacing w:after="0"/>
+              <w:jc w:val="left"/>
+            </w:pPr>
+            <w:r>
+              <w:rPr>
+                <w:sz w:val="15"/>
+              </w:rPr>
+              <w:t>SYSTEM_CONTROL 0x0F durante o AES</w:t>
+            </w:r>
+          </w:p>
+        </w:tc>
+        <w:tc>
+          <w:tcPr>
+            <w:tcW w:w="2799" w:type="dxa"/>
+            <w:tcMar>
+              <w:top w:w="80" w:type="dxa"/>
+              <w:left w:w="90" w:type="dxa"/>
+              <w:bottom w:w="80" w:type="dxa"/>
+              <w:right w:w="90" w:type="dxa"/>
+            </w:tcMar>
+            <w:vAlign w:val="center"/>
+          </w:tcPr>
+          <w:p>
+            <w:pPr>
+              <w:spacing w:after="0"/>
+              <w:jc w:val="left"/>
+            </w:pPr>
+            <w:r>
+              <w:rPr>
+                <w:sz w:val="15"/>
+              </w:rPr>
+              <w:t>Resultado correto; sys_clk com 4 ns de período</w:t>
+            </w:r>
+          </w:p>
+        </w:tc>
+        <w:tc>
+          <w:tcPr>
+            <w:tcW w:w="1866" w:type="dxa"/>
+            <w:tcMar>
+              <w:top w:w="80" w:type="dxa"/>
+              <w:left w:w="90" w:type="dxa"/>
+              <w:bottom w:w="80" w:type="dxa"/>
+              <w:right w:w="90" w:type="dxa"/>
+            </w:tcMar>
+            <w:vAlign w:val="center"/>
+          </w:tcPr>
+          <w:p>
+            <w:pPr>
+              <w:spacing w:after="0"/>
+              <w:jc w:val="left"/>
+            </w:pPr>
+            <w:r>
+              <w:rPr>
+                <w:sz w:val="15"/>
+              </w:rPr>
+              <w:t>F02, F08</w:t>
+            </w:r>
+          </w:p>
+        </w:tc>
+      </w:tr>
+      <w:tr>
+        <w:trPr>
+          <w:cantSplit/>
+          <w:jc w:val="center"/>
+        </w:trPr>
+        <w:tc>
+          <w:tcPr>
+            <w:tcW w:w="622" w:type="dxa"/>
+            <w:tcMar>
+              <w:top w:w="80" w:type="dxa"/>
+              <w:left w:w="90" w:type="dxa"/>
+              <w:bottom w:w="80" w:type="dxa"/>
+              <w:right w:w="90" w:type="dxa"/>
+            </w:tcMar>
+            <w:vAlign w:val="center"/>
+          </w:tcPr>
+          <w:p>
+            <w:pPr>
+              <w:spacing w:after="0"/>
+              <w:jc w:val="left"/>
+            </w:pPr>
+            <w:r>
+              <w:rPr>
+                <w:b/>
+                <w:sz w:val="15"/>
+              </w:rPr>
+              <w:t>2</w:t>
+            </w:r>
+          </w:p>
+        </w:tc>
+        <w:tc>
+          <w:tcPr>
+            <w:tcW w:w="2280" w:type="dxa"/>
+            <w:tcMar>
+              <w:top w:w="80" w:type="dxa"/>
+              <w:left w:w="90" w:type="dxa"/>
+              <w:bottom w:w="80" w:type="dxa"/>
+              <w:right w:w="90" w:type="dxa"/>
+            </w:tcMar>
+            <w:vAlign w:val="center"/>
+          </w:tcPr>
+          <w:p>
+            <w:pPr>
+              <w:spacing w:after="0"/>
+              <w:jc w:val="left"/>
+            </w:pPr>
+            <w:r>
+              <w:rPr>
+                <w:sz w:val="15"/>
+              </w:rPr>
+              <w:t>Retomar a memória antes de desligar o PLL</w:t>
+            </w:r>
+          </w:p>
+        </w:tc>
+        <w:tc>
+          <w:tcPr>
+            <w:tcW w:w="2799" w:type="dxa"/>
+            <w:tcMar>
+              <w:top w:w="80" w:type="dxa"/>
+              <w:left w:w="90" w:type="dxa"/>
+              <w:bottom w:w="80" w:type="dxa"/>
+              <w:right w:w="90" w:type="dxa"/>
+            </w:tcMar>
+            <w:vAlign w:val="center"/>
+          </w:tcPr>
+          <w:p>
+            <w:pPr>
+              <w:spacing w:after="0"/>
+              <w:jc w:val="left"/>
+            </w:pPr>
+            <w:r>
+              <w:rPr>
+                <w:sz w:val="15"/>
+              </w:rPr>
+              <w:t>SPI write 0x0E ← 0x0E (SEL = 0, PLL ligado)</w:t>
+            </w:r>
+          </w:p>
+        </w:tc>
+        <w:tc>
+          <w:tcPr>
+            <w:tcW w:w="2799" w:type="dxa"/>
+            <w:tcMar>
+              <w:top w:w="80" w:type="dxa"/>
+              <w:left w:w="90" w:type="dxa"/>
+              <w:bottom w:w="80" w:type="dxa"/>
+              <w:right w:w="90" w:type="dxa"/>
+            </w:tcMar>
+            <w:vAlign w:val="center"/>
+          </w:tcPr>
+          <w:p>
+            <w:pPr>
+              <w:spacing w:after="0"/>
+              <w:jc w:val="left"/>
+            </w:pPr>
+            <w:r>
+              <w:rPr>
+                <w:sz w:val="15"/>
+              </w:rPr>
+              <w:t>Memória volta para mem_clk</w:t>
+            </w:r>
+          </w:p>
+        </w:tc>
+        <w:tc>
+          <w:tcPr>
+            <w:tcW w:w="1866" w:type="dxa"/>
+            <w:tcMar>
+              <w:top w:w="80" w:type="dxa"/>
+              <w:left w:w="90" w:type="dxa"/>
+              <w:bottom w:w="80" w:type="dxa"/>
+              <w:right w:w="90" w:type="dxa"/>
+            </w:tcMar>
+            <w:vAlign w:val="center"/>
+          </w:tcPr>
+          <w:p>
+            <w:pPr>
+              <w:spacing w:after="0"/>
+              <w:jc w:val="left"/>
+            </w:pPr>
+            <w:r>
+              <w:rPr>
+                <w:sz w:val="15"/>
+              </w:rPr>
+              <w:t>F07</w:t>
+            </w:r>
+          </w:p>
+        </w:tc>
+      </w:tr>
+      <w:tr>
+        <w:trPr>
+          <w:cantSplit/>
+          <w:jc w:val="center"/>
+        </w:trPr>
+        <w:tc>
+          <w:tcPr>
+            <w:tcW w:w="622" w:type="dxa"/>
+            <w:tcMar>
+              <w:top w:w="80" w:type="dxa"/>
+              <w:left w:w="90" w:type="dxa"/>
+              <w:bottom w:w="80" w:type="dxa"/>
+              <w:right w:w="90" w:type="dxa"/>
+            </w:tcMar>
+            <w:vAlign w:val="center"/>
+          </w:tcPr>
+          <w:p>
+            <w:pPr>
+              <w:spacing w:after="0"/>
+              <w:jc w:val="left"/>
+            </w:pPr>
+            <w:r>
+              <w:rPr>
+                <w:b/>
+                <w:sz w:val="15"/>
+              </w:rPr>
+              <w:t>3</w:t>
+            </w:r>
+          </w:p>
+        </w:tc>
+        <w:tc>
+          <w:tcPr>
+            <w:tcW w:w="2280" w:type="dxa"/>
+            <w:tcMar>
+              <w:top w:w="80" w:type="dxa"/>
+              <w:left w:w="90" w:type="dxa"/>
+              <w:bottom w:w="80" w:type="dxa"/>
+              <w:right w:w="90" w:type="dxa"/>
+            </w:tcMar>
+            <w:vAlign w:val="center"/>
+          </w:tcPr>
+          <w:p>
+            <w:pPr>
+              <w:spacing w:after="0"/>
+              <w:jc w:val="left"/>
+            </w:pPr>
+            <w:r>
+              <w:rPr>
+                <w:sz w:val="15"/>
+              </w:rPr>
+              <w:t>Desligar o PLL</w:t>
+            </w:r>
+          </w:p>
+        </w:tc>
+        <w:tc>
+          <w:tcPr>
+            <w:tcW w:w="2799" w:type="dxa"/>
+            <w:tcMar>
+              <w:top w:w="80" w:type="dxa"/>
+              <w:left w:w="90" w:type="dxa"/>
+              <w:bottom w:w="80" w:type="dxa"/>
+              <w:right w:w="90" w:type="dxa"/>
+            </w:tcMar>
+            <w:vAlign w:val="center"/>
+          </w:tcPr>
+          <w:p>
+            <w:pPr>
+              <w:spacing w:after="0"/>
+              <w:jc w:val="left"/>
+            </w:pPr>
+            <w:r>
+              <w:rPr>
+                <w:sz w:val="15"/>
+              </w:rPr>
+              <w:t>SPI write 0x0E ← 0x0C</w:t>
+            </w:r>
+          </w:p>
+        </w:tc>
+        <w:tc>
+          <w:tcPr>
+            <w:tcW w:w="2799" w:type="dxa"/>
+            <w:tcMar>
+              <w:top w:w="80" w:type="dxa"/>
+              <w:left w:w="90" w:type="dxa"/>
+              <w:bottom w:w="80" w:type="dxa"/>
+              <w:right w:w="90" w:type="dxa"/>
+            </w:tcMar>
+            <w:vAlign w:val="center"/>
+          </w:tcPr>
+          <w:p>
+            <w:pPr>
+              <w:spacing w:after="0"/>
+              <w:jc w:val="left"/>
+            </w:pPr>
+            <w:r>
+              <w:rPr>
+                <w:sz w:val="15"/>
+              </w:rPr>
+              <w:t>LOCKED = 0; sys_clk para</w:t>
+            </w:r>
+          </w:p>
+        </w:tc>
+        <w:tc>
+          <w:tcPr>
+            <w:tcW w:w="1866" w:type="dxa"/>
+            <w:tcMar>
+              <w:top w:w="80" w:type="dxa"/>
+              <w:left w:w="90" w:type="dxa"/>
+              <w:bottom w:w="80" w:type="dxa"/>
+              <w:right w:w="90" w:type="dxa"/>
+            </w:tcMar>
+            <w:vAlign w:val="center"/>
+          </w:tcPr>
+          <w:p>
+            <w:pPr>
+              <w:spacing w:after="0"/>
+              <w:jc w:val="left"/>
+            </w:pPr>
+            <w:r>
+              <w:rPr>
+                <w:sz w:val="15"/>
+              </w:rPr>
+              <w:t>F02</w:t>
+            </w:r>
+          </w:p>
+        </w:tc>
+      </w:tr>
+      <w:tr>
+        <w:trPr>
+          <w:cantSplit/>
+          <w:jc w:val="center"/>
+        </w:trPr>
+        <w:tc>
+          <w:tcPr>
+            <w:tcW w:w="622" w:type="dxa"/>
+            <w:tcMar>
+              <w:top w:w="80" w:type="dxa"/>
+              <w:left w:w="90" w:type="dxa"/>
+              <w:bottom w:w="80" w:type="dxa"/>
+              <w:right w:w="90" w:type="dxa"/>
+            </w:tcMar>
+            <w:vAlign w:val="center"/>
+          </w:tcPr>
+          <w:p>
+            <w:pPr>
+              <w:spacing w:after="0"/>
+              <w:jc w:val="left"/>
+            </w:pPr>
+            <w:r>
+              <w:rPr>
+                <w:b/>
+                <w:sz w:val="15"/>
+              </w:rPr>
+              <w:t>4</w:t>
+            </w:r>
+          </w:p>
+        </w:tc>
+        <w:tc>
+          <w:tcPr>
+            <w:tcW w:w="2280" w:type="dxa"/>
+            <w:tcMar>
+              <w:top w:w="80" w:type="dxa"/>
+              <w:left w:w="90" w:type="dxa"/>
+              <w:bottom w:w="80" w:type="dxa"/>
+              <w:right w:w="90" w:type="dxa"/>
+            </w:tcMar>
+            <w:vAlign w:val="center"/>
+          </w:tcPr>
+          <w:p>
+            <w:pPr>
+              <w:spacing w:after="0"/>
+              <w:jc w:val="left"/>
+            </w:pPr>
+            <w:r>
+              <w:rPr>
+                <w:sz w:val="15"/>
+              </w:rPr>
+              <w:t>Trocar o divisor e religar</w:t>
+            </w:r>
+          </w:p>
+        </w:tc>
+        <w:tc>
+          <w:tcPr>
+            <w:tcW w:w="2799" w:type="dxa"/>
+            <w:tcMar>
+              <w:top w:w="80" w:type="dxa"/>
+              <w:left w:w="90" w:type="dxa"/>
+              <w:bottom w:w="80" w:type="dxa"/>
+              <w:right w:w="90" w:type="dxa"/>
+            </w:tcMar>
+            <w:vAlign w:val="center"/>
+          </w:tcPr>
+          <w:p>
+            <w:pPr>
+              <w:spacing w:after="0"/>
+              <w:jc w:val="left"/>
+            </w:pPr>
+            <w:r>
+              <w:rPr>
+                <w:sz w:val="15"/>
+              </w:rPr>
+              <w:t>SPI write 0x0E ← 0x02 (/1, enable = 1)</w:t>
+            </w:r>
+          </w:p>
+        </w:tc>
+        <w:tc>
+          <w:tcPr>
+            <w:tcW w:w="2799" w:type="dxa"/>
+            <w:tcMar>
+              <w:top w:w="80" w:type="dxa"/>
+              <w:left w:w="90" w:type="dxa"/>
+              <w:bottom w:w="80" w:type="dxa"/>
+              <w:right w:w="90" w:type="dxa"/>
+            </w:tcMar>
+            <w:vAlign w:val="center"/>
+          </w:tcPr>
+          <w:p>
+            <w:pPr>
+              <w:spacing w:after="0"/>
+              <w:jc w:val="left"/>
+            </w:pPr>
+            <w:r>
+              <w:rPr>
+                <w:sz w:val="15"/>
+              </w:rPr>
+              <w:t>Novo lock; sys_clk com 500 ps (2 GHz)</w:t>
+            </w:r>
+          </w:p>
+        </w:tc>
+        <w:tc>
+          <w:tcPr>
+            <w:tcW w:w="1866" w:type="dxa"/>
+            <w:tcMar>
+              <w:top w:w="80" w:type="dxa"/>
+              <w:left w:w="90" w:type="dxa"/>
+              <w:bottom w:w="80" w:type="dxa"/>
+              <w:right w:w="90" w:type="dxa"/>
+            </w:tcMar>
+            <w:vAlign w:val="center"/>
+          </w:tcPr>
+          <w:p>
+            <w:pPr>
+              <w:spacing w:after="0"/>
+              <w:jc w:val="left"/>
+            </w:pPr>
+            <w:r>
+              <w:rPr>
+                <w:sz w:val="15"/>
+              </w:rPr>
+              <w:t>Frequência (F11); reset do sistema (F03, ver OBS-01)</w:t>
+            </w:r>
+          </w:p>
+        </w:tc>
+      </w:tr>
+      <w:tr>
+        <w:trPr>
+          <w:cantSplit/>
+          <w:jc w:val="center"/>
+        </w:trPr>
+        <w:tc>
+          <w:tcPr>
+            <w:tcW w:w="622" w:type="dxa"/>
+            <w:tcMar>
+              <w:top w:w="80" w:type="dxa"/>
+              <w:left w:w="90" w:type="dxa"/>
+              <w:bottom w:w="80" w:type="dxa"/>
+              <w:right w:w="90" w:type="dxa"/>
+            </w:tcMar>
+            <w:vAlign w:val="center"/>
+          </w:tcPr>
+          <w:p>
+            <w:pPr>
+              <w:spacing w:after="0"/>
+              <w:jc w:val="left"/>
+            </w:pPr>
+            <w:r>
+              <w:rPr>
+                <w:b/>
+                <w:sz w:val="15"/>
+              </w:rPr>
+              <w:t>5</w:t>
+            </w:r>
+          </w:p>
+        </w:tc>
+        <w:tc>
+          <w:tcPr>
+            <w:tcW w:w="2280" w:type="dxa"/>
+            <w:tcMar>
+              <w:top w:w="80" w:type="dxa"/>
+              <w:left w:w="90" w:type="dxa"/>
+              <w:bottom w:w="80" w:type="dxa"/>
+              <w:right w:w="90" w:type="dxa"/>
+            </w:tcMar>
+            <w:vAlign w:val="center"/>
+          </w:tcPr>
+          <w:p>
+            <w:pPr>
+              <w:spacing w:after="0"/>
+              <w:jc w:val="left"/>
+            </w:pPr>
+            <w:r>
+              <w:rPr>
+                <w:sz w:val="15"/>
+              </w:rPr>
+              <w:t>Nova operação</w:t>
+            </w:r>
+          </w:p>
+        </w:tc>
+        <w:tc>
+          <w:tcPr>
+            <w:tcW w:w="2799" w:type="dxa"/>
+            <w:tcMar>
+              <w:top w:w="80" w:type="dxa"/>
+              <w:left w:w="90" w:type="dxa"/>
+              <w:bottom w:w="80" w:type="dxa"/>
+              <w:right w:w="90" w:type="dxa"/>
+            </w:tcMar>
+            <w:vAlign w:val="center"/>
+          </w:tcPr>
+          <w:p>
+            <w:pPr>
+              <w:spacing w:after="0"/>
+              <w:jc w:val="left"/>
+            </w:pPr>
+            <w:r>
+              <w:rPr>
+                <w:sz w:val="15"/>
+              </w:rPr>
+              <w:t>Gravar dados; SPI write 0x0E ← 0x03; START</w:t>
+            </w:r>
+          </w:p>
+        </w:tc>
+        <w:tc>
+          <w:tcPr>
+            <w:tcW w:w="2799" w:type="dxa"/>
+            <w:tcMar>
+              <w:top w:w="80" w:type="dxa"/>
+              <w:left w:w="90" w:type="dxa"/>
+              <w:bottom w:w="80" w:type="dxa"/>
+              <w:right w:w="90" w:type="dxa"/>
+            </w:tcMar>
+            <w:vAlign w:val="center"/>
+          </w:tcPr>
+          <w:p>
+            <w:pPr>
+              <w:spacing w:after="0"/>
+              <w:jc w:val="left"/>
+            </w:pPr>
+            <w:r>
+              <w:rPr>
+                <w:sz w:val="15"/>
+              </w:rPr>
+              <w:t>Resultado correto na nova frequência</w:t>
+            </w:r>
+          </w:p>
+        </w:tc>
+        <w:tc>
+          <w:tcPr>
+            <w:tcW w:w="1866" w:type="dxa"/>
+            <w:tcMar>
+              <w:top w:w="80" w:type="dxa"/>
+              <w:left w:w="90" w:type="dxa"/>
+              <w:bottom w:w="80" w:type="dxa"/>
+              <w:right w:w="90" w:type="dxa"/>
+            </w:tcMar>
+            <w:vAlign w:val="center"/>
+          </w:tcPr>
+          <w:p>
+            <w:pPr>
+              <w:spacing w:after="0"/>
+              <w:jc w:val="left"/>
+            </w:pPr>
+            <w:r>
+              <w:rPr>
+                <w:sz w:val="15"/>
+              </w:rPr>
+              <w:t>F08</w:t>
+            </w:r>
+          </w:p>
+        </w:tc>
+      </w:tr>
+    </w:tbl>
+    <w:p>
+      <w:pPr>
+        <w:spacing w:after="100" w:line="252" w:lineRule="auto" w:before="120"/>
+      </w:pPr>
+      <w:r>
+        <w:rPr>
+          <w:sz w:val="20"/>
+        </w:rPr>
+        <w:t>Ordem dos passos 2 e 3: com o PLL desligado e SEL = 1, o clock da memória para; o usuário só volta a acessá-la depois de SEL = 0.</w:t>
+      </w:r>
+    </w:p>
+    <w:p>
+      <w:pPr>
+        <w:spacing w:after="100" w:line="252" w:lineRule="auto"/>
+      </w:pPr>
+      <w:r>
+        <w:rPr>
+          <w:sz w:val="20"/>
+        </w:rPr>
+        <w:t>OBS-01 (revelado por este DITL): no primeiro lock o AES fica 3 ciclos em reset; no re-lock (passo 4) sys_rst_n permanece 1 e o AES recebe clock imediatamente, sem a janela de reset da §4.2.</w:t>
+      </w:r>
+    </w:p>
+    <w:p>
+      <w:pPr>
+        <w:spacing w:after="100" w:line="252" w:lineRule="auto"/>
+      </w:pPr>
+      <w:r>
+        <w:rPr>
+          <w:sz w:val="20"/>
+        </w:rPr>
+        <w:t>Variação OBS-02: com o PLL ligado em /8, escrever SYSTEM_CONTROL ← 0x02 sem desligar – o registrador mostra /1, mas o clock continua em /8; para trocar de fato é preciso disable → enable.</w:t>
+      </w:r>
+    </w:p>
+    <w:p>
+      <w:pPr>
+        <w:spacing w:after="100" w:line="252" w:lineRule="auto"/>
+      </w:pPr>
+      <w:r>
+        <w:rPr>
+          <w:sz w:val="20"/>
+        </w:rPr>
+        <w:t>Onde pode quebrar: frequência errada após o re-lock; START perdido em outra frequência; status (BUSY/DONE) atrasado ou perdido no cruzamento de domínios.</w:t>
+      </w:r>
+    </w:p>
+    <w:p>
+      <w:pPr>
+        <w:pStyle w:val="Heading3"/>
+        <w:spacing w:before="240"/>
+      </w:pPr>
+      <w:r>
+        <w:t>DITL-04 – Software usando errado</w:t>
+      </w:r>
+    </w:p>
+    <w:p>
+      <w:pPr>
+        <w:spacing w:after="100" w:line="252" w:lineRule="auto"/>
+      </w:pPr>
+      <w:r>
+        <w:rPr>
+          <w:sz w:val="20"/>
+        </w:rPr>
+        <w:t>Objetivo: provar que o DUT se protege – não processa o que não deve, sinaliza erro quando deve e continua utilizável. Features: F05, F07, F09. Teste planejado: T-AES-ERR (Dez/26).</w:t>
+      </w:r>
+    </w:p>
+    <w:tbl>
+      <w:tblPr>
+        <w:tblW w:w="0" w:type="auto"/>
+        <w:jc w:val="center"/>
+        <w:tblBorders>
+          <w:top w:val="single" w:sz="6" w:space="0" w:color="B7C9E2"/>
+          <w:left w:val="single" w:sz="6" w:space="0" w:color="B7C9E2"/>
+          <w:bottom w:val="single" w:sz="6" w:space="0" w:color="B7C9E2"/>
+          <w:right w:val="single" w:sz="6" w:space="0" w:color="B7C9E2"/>
+          <w:insideH w:val="single" w:sz="6" w:space="0" w:color="B7C9E2"/>
+          <w:insideV w:val="single" w:sz="6" w:space="0" w:color="B7C9E2"/>
+        </w:tblBorders>
+        <w:tblLayout w:type="fixed"/>
+        <w:tblLook w:val="04A0" w:firstRow="1" w:lastRow="0" w:firstColumn="1" w:lastColumn="0" w:noHBand="0" w:noVBand="1"/>
+      </w:tblPr>
+      <w:tblGrid>
+        <w:gridCol w:w="518"/>
+        <w:gridCol w:w="1762"/>
+        <w:gridCol w:w="2799"/>
+        <w:gridCol w:w="3421"/>
+        <w:gridCol w:w="1866"/>
+      </w:tblGrid>
+      <w:tr>
+        <w:trPr>
+          <w:cantSplit/>
+          <w:tblHeader/>
+          <w:jc w:val="center"/>
+        </w:trPr>
+        <w:tc>
+          <w:tcPr>
+            <w:tcW w:w="518" w:type="dxa"/>
+            <w:shd w:val="clear" w:color="auto" w:fill="2E5B88"/>
+            <w:tcMar>
+              <w:top w:w="80" w:type="dxa"/>
+              <w:left w:w="90" w:type="dxa"/>
+              <w:bottom w:w="80" w:type="dxa"/>
+              <w:right w:w="90" w:type="dxa"/>
+            </w:tcMar>
+            <w:vAlign w:val="center"/>
+          </w:tcPr>
+          <w:p>
+            <w:pPr>
+              <w:spacing w:after="0"/>
+            </w:pPr>
+            <w:r>
+              <w:rPr>
+                <w:b/>
+                <w:color w:val="FFFFFF"/>
+                <w:sz w:val="15"/>
+              </w:rPr>
+              <w:t>#</w:t>
+            </w:r>
+          </w:p>
+        </w:tc>
+        <w:tc>
+          <w:tcPr>
+            <w:tcW w:w="1762" w:type="dxa"/>
+            <w:shd w:val="clear" w:color="auto" w:fill="2E5B88"/>
+            <w:tcMar>
+              <w:top w:w="80" w:type="dxa"/>
+              <w:left w:w="90" w:type="dxa"/>
+              <w:bottom w:w="80" w:type="dxa"/>
+              <w:right w:w="90" w:type="dxa"/>
+            </w:tcMar>
+            <w:vAlign w:val="center"/>
+          </w:tcPr>
+          <w:p>
+            <w:pPr>
+              <w:spacing w:after="0"/>
+            </w:pPr>
+            <w:r>
+              <w:rPr>
+                <w:b/>
+                <w:color w:val="FFFFFF"/>
+                <w:sz w:val="15"/>
+              </w:rPr>
+              <w:t>Uso errado</w:t>
+            </w:r>
+          </w:p>
+        </w:tc>
+        <w:tc>
+          <w:tcPr>
+            <w:tcW w:w="2799" w:type="dxa"/>
+            <w:shd w:val="clear" w:color="auto" w:fill="2E5B88"/>
+            <w:tcMar>
+              <w:top w:w="80" w:type="dxa"/>
+              <w:left w:w="90" w:type="dxa"/>
+              <w:bottom w:w="80" w:type="dxa"/>
+              <w:right w:w="90" w:type="dxa"/>
+            </w:tcMar>
+            <w:vAlign w:val="center"/>
+          </w:tcPr>
+          <w:p>
+            <w:pPr>
+              <w:spacing w:after="0"/>
+            </w:pPr>
+            <w:r>
+              <w:rPr>
+                <w:b/>
+                <w:color w:val="FFFFFF"/>
+                <w:sz w:val="15"/>
+              </w:rPr>
+              <w:t>Como provocar</w:t>
+            </w:r>
+          </w:p>
+        </w:tc>
+        <w:tc>
+          <w:tcPr>
+            <w:tcW w:w="3421" w:type="dxa"/>
+            <w:shd w:val="clear" w:color="auto" w:fill="2E5B88"/>
+            <w:tcMar>
+              <w:top w:w="80" w:type="dxa"/>
+              <w:left w:w="90" w:type="dxa"/>
+              <w:bottom w:w="80" w:type="dxa"/>
+              <w:right w:w="90" w:type="dxa"/>
+            </w:tcMar>
+            <w:vAlign w:val="center"/>
+          </w:tcPr>
+          <w:p>
+            <w:pPr>
+              <w:spacing w:after="0"/>
+            </w:pPr>
+            <w:r>
+              <w:rPr>
+                <w:b/>
+                <w:color w:val="FFFFFF"/>
+                <w:sz w:val="15"/>
+              </w:rPr>
+              <w:t>Comportamento esperado</w:t>
+            </w:r>
+          </w:p>
+        </w:tc>
+        <w:tc>
+          <w:tcPr>
+            <w:tcW w:w="1866" w:type="dxa"/>
+            <w:shd w:val="clear" w:color="auto" w:fill="2E5B88"/>
+            <w:tcMar>
+              <w:top w:w="80" w:type="dxa"/>
+              <w:left w:w="90" w:type="dxa"/>
+              <w:bottom w:w="80" w:type="dxa"/>
+              <w:right w:w="90" w:type="dxa"/>
+            </w:tcMar>
+            <w:vAlign w:val="center"/>
+          </w:tcPr>
+          <w:p>
+            <w:pPr>
+              <w:spacing w:after="0"/>
+            </w:pPr>
+            <w:r>
+              <w:rPr>
+                <w:b/>
+                <w:color w:val="FFFFFF"/>
+                <w:sz w:val="15"/>
+              </w:rPr>
+              <w:t>Fonte</w:t>
+            </w:r>
+          </w:p>
+        </w:tc>
+      </w:tr>
+      <w:tr>
+        <w:trPr>
+          <w:cantSplit/>
+          <w:jc w:val="center"/>
+        </w:trPr>
+        <w:tc>
+          <w:tcPr>
+            <w:tcW w:w="518" w:type="dxa"/>
+            <w:tcMar>
+              <w:top w:w="80" w:type="dxa"/>
+              <w:left w:w="90" w:type="dxa"/>
+              <w:bottom w:w="80" w:type="dxa"/>
+              <w:right w:w="90" w:type="dxa"/>
+            </w:tcMar>
+            <w:vAlign w:val="center"/>
+          </w:tcPr>
+          <w:p>
+            <w:pPr>
+              <w:spacing w:after="0"/>
+              <w:jc w:val="left"/>
+            </w:pPr>
+            <w:r>
+              <w:rPr>
+                <w:b/>
+                <w:sz w:val="15"/>
+              </w:rPr>
+              <w:t>a</w:t>
+            </w:r>
+          </w:p>
+        </w:tc>
+        <w:tc>
+          <w:tcPr>
+            <w:tcW w:w="1762" w:type="dxa"/>
+            <w:tcMar>
+              <w:top w:w="80" w:type="dxa"/>
+              <w:left w:w="90" w:type="dxa"/>
+              <w:bottom w:w="80" w:type="dxa"/>
+              <w:right w:w="90" w:type="dxa"/>
+            </w:tcMar>
+            <w:vAlign w:val="center"/>
+          </w:tcPr>
+          <w:p>
+            <w:pPr>
+              <w:spacing w:after="0"/>
+              <w:jc w:val="left"/>
+            </w:pPr>
+            <w:r>
+              <w:rPr>
+                <w:sz w:val="15"/>
+              </w:rPr>
+              <w:t>START sem PLL travado</w:t>
+            </w:r>
+          </w:p>
+        </w:tc>
+        <w:tc>
+          <w:tcPr>
+            <w:tcW w:w="2799" w:type="dxa"/>
+            <w:tcMar>
+              <w:top w:w="80" w:type="dxa"/>
+              <w:left w:w="90" w:type="dxa"/>
+              <w:bottom w:w="80" w:type="dxa"/>
+              <w:right w:w="90" w:type="dxa"/>
+            </w:tcMar>
+            <w:vAlign w:val="center"/>
+          </w:tcPr>
+          <w:p>
+            <w:pPr>
+              <w:spacing w:after="0"/>
+              <w:jc w:val="left"/>
+            </w:pPr>
+            <w:r>
+              <w:rPr>
+                <w:sz w:val="15"/>
+              </w:rPr>
+              <w:t>PLL desligado; SPI write 0x0B ← 0x01</w:t>
+            </w:r>
+          </w:p>
+        </w:tc>
+        <w:tc>
+          <w:tcPr>
+            <w:tcW w:w="3421" w:type="dxa"/>
+            <w:tcMar>
+              <w:top w:w="80" w:type="dxa"/>
+              <w:left w:w="90" w:type="dxa"/>
+              <w:bottom w:w="80" w:type="dxa"/>
+              <w:right w:w="90" w:type="dxa"/>
+            </w:tcMar>
+            <w:vAlign w:val="center"/>
+          </w:tcPr>
+          <w:p>
+            <w:pPr>
+              <w:spacing w:after="0"/>
+              <w:jc w:val="left"/>
+            </w:pPr>
+            <w:r>
+              <w:rPr>
+                <w:sz w:val="15"/>
+              </w:rPr>
+              <w:t>START ignorado: AES não inicia, memória intacta, AES_STATUS = 0; o START não fica guardado</w:t>
+            </w:r>
+          </w:p>
+        </w:tc>
+        <w:tc>
+          <w:tcPr>
+            <w:tcW w:w="1866" w:type="dxa"/>
+            <w:tcMar>
+              <w:top w:w="80" w:type="dxa"/>
+              <w:left w:w="90" w:type="dxa"/>
+              <w:bottom w:w="80" w:type="dxa"/>
+              <w:right w:w="90" w:type="dxa"/>
+            </w:tcMar>
+            <w:vAlign w:val="center"/>
+          </w:tcPr>
+          <w:p>
+            <w:pPr>
+              <w:spacing w:after="0"/>
+              <w:jc w:val="left"/>
+            </w:pPr>
+            <w:r>
+              <w:rPr>
+                <w:sz w:val="15"/>
+              </w:rPr>
+              <w:t>minisoc_top.sv:154</w:t>
+            </w:r>
+          </w:p>
+        </w:tc>
+      </w:tr>
+      <w:tr>
+        <w:trPr>
+          <w:cantSplit/>
+          <w:jc w:val="center"/>
+        </w:trPr>
+        <w:tc>
+          <w:tcPr>
+            <w:tcW w:w="518" w:type="dxa"/>
+            <w:tcMar>
+              <w:top w:w="80" w:type="dxa"/>
+              <w:left w:w="90" w:type="dxa"/>
+              <w:bottom w:w="80" w:type="dxa"/>
+              <w:right w:w="90" w:type="dxa"/>
+            </w:tcMar>
+            <w:vAlign w:val="center"/>
+          </w:tcPr>
+          <w:p>
+            <w:pPr>
+              <w:spacing w:after="0"/>
+              <w:jc w:val="left"/>
+            </w:pPr>
+            <w:r>
+              <w:rPr>
+                <w:b/>
+                <w:sz w:val="15"/>
+              </w:rPr>
+              <w:t>b</w:t>
+            </w:r>
+          </w:p>
+        </w:tc>
+        <w:tc>
+          <w:tcPr>
+            <w:tcW w:w="1762" w:type="dxa"/>
+            <w:tcMar>
+              <w:top w:w="80" w:type="dxa"/>
+              <w:left w:w="90" w:type="dxa"/>
+              <w:bottom w:w="80" w:type="dxa"/>
+              <w:right w:w="90" w:type="dxa"/>
+            </w:tcMar>
+            <w:vAlign w:val="center"/>
+          </w:tcPr>
+          <w:p>
+            <w:pPr>
+              <w:spacing w:after="0"/>
+              <w:jc w:val="left"/>
+            </w:pPr>
+            <w:r>
+              <w:rPr>
+                <w:sz w:val="15"/>
+              </w:rPr>
+              <w:t>START sem a memória com o AES</w:t>
+            </w:r>
+          </w:p>
+        </w:tc>
+        <w:tc>
+          <w:tcPr>
+            <w:tcW w:w="2799" w:type="dxa"/>
+            <w:tcMar>
+              <w:top w:w="80" w:type="dxa"/>
+              <w:left w:w="90" w:type="dxa"/>
+              <w:bottom w:w="80" w:type="dxa"/>
+              <w:right w:w="90" w:type="dxa"/>
+            </w:tcMar>
+            <w:vAlign w:val="center"/>
+          </w:tcPr>
+          <w:p>
+            <w:pPr>
+              <w:spacing w:after="0"/>
+              <w:jc w:val="left"/>
+            </w:pPr>
+            <w:r>
+              <w:rPr>
+                <w:sz w:val="15"/>
+              </w:rPr>
+              <w:t>PLL travado, SEL = 0 (0x0E); START</w:t>
+            </w:r>
+          </w:p>
+        </w:tc>
+        <w:tc>
+          <w:tcPr>
+            <w:tcW w:w="3421" w:type="dxa"/>
+            <w:tcMar>
+              <w:top w:w="80" w:type="dxa"/>
+              <w:left w:w="90" w:type="dxa"/>
+              <w:bottom w:w="80" w:type="dxa"/>
+              <w:right w:w="90" w:type="dxa"/>
+            </w:tcMar>
+            <w:vAlign w:val="center"/>
+          </w:tcPr>
+          <w:p>
+            <w:pPr>
+              <w:spacing w:after="0"/>
+              <w:jc w:val="left"/>
+            </w:pPr>
+            <w:r>
+              <w:rPr>
+                <w:sz w:val="15"/>
+              </w:rPr>
+              <w:t>Ignorado; memória intacta</w:t>
+            </w:r>
+          </w:p>
+        </w:tc>
+        <w:tc>
+          <w:tcPr>
+            <w:tcW w:w="1866" w:type="dxa"/>
+            <w:tcMar>
+              <w:top w:w="80" w:type="dxa"/>
+              <w:left w:w="90" w:type="dxa"/>
+              <w:bottom w:w="80" w:type="dxa"/>
+              <w:right w:w="90" w:type="dxa"/>
+            </w:tcMar>
+            <w:vAlign w:val="center"/>
+          </w:tcPr>
+          <w:p>
+            <w:pPr>
+              <w:spacing w:after="0"/>
+              <w:jc w:val="left"/>
+            </w:pPr>
+            <w:r>
+              <w:rPr>
+                <w:sz w:val="15"/>
+              </w:rPr>
+              <w:t>minisoc_top.sv:154</w:t>
+            </w:r>
+          </w:p>
+        </w:tc>
+      </w:tr>
+      <w:tr>
+        <w:trPr>
+          <w:cantSplit/>
+          <w:jc w:val="center"/>
+        </w:trPr>
+        <w:tc>
+          <w:tcPr>
+            <w:tcW w:w="518" w:type="dxa"/>
+            <w:tcMar>
+              <w:top w:w="80" w:type="dxa"/>
+              <w:left w:w="90" w:type="dxa"/>
+              <w:bottom w:w="80" w:type="dxa"/>
+              <w:right w:w="90" w:type="dxa"/>
+            </w:tcMar>
+            <w:vAlign w:val="center"/>
+          </w:tcPr>
+          <w:p>
+            <w:pPr>
+              <w:spacing w:after="0"/>
+              <w:jc w:val="left"/>
+            </w:pPr>
+            <w:r>
+              <w:rPr>
+                <w:b/>
+                <w:sz w:val="15"/>
+              </w:rPr>
+              <w:t>c</w:t>
+            </w:r>
+          </w:p>
+        </w:tc>
+        <w:tc>
+          <w:tcPr>
+            <w:tcW w:w="1762" w:type="dxa"/>
+            <w:tcMar>
+              <w:top w:w="80" w:type="dxa"/>
+              <w:left w:w="90" w:type="dxa"/>
+              <w:bottom w:w="80" w:type="dxa"/>
+              <w:right w:w="90" w:type="dxa"/>
+            </w:tcMar>
+            <w:vAlign w:val="center"/>
+          </w:tcPr>
+          <w:p>
+            <w:pPr>
+              <w:spacing w:after="0"/>
+              <w:jc w:val="left"/>
+            </w:pPr>
+            <w:r>
+              <w:rPr>
+                <w:sz w:val="15"/>
+              </w:rPr>
+              <w:t>NUM_BLOCKS = 0</w:t>
+            </w:r>
+          </w:p>
+        </w:tc>
+        <w:tc>
+          <w:tcPr>
+            <w:tcW w:w="2799" w:type="dxa"/>
+            <w:tcMar>
+              <w:top w:w="80" w:type="dxa"/>
+              <w:left w:w="90" w:type="dxa"/>
+              <w:bottom w:w="80" w:type="dxa"/>
+              <w:right w:w="90" w:type="dxa"/>
+            </w:tcMar>
+            <w:vAlign w:val="center"/>
+          </w:tcPr>
+          <w:p>
+            <w:pPr>
+              <w:spacing w:after="0"/>
+              <w:jc w:val="left"/>
+            </w:pPr>
+            <w:r>
+              <w:rPr>
+                <w:sz w:val="15"/>
+              </w:rPr>
+              <w:t>PLL travado, SEL = 1, NUM_BLOCKS = 0, START</w:t>
+            </w:r>
+          </w:p>
+        </w:tc>
+        <w:tc>
+          <w:tcPr>
+            <w:tcW w:w="3421" w:type="dxa"/>
+            <w:tcMar>
+              <w:top w:w="80" w:type="dxa"/>
+              <w:left w:w="90" w:type="dxa"/>
+              <w:bottom w:w="80" w:type="dxa"/>
+              <w:right w:w="90" w:type="dxa"/>
+            </w:tcMar>
+            <w:vAlign w:val="center"/>
+          </w:tcPr>
+          <w:p>
+            <w:pPr>
+              <w:spacing w:after="0"/>
+              <w:jc w:val="left"/>
+            </w:pPr>
+            <w:r>
+              <w:rPr>
+                <w:sz w:val="15"/>
+              </w:rPr>
+              <w:t>AES_STATUS = 0x6 (ERROR = 1, DONE = 1, BLOCKS_DONE = 0); nenhum bloco processado</w:t>
+            </w:r>
+          </w:p>
+        </w:tc>
+        <w:tc>
+          <w:tcPr>
+            <w:tcW w:w="1866" w:type="dxa"/>
+            <w:tcMar>
+              <w:top w:w="80" w:type="dxa"/>
+              <w:left w:w="90" w:type="dxa"/>
+              <w:bottom w:w="80" w:type="dxa"/>
+              <w:right w:w="90" w:type="dxa"/>
+            </w:tcMar>
+            <w:vAlign w:val="center"/>
+          </w:tcPr>
+          <w:p>
+            <w:pPr>
+              <w:spacing w:after="0"/>
+              <w:jc w:val="left"/>
+            </w:pPr>
+            <w:r>
+              <w:rPr>
+                <w:sz w:val="15"/>
+              </w:rPr>
+              <w:t>minisoc_aes_top.sv:226</w:t>
+            </w:r>
+          </w:p>
+        </w:tc>
+      </w:tr>
+      <w:tr>
+        <w:trPr>
+          <w:cantSplit/>
+          <w:jc w:val="center"/>
+        </w:trPr>
+        <w:tc>
+          <w:tcPr>
+            <w:tcW w:w="518" w:type="dxa"/>
+            <w:tcMar>
+              <w:top w:w="80" w:type="dxa"/>
+              <w:left w:w="90" w:type="dxa"/>
+              <w:bottom w:w="80" w:type="dxa"/>
+              <w:right w:w="90" w:type="dxa"/>
+            </w:tcMar>
+            <w:vAlign w:val="center"/>
+          </w:tcPr>
+          <w:p>
+            <w:pPr>
+              <w:spacing w:after="0"/>
+              <w:jc w:val="left"/>
+            </w:pPr>
+            <w:r>
+              <w:rPr>
+                <w:b/>
+                <w:sz w:val="15"/>
+              </w:rPr>
+              <w:t>d</w:t>
+            </w:r>
+          </w:p>
+        </w:tc>
+        <w:tc>
+          <w:tcPr>
+            <w:tcW w:w="1762" w:type="dxa"/>
+            <w:tcMar>
+              <w:top w:w="80" w:type="dxa"/>
+              <w:left w:w="90" w:type="dxa"/>
+              <w:bottom w:w="80" w:type="dxa"/>
+              <w:right w:w="90" w:type="dxa"/>
+            </w:tcMar>
+            <w:vAlign w:val="center"/>
+          </w:tcPr>
+          <w:p>
+            <w:pPr>
+              <w:spacing w:after="0"/>
+              <w:jc w:val="left"/>
+            </w:pPr>
+            <w:r>
+              <w:rPr>
+                <w:sz w:val="15"/>
+              </w:rPr>
+              <w:t>NUM_BLOCKS &gt; 256</w:t>
+            </w:r>
+          </w:p>
+        </w:tc>
+        <w:tc>
+          <w:tcPr>
+            <w:tcW w:w="2799" w:type="dxa"/>
+            <w:tcMar>
+              <w:top w:w="80" w:type="dxa"/>
+              <w:left w:w="90" w:type="dxa"/>
+              <w:bottom w:w="80" w:type="dxa"/>
+              <w:right w:w="90" w:type="dxa"/>
+            </w:tcMar>
+            <w:vAlign w:val="center"/>
+          </w:tcPr>
+          <w:p>
+            <w:pPr>
+              <w:spacing w:after="0"/>
+              <w:jc w:val="left"/>
+            </w:pPr>
+            <w:r>
+              <w:rPr>
+                <w:sz w:val="15"/>
+              </w:rPr>
+              <w:t>SPI write 0x0A ← 257..511</w:t>
+            </w:r>
+          </w:p>
+        </w:tc>
+        <w:tc>
+          <w:tcPr>
+            <w:tcW w:w="3421" w:type="dxa"/>
+            <w:tcMar>
+              <w:top w:w="80" w:type="dxa"/>
+              <w:left w:w="90" w:type="dxa"/>
+              <w:bottom w:w="80" w:type="dxa"/>
+              <w:right w:w="90" w:type="dxa"/>
+            </w:tcMar>
+            <w:vAlign w:val="center"/>
+          </w:tcPr>
+          <w:p>
+            <w:pPr>
+              <w:spacing w:after="0"/>
+              <w:jc w:val="left"/>
+            </w:pPr>
+            <w:r>
+              <w:rPr>
+                <w:sz w:val="15"/>
+              </w:rPr>
+              <w:t>Igual a (c)</w:t>
+            </w:r>
+          </w:p>
+        </w:tc>
+        <w:tc>
+          <w:tcPr>
+            <w:tcW w:w="1866" w:type="dxa"/>
+            <w:tcMar>
+              <w:top w:w="80" w:type="dxa"/>
+              <w:left w:w="90" w:type="dxa"/>
+              <w:bottom w:w="80" w:type="dxa"/>
+              <w:right w:w="90" w:type="dxa"/>
+            </w:tcMar>
+            <w:vAlign w:val="center"/>
+          </w:tcPr>
+          <w:p>
+            <w:pPr>
+              <w:spacing w:after="0"/>
+              <w:jc w:val="left"/>
+            </w:pPr>
+            <w:r>
+              <w:rPr>
+                <w:sz w:val="15"/>
+              </w:rPr>
+              <w:t>minisoc_aes_top.sv:226</w:t>
+            </w:r>
+          </w:p>
+        </w:tc>
+      </w:tr>
+      <w:tr>
+        <w:trPr>
+          <w:cantSplit/>
+          <w:jc w:val="center"/>
+        </w:trPr>
+        <w:tc>
+          <w:tcPr>
+            <w:tcW w:w="518" w:type="dxa"/>
+            <w:tcMar>
+              <w:top w:w="80" w:type="dxa"/>
+              <w:left w:w="90" w:type="dxa"/>
+              <w:bottom w:w="80" w:type="dxa"/>
+              <w:right w:w="90" w:type="dxa"/>
+            </w:tcMar>
+            <w:vAlign w:val="center"/>
+          </w:tcPr>
+          <w:p>
+            <w:pPr>
+              <w:spacing w:after="0"/>
+              <w:jc w:val="left"/>
+            </w:pPr>
+            <w:r>
+              <w:rPr>
+                <w:b/>
+                <w:sz w:val="15"/>
+              </w:rPr>
+              <w:t>e</w:t>
+            </w:r>
+          </w:p>
+        </w:tc>
+        <w:tc>
+          <w:tcPr>
+            <w:tcW w:w="1762" w:type="dxa"/>
+            <w:tcMar>
+              <w:top w:w="80" w:type="dxa"/>
+              <w:left w:w="90" w:type="dxa"/>
+              <w:bottom w:w="80" w:type="dxa"/>
+              <w:right w:w="90" w:type="dxa"/>
+            </w:tcMar>
+            <w:vAlign w:val="center"/>
+          </w:tcPr>
+          <w:p>
+            <w:pPr>
+              <w:spacing w:after="0"/>
+              <w:jc w:val="left"/>
+            </w:pPr>
+            <w:r>
+              <w:rPr>
+                <w:sz w:val="15"/>
+              </w:rPr>
+              <w:t>MODE inválido</w:t>
+            </w:r>
+          </w:p>
+        </w:tc>
+        <w:tc>
+          <w:tcPr>
+            <w:tcW w:w="2799" w:type="dxa"/>
+            <w:tcMar>
+              <w:top w:w="80" w:type="dxa"/>
+              <w:left w:w="90" w:type="dxa"/>
+              <w:bottom w:w="80" w:type="dxa"/>
+              <w:right w:w="90" w:type="dxa"/>
+            </w:tcMar>
+            <w:vAlign w:val="center"/>
+          </w:tcPr>
+          <w:p>
+            <w:pPr>
+              <w:spacing w:after="0"/>
+              <w:jc w:val="left"/>
+            </w:pPr>
+            <w:r>
+              <w:rPr>
+                <w:sz w:val="15"/>
+              </w:rPr>
+              <w:t>SPI write 0x0B ← 0x1D (MODE = 111, START)</w:t>
+            </w:r>
+          </w:p>
+        </w:tc>
+        <w:tc>
+          <w:tcPr>
+            <w:tcW w:w="3421" w:type="dxa"/>
+            <w:tcMar>
+              <w:top w:w="80" w:type="dxa"/>
+              <w:left w:w="90" w:type="dxa"/>
+              <w:bottom w:w="80" w:type="dxa"/>
+              <w:right w:w="90" w:type="dxa"/>
+            </w:tcMar>
+            <w:vAlign w:val="center"/>
+          </w:tcPr>
+          <w:p>
+            <w:pPr>
+              <w:spacing w:after="0"/>
+              <w:jc w:val="left"/>
+            </w:pPr>
+            <w:r>
+              <w:rPr>
+                <w:sz w:val="15"/>
+              </w:rPr>
+              <w:t>ERROR = 1, DONE = 1, sem processar</w:t>
+            </w:r>
+          </w:p>
+        </w:tc>
+        <w:tc>
+          <w:tcPr>
+            <w:tcW w:w="1866" w:type="dxa"/>
+            <w:tcMar>
+              <w:top w:w="80" w:type="dxa"/>
+              <w:left w:w="90" w:type="dxa"/>
+              <w:bottom w:w="80" w:type="dxa"/>
+              <w:right w:w="90" w:type="dxa"/>
+            </w:tcMar>
+            <w:vAlign w:val="center"/>
+          </w:tcPr>
+          <w:p>
+            <w:pPr>
+              <w:spacing w:after="0"/>
+              <w:jc w:val="left"/>
+            </w:pPr>
+            <w:r>
+              <w:rPr>
+                <w:sz w:val="15"/>
+              </w:rPr>
+              <w:t>BG §8.2</w:t>
+            </w:r>
+          </w:p>
+        </w:tc>
+      </w:tr>
+      <w:tr>
+        <w:trPr>
+          <w:cantSplit/>
+          <w:jc w:val="center"/>
+        </w:trPr>
+        <w:tc>
+          <w:tcPr>
+            <w:tcW w:w="518" w:type="dxa"/>
+            <w:tcMar>
+              <w:top w:w="80" w:type="dxa"/>
+              <w:left w:w="90" w:type="dxa"/>
+              <w:bottom w:w="80" w:type="dxa"/>
+              <w:right w:w="90" w:type="dxa"/>
+            </w:tcMar>
+            <w:vAlign w:val="center"/>
+          </w:tcPr>
+          <w:p>
+            <w:pPr>
+              <w:spacing w:after="0"/>
+              <w:jc w:val="left"/>
+            </w:pPr>
+            <w:r>
+              <w:rPr>
+                <w:b/>
+                <w:sz w:val="15"/>
+              </w:rPr>
+              <w:t>f</w:t>
+            </w:r>
+          </w:p>
+        </w:tc>
+        <w:tc>
+          <w:tcPr>
+            <w:tcW w:w="1762" w:type="dxa"/>
+            <w:tcMar>
+              <w:top w:w="80" w:type="dxa"/>
+              <w:left w:w="90" w:type="dxa"/>
+              <w:bottom w:w="80" w:type="dxa"/>
+              <w:right w:w="90" w:type="dxa"/>
+            </w:tcMar>
+            <w:vAlign w:val="center"/>
+          </w:tcPr>
+          <w:p>
+            <w:pPr>
+              <w:spacing w:after="0"/>
+              <w:jc w:val="left"/>
+            </w:pPr>
+            <w:r>
+              <w:rPr>
+                <w:sz w:val="15"/>
+              </w:rPr>
+              <w:t>Recuperação após erro</w:t>
+            </w:r>
+          </w:p>
+        </w:tc>
+        <w:tc>
+          <w:tcPr>
+            <w:tcW w:w="2799" w:type="dxa"/>
+            <w:tcMar>
+              <w:top w:w="80" w:type="dxa"/>
+              <w:left w:w="90" w:type="dxa"/>
+              <w:bottom w:w="80" w:type="dxa"/>
+              <w:right w:w="90" w:type="dxa"/>
+            </w:tcMar>
+            <w:vAlign w:val="center"/>
+          </w:tcPr>
+          <w:p>
+            <w:pPr>
+              <w:spacing w:after="0"/>
+              <w:jc w:val="left"/>
+            </w:pPr>
+            <w:r>
+              <w:rPr>
+                <w:sz w:val="15"/>
+              </w:rPr>
+              <w:t>Configuração válida + START</w:t>
+            </w:r>
+          </w:p>
+        </w:tc>
+        <w:tc>
+          <w:tcPr>
+            <w:tcW w:w="3421" w:type="dxa"/>
+            <w:tcMar>
+              <w:top w:w="80" w:type="dxa"/>
+              <w:left w:w="90" w:type="dxa"/>
+              <w:bottom w:w="80" w:type="dxa"/>
+              <w:right w:w="90" w:type="dxa"/>
+            </w:tcMar>
+            <w:vAlign w:val="center"/>
+          </w:tcPr>
+          <w:p>
+            <w:pPr>
+              <w:spacing w:after="0"/>
+              <w:jc w:val="left"/>
+            </w:pPr>
+            <w:r>
+              <w:rPr>
+                <w:sz w:val="15"/>
+              </w:rPr>
+              <w:t>START aceito: limpa ERROR/DONE e processa normalmente</w:t>
+            </w:r>
+          </w:p>
+        </w:tc>
+        <w:tc>
+          <w:tcPr>
+            <w:tcW w:w="1866" w:type="dxa"/>
+            <w:tcMar>
+              <w:top w:w="80" w:type="dxa"/>
+              <w:left w:w="90" w:type="dxa"/>
+              <w:bottom w:w="80" w:type="dxa"/>
+              <w:right w:w="90" w:type="dxa"/>
+            </w:tcMar>
+            <w:vAlign w:val="center"/>
+          </w:tcPr>
+          <w:p>
+            <w:pPr>
+              <w:spacing w:after="0"/>
+              <w:jc w:val="left"/>
+            </w:pPr>
+            <w:r>
+              <w:rPr>
+                <w:sz w:val="15"/>
+              </w:rPr>
+              <w:t>BG §6.2</w:t>
+            </w:r>
+          </w:p>
+        </w:tc>
+      </w:tr>
+      <w:tr>
+        <w:trPr>
+          <w:cantSplit/>
+          <w:jc w:val="center"/>
+        </w:trPr>
+        <w:tc>
+          <w:tcPr>
+            <w:tcW w:w="518" w:type="dxa"/>
+            <w:tcMar>
+              <w:top w:w="80" w:type="dxa"/>
+              <w:left w:w="90" w:type="dxa"/>
+              <w:bottom w:w="80" w:type="dxa"/>
+              <w:right w:w="90" w:type="dxa"/>
+            </w:tcMar>
+            <w:vAlign w:val="center"/>
+          </w:tcPr>
+          <w:p>
+            <w:pPr>
+              <w:spacing w:after="0"/>
+              <w:jc w:val="left"/>
+            </w:pPr>
+            <w:r>
+              <w:rPr>
+                <w:b/>
+                <w:sz w:val="15"/>
+              </w:rPr>
+              <w:t>g</w:t>
+            </w:r>
+          </w:p>
+        </w:tc>
+        <w:tc>
+          <w:tcPr>
+            <w:tcW w:w="1762" w:type="dxa"/>
+            <w:tcMar>
+              <w:top w:w="80" w:type="dxa"/>
+              <w:left w:w="90" w:type="dxa"/>
+              <w:bottom w:w="80" w:type="dxa"/>
+              <w:right w:w="90" w:type="dxa"/>
+            </w:tcMar>
+            <w:vAlign w:val="center"/>
+          </w:tcPr>
+          <w:p>
+            <w:pPr>
+              <w:spacing w:after="0"/>
+              <w:jc w:val="left"/>
+            </w:pPr>
+            <w:r>
+              <w:rPr>
+                <w:sz w:val="15"/>
+              </w:rPr>
+              <w:t>Configuração com AES ocupado</w:t>
+            </w:r>
+          </w:p>
+        </w:tc>
+        <w:tc>
+          <w:tcPr>
+            <w:tcW w:w="2799" w:type="dxa"/>
+            <w:tcMar>
+              <w:top w:w="80" w:type="dxa"/>
+              <w:left w:w="90" w:type="dxa"/>
+              <w:bottom w:w="80" w:type="dxa"/>
+              <w:right w:w="90" w:type="dxa"/>
+            </w:tcMar>
+            <w:vAlign w:val="center"/>
+          </w:tcPr>
+          <w:p>
+            <w:pPr>
+              <w:spacing w:after="0"/>
+              <w:jc w:val="left"/>
+            </w:pPr>
+            <w:r>
+              <w:rPr>
+                <w:sz w:val="15"/>
+              </w:rPr>
+              <w:t>Durante operação longa: KEY0, NUM_BLOCKS e SYSTEM_CONTROL ← 0x0C</w:t>
+            </w:r>
+          </w:p>
+        </w:tc>
+        <w:tc>
+          <w:tcPr>
+            <w:tcW w:w="3421" w:type="dxa"/>
+            <w:tcMar>
+              <w:top w:w="80" w:type="dxa"/>
+              <w:left w:w="90" w:type="dxa"/>
+              <w:bottom w:w="80" w:type="dxa"/>
+              <w:right w:w="90" w:type="dxa"/>
+            </w:tcMar>
+            <w:vAlign w:val="center"/>
+          </w:tcPr>
+          <w:p>
+            <w:pPr>
+              <w:spacing w:after="0"/>
+              <w:jc w:val="left"/>
+            </w:pPr>
+            <w:r>
+              <w:rPr>
+                <w:sz w:val="15"/>
+              </w:rPr>
+              <w:t>Todas ignoradas; operação termina correta; registradores com os valores antigos</w:t>
+            </w:r>
+          </w:p>
+        </w:tc>
+        <w:tc>
+          <w:tcPr>
+            <w:tcW w:w="1866" w:type="dxa"/>
+            <w:tcMar>
+              <w:top w:w="80" w:type="dxa"/>
+              <w:left w:w="90" w:type="dxa"/>
+              <w:bottom w:w="80" w:type="dxa"/>
+              <w:right w:w="90" w:type="dxa"/>
+            </w:tcMar>
+            <w:vAlign w:val="center"/>
+          </w:tcPr>
+          <w:p>
+            <w:pPr>
+              <w:spacing w:after="0"/>
+              <w:jc w:val="left"/>
+            </w:pPr>
+            <w:r>
+              <w:rPr>
+                <w:sz w:val="15"/>
+              </w:rPr>
+              <w:t>minisoc_spi.sv:270</w:t>
+            </w:r>
+          </w:p>
+        </w:tc>
+      </w:tr>
+      <w:tr>
+        <w:trPr>
+          <w:cantSplit/>
+          <w:jc w:val="center"/>
+        </w:trPr>
+        <w:tc>
+          <w:tcPr>
+            <w:tcW w:w="518" w:type="dxa"/>
+            <w:tcMar>
+              <w:top w:w="80" w:type="dxa"/>
+              <w:left w:w="90" w:type="dxa"/>
+              <w:bottom w:w="80" w:type="dxa"/>
+              <w:right w:w="90" w:type="dxa"/>
+            </w:tcMar>
+            <w:vAlign w:val="center"/>
+          </w:tcPr>
+          <w:p>
+            <w:pPr>
+              <w:spacing w:after="0"/>
+              <w:jc w:val="left"/>
+            </w:pPr>
+            <w:r>
+              <w:rPr>
+                <w:b/>
+                <w:sz w:val="15"/>
+              </w:rPr>
+              <w:t>h</w:t>
+            </w:r>
+          </w:p>
+        </w:tc>
+        <w:tc>
+          <w:tcPr>
+            <w:tcW w:w="1762" w:type="dxa"/>
+            <w:tcMar>
+              <w:top w:w="80" w:type="dxa"/>
+              <w:left w:w="90" w:type="dxa"/>
+              <w:bottom w:w="80" w:type="dxa"/>
+              <w:right w:w="90" w:type="dxa"/>
+            </w:tcMar>
+            <w:vAlign w:val="center"/>
+          </w:tcPr>
+          <w:p>
+            <w:pPr>
+              <w:spacing w:after="0"/>
+              <w:jc w:val="left"/>
+            </w:pPr>
+            <w:r>
+              <w:rPr>
+                <w:sz w:val="15"/>
+              </w:rPr>
+              <w:t>Escrita em registrador só de leitura</w:t>
+            </w:r>
+          </w:p>
+        </w:tc>
+        <w:tc>
+          <w:tcPr>
+            <w:tcW w:w="2799" w:type="dxa"/>
+            <w:tcMar>
+              <w:top w:w="80" w:type="dxa"/>
+              <w:left w:w="90" w:type="dxa"/>
+              <w:bottom w:w="80" w:type="dxa"/>
+              <w:right w:w="90" w:type="dxa"/>
+            </w:tcMar>
+            <w:vAlign w:val="center"/>
+          </w:tcPr>
+          <w:p>
+            <w:pPr>
+              <w:spacing w:after="0"/>
+              <w:jc w:val="left"/>
+            </w:pPr>
+            <w:r>
+              <w:rPr>
+                <w:sz w:val="15"/>
+              </w:rPr>
+              <w:t>SPI write 0x0C, 0x0D, 0x0F</w:t>
+            </w:r>
+          </w:p>
+        </w:tc>
+        <w:tc>
+          <w:tcPr>
+            <w:tcW w:w="3421" w:type="dxa"/>
+            <w:tcMar>
+              <w:top w:w="80" w:type="dxa"/>
+              <w:left w:w="90" w:type="dxa"/>
+              <w:bottom w:w="80" w:type="dxa"/>
+              <w:right w:w="90" w:type="dxa"/>
+            </w:tcMar>
+            <w:vAlign w:val="center"/>
+          </w:tcPr>
+          <w:p>
+            <w:pPr>
+              <w:spacing w:after="0"/>
+              <w:jc w:val="left"/>
+            </w:pPr>
+            <w:r>
+              <w:rPr>
+                <w:sz w:val="15"/>
+              </w:rPr>
+              <w:t>Ignorada; leituras corretas</w:t>
+            </w:r>
+          </w:p>
+        </w:tc>
+        <w:tc>
+          <w:tcPr>
+            <w:tcW w:w="1866" w:type="dxa"/>
+            <w:tcMar>
+              <w:top w:w="80" w:type="dxa"/>
+              <w:left w:w="90" w:type="dxa"/>
+              <w:bottom w:w="80" w:type="dxa"/>
+              <w:right w:w="90" w:type="dxa"/>
+            </w:tcMar>
+            <w:vAlign w:val="center"/>
+          </w:tcPr>
+          <w:p>
+            <w:pPr>
+              <w:spacing w:after="0"/>
+              <w:jc w:val="left"/>
+            </w:pPr>
+            <w:r>
+              <w:rPr>
+                <w:sz w:val="15"/>
+              </w:rPr>
+              <w:t>BG §6</w:t>
+            </w:r>
+          </w:p>
+        </w:tc>
+      </w:tr>
+      <w:tr>
+        <w:trPr>
+          <w:cantSplit/>
+          <w:jc w:val="center"/>
+        </w:trPr>
+        <w:tc>
+          <w:tcPr>
+            <w:tcW w:w="518" w:type="dxa"/>
+            <w:tcMar>
+              <w:top w:w="80" w:type="dxa"/>
+              <w:left w:w="90" w:type="dxa"/>
+              <w:bottom w:w="80" w:type="dxa"/>
+              <w:right w:w="90" w:type="dxa"/>
+            </w:tcMar>
+            <w:vAlign w:val="center"/>
+          </w:tcPr>
+          <w:p>
+            <w:pPr>
+              <w:spacing w:after="0"/>
+              <w:jc w:val="left"/>
+            </w:pPr>
+            <w:r>
+              <w:rPr>
+                <w:b/>
+                <w:sz w:val="15"/>
+              </w:rPr>
+              <w:t>i</w:t>
+            </w:r>
+          </w:p>
+        </w:tc>
+        <w:tc>
+          <w:tcPr>
+            <w:tcW w:w="1762" w:type="dxa"/>
+            <w:tcMar>
+              <w:top w:w="80" w:type="dxa"/>
+              <w:left w:w="90" w:type="dxa"/>
+              <w:bottom w:w="80" w:type="dxa"/>
+              <w:right w:w="90" w:type="dxa"/>
+            </w:tcMar>
+            <w:vAlign w:val="center"/>
+          </w:tcPr>
+          <w:p>
+            <w:pPr>
+              <w:spacing w:after="0"/>
+              <w:jc w:val="left"/>
+            </w:pPr>
+            <w:r>
+              <w:rPr>
+                <w:sz w:val="15"/>
+              </w:rPr>
+              <w:t>Memória externa com AES dono</w:t>
+            </w:r>
+          </w:p>
+        </w:tc>
+        <w:tc>
+          <w:tcPr>
+            <w:tcW w:w="2799" w:type="dxa"/>
+            <w:tcMar>
+              <w:top w:w="80" w:type="dxa"/>
+              <w:left w:w="90" w:type="dxa"/>
+              <w:bottom w:w="80" w:type="dxa"/>
+              <w:right w:w="90" w:type="dxa"/>
+            </w:tcMar>
+            <w:vAlign w:val="center"/>
+          </w:tcPr>
+          <w:p>
+            <w:pPr>
+              <w:spacing w:after="0"/>
+              <w:jc w:val="left"/>
+            </w:pPr>
+            <w:r>
+              <w:rPr>
+                <w:sz w:val="15"/>
+              </w:rPr>
+              <w:t>SEL = 1; escrita pela MEMORY DATA</w:t>
+            </w:r>
+          </w:p>
+        </w:tc>
+        <w:tc>
+          <w:tcPr>
+            <w:tcW w:w="3421" w:type="dxa"/>
+            <w:tcMar>
+              <w:top w:w="80" w:type="dxa"/>
+              <w:left w:w="90" w:type="dxa"/>
+              <w:bottom w:w="80" w:type="dxa"/>
+              <w:right w:w="90" w:type="dxa"/>
+            </w:tcMar>
+            <w:vAlign w:val="center"/>
+          </w:tcPr>
+          <w:p>
+            <w:pPr>
+              <w:spacing w:after="0"/>
+              <w:jc w:val="left"/>
+            </w:pPr>
+            <w:r>
+              <w:rPr>
+                <w:sz w:val="15"/>
+              </w:rPr>
+              <w:t>Escrita sem efeito; leitura não muda</w:t>
+            </w:r>
+          </w:p>
+        </w:tc>
+        <w:tc>
+          <w:tcPr>
+            <w:tcW w:w="1866" w:type="dxa"/>
+            <w:tcMar>
+              <w:top w:w="80" w:type="dxa"/>
+              <w:left w:w="90" w:type="dxa"/>
+              <w:bottom w:w="80" w:type="dxa"/>
+              <w:right w:w="90" w:type="dxa"/>
+            </w:tcMar>
+            <w:vAlign w:val="center"/>
+          </w:tcPr>
+          <w:p>
+            <w:pPr>
+              <w:spacing w:after="0"/>
+              <w:jc w:val="left"/>
+            </w:pPr>
+            <w:r>
+              <w:rPr>
+                <w:sz w:val="15"/>
+              </w:rPr>
+              <w:t>F07</w:t>
+            </w:r>
+          </w:p>
+        </w:tc>
+      </w:tr>
+    </w:tbl>
+    <w:p>
+      <w:pPr>
+        <w:spacing w:after="100" w:line="252" w:lineRule="auto" w:before="120"/>
+      </w:pPr>
+      <w:r>
+        <w:rPr>
+          <w:sz w:val="20"/>
+        </w:rPr>
+        <w:t>Atenção ao item (d): NUM_BLOCKS tem 9 bits; escrever 512 (0x200) grava 0 e cai no caso (c). Para testar o limite superior é preciso usar valores de 257 a 511.</w:t>
+      </w:r>
+    </w:p>
+    <w:p>
+      <w:pPr>
+        <w:spacing w:after="100" w:line="252" w:lineRule="auto"/>
+      </w:pPr>
+      <w:r>
+        <w:rPr>
+          <w:sz w:val="20"/>
+        </w:rPr>
+        <w:t>O item (g) é o mais importante: sem esse bloqueio, desligar o PLL ou trocar o dono da memória no meio da operação corromperia dados (proibido pela §7.2).</w:t>
+      </w:r>
+    </w:p>
+    <w:p>
+      <w:pPr>
+        <w:spacing w:after="100" w:line="252" w:lineRule="auto"/>
+      </w:pPr>
+      <w:r>
+        <w:rPr>
+          <w:sz w:val="20"/>
+        </w:rPr>
+        <w:t>Onde pode quebrar: START fantasma que dispara depois; processamento parcial com configuração inválida; ERROR que não limpa; proteção de BUSY com furo.</w:t>
+      </w:r>
+    </w:p>
+    <w:p>
+      <w:pPr>
+        <w:pStyle w:val="Heading3"/>
+        <w:spacing w:before="240"/>
+      </w:pPr>
+      <w:r>
+        <w:t>DITL-05 – Ida e volta (cifrar → decifrar)</w:t>
+      </w:r>
+    </w:p>
+    <w:p>
+      <w:pPr>
+        <w:spacing w:after="100" w:line="252" w:lineRule="auto"/>
+      </w:pPr>
+      <w:r>
+        <w:rPr>
+          <w:sz w:val="20"/>
+        </w:rPr>
+        <w:t>Objetivo: usar uma propriedade matemática para checar o AES sem depender do refmodel. Features: F06, F08. Teste planejado: T-AES-MULTI (Dez/26). Variante CBC:</w:t>
+      </w:r>
+    </w:p>
+    <w:tbl>
+      <w:tblPr>
+        <w:tblW w:w="0" w:type="auto"/>
+        <w:jc w:val="center"/>
+        <w:tblBorders>
+          <w:top w:val="single" w:sz="6" w:space="0" w:color="B7C9E2"/>
+          <w:left w:val="single" w:sz="6" w:space="0" w:color="B7C9E2"/>
+          <w:bottom w:val="single" w:sz="6" w:space="0" w:color="B7C9E2"/>
+          <w:right w:val="single" w:sz="6" w:space="0" w:color="B7C9E2"/>
+          <w:insideH w:val="single" w:sz="6" w:space="0" w:color="B7C9E2"/>
+          <w:insideV w:val="single" w:sz="6" w:space="0" w:color="B7C9E2"/>
+        </w:tblBorders>
+        <w:tblLayout w:type="fixed"/>
+        <w:tblLook w:val="04A0" w:firstRow="1" w:lastRow="0" w:firstColumn="1" w:lastColumn="0" w:noHBand="0" w:noVBand="1"/>
+      </w:tblPr>
+      <w:tblGrid>
+        <w:gridCol w:w="622"/>
+        <w:gridCol w:w="2280"/>
+        <w:gridCol w:w="2799"/>
+        <w:gridCol w:w="2799"/>
+        <w:gridCol w:w="1866"/>
+      </w:tblGrid>
+      <w:tr>
+        <w:trPr>
+          <w:cantSplit/>
+          <w:tblHeader/>
+          <w:jc w:val="center"/>
+        </w:trPr>
+        <w:tc>
+          <w:tcPr>
+            <w:tcW w:w="622" w:type="dxa"/>
+            <w:shd w:val="clear" w:color="auto" w:fill="2E5B88"/>
+            <w:tcMar>
+              <w:top w:w="80" w:type="dxa"/>
+              <w:left w:w="90" w:type="dxa"/>
+              <w:bottom w:w="80" w:type="dxa"/>
+              <w:right w:w="90" w:type="dxa"/>
+            </w:tcMar>
+            <w:vAlign w:val="center"/>
+          </w:tcPr>
+          <w:p>
+            <w:pPr>
+              <w:spacing w:after="0"/>
+            </w:pPr>
+            <w:r>
+              <w:rPr>
+                <w:b/>
+                <w:color w:val="FFFFFF"/>
+                <w:sz w:val="15"/>
+              </w:rPr>
+              <w:t>#</w:t>
+            </w:r>
+          </w:p>
+        </w:tc>
+        <w:tc>
+          <w:tcPr>
+            <w:tcW w:w="2280" w:type="dxa"/>
+            <w:shd w:val="clear" w:color="auto" w:fill="2E5B88"/>
+            <w:tcMar>
+              <w:top w:w="80" w:type="dxa"/>
+              <w:left w:w="90" w:type="dxa"/>
+              <w:bottom w:w="80" w:type="dxa"/>
+              <w:right w:w="90" w:type="dxa"/>
+            </w:tcMar>
+            <w:vAlign w:val="center"/>
+          </w:tcPr>
+          <w:p>
+            <w:pPr>
+              <w:spacing w:after="0"/>
+            </w:pPr>
+            <w:r>
+              <w:rPr>
+                <w:b/>
+                <w:color w:val="FFFFFF"/>
+                <w:sz w:val="15"/>
+              </w:rPr>
+              <w:t>Ação</w:t>
+            </w:r>
+          </w:p>
+        </w:tc>
+        <w:tc>
+          <w:tcPr>
+            <w:tcW w:w="2799" w:type="dxa"/>
+            <w:shd w:val="clear" w:color="auto" w:fill="2E5B88"/>
+            <w:tcMar>
+              <w:top w:w="80" w:type="dxa"/>
+              <w:left w:w="90" w:type="dxa"/>
+              <w:bottom w:w="80" w:type="dxa"/>
+              <w:right w:w="90" w:type="dxa"/>
+            </w:tcMar>
+            <w:vAlign w:val="center"/>
+          </w:tcPr>
+          <w:p>
+            <w:pPr>
+              <w:spacing w:after="0"/>
+            </w:pPr>
+            <w:r>
+              <w:rPr>
+                <w:b/>
+                <w:color w:val="FFFFFF"/>
+                <w:sz w:val="15"/>
+              </w:rPr>
+              <w:t>Interface / valor</w:t>
+            </w:r>
+          </w:p>
+        </w:tc>
+        <w:tc>
+          <w:tcPr>
+            <w:tcW w:w="2799" w:type="dxa"/>
+            <w:shd w:val="clear" w:color="auto" w:fill="2E5B88"/>
+            <w:tcMar>
+              <w:top w:w="80" w:type="dxa"/>
+              <w:left w:w="90" w:type="dxa"/>
+              <w:bottom w:w="80" w:type="dxa"/>
+              <w:right w:w="90" w:type="dxa"/>
+            </w:tcMar>
+            <w:vAlign w:val="center"/>
+          </w:tcPr>
+          <w:p>
+            <w:pPr>
+              <w:spacing w:after="0"/>
+            </w:pPr>
+            <w:r>
+              <w:rPr>
+                <w:b/>
+                <w:color w:val="FFFFFF"/>
+                <w:sz w:val="15"/>
+              </w:rPr>
+              <w:t>Resultado esperado</w:t>
+            </w:r>
+          </w:p>
+        </w:tc>
+        <w:tc>
+          <w:tcPr>
+            <w:tcW w:w="1866" w:type="dxa"/>
+            <w:shd w:val="clear" w:color="auto" w:fill="2E5B88"/>
+            <w:tcMar>
+              <w:top w:w="80" w:type="dxa"/>
+              <w:left w:w="90" w:type="dxa"/>
+              <w:bottom w:w="80" w:type="dxa"/>
+              <w:right w:w="90" w:type="dxa"/>
+            </w:tcMar>
+            <w:vAlign w:val="center"/>
+          </w:tcPr>
+          <w:p>
+            <w:pPr>
+              <w:spacing w:after="0"/>
+            </w:pPr>
+            <w:r>
+              <w:rPr>
+                <w:b/>
+                <w:color w:val="FFFFFF"/>
+                <w:sz w:val="15"/>
+              </w:rPr>
+              <w:t>O que checar</w:t>
+            </w:r>
+          </w:p>
+        </w:tc>
+      </w:tr>
+      <w:tr>
+        <w:trPr>
+          <w:cantSplit/>
+          <w:jc w:val="center"/>
+        </w:trPr>
+        <w:tc>
+          <w:tcPr>
+            <w:tcW w:w="622" w:type="dxa"/>
+            <w:tcMar>
+              <w:top w:w="80" w:type="dxa"/>
+              <w:left w:w="90" w:type="dxa"/>
+              <w:bottom w:w="80" w:type="dxa"/>
+              <w:right w:w="90" w:type="dxa"/>
+            </w:tcMar>
+            <w:vAlign w:val="center"/>
+          </w:tcPr>
+          <w:p>
+            <w:pPr>
+              <w:spacing w:after="0"/>
+              <w:jc w:val="left"/>
+            </w:pPr>
+            <w:r>
+              <w:rPr>
+                <w:b/>
+                <w:sz w:val="15"/>
+              </w:rPr>
+              <w:t>1</w:t>
+            </w:r>
+          </w:p>
+        </w:tc>
+        <w:tc>
+          <w:tcPr>
+            <w:tcW w:w="2280" w:type="dxa"/>
+            <w:tcMar>
+              <w:top w:w="80" w:type="dxa"/>
+              <w:left w:w="90" w:type="dxa"/>
+              <w:bottom w:w="80" w:type="dxa"/>
+              <w:right w:w="90" w:type="dxa"/>
+            </w:tcMar>
+            <w:vAlign w:val="center"/>
+          </w:tcPr>
+          <w:p>
+            <w:pPr>
+              <w:spacing w:after="0"/>
+              <w:jc w:val="left"/>
+            </w:pPr>
+            <w:r>
+              <w:rPr>
+                <w:sz w:val="15"/>
+              </w:rPr>
+              <w:t>Gravar N blocos de texto (ex.: N = 8)</w:t>
+            </w:r>
+          </w:p>
+        </w:tc>
+        <w:tc>
+          <w:tcPr>
+            <w:tcW w:w="2799" w:type="dxa"/>
+            <w:tcMar>
+              <w:top w:w="80" w:type="dxa"/>
+              <w:left w:w="90" w:type="dxa"/>
+              <w:bottom w:w="80" w:type="dxa"/>
+              <w:right w:w="90" w:type="dxa"/>
+            </w:tcMar>
+            <w:vAlign w:val="center"/>
+          </w:tcPr>
+          <w:p>
+            <w:pPr>
+              <w:spacing w:after="0"/>
+              <w:jc w:val="left"/>
+            </w:pPr>
+            <w:r>
+              <w:rPr>
+                <w:sz w:val="15"/>
+              </w:rPr>
+              <w:t>MEMORY DATA</w:t>
+            </w:r>
+          </w:p>
+        </w:tc>
+        <w:tc>
+          <w:tcPr>
+            <w:tcW w:w="2799" w:type="dxa"/>
+            <w:tcMar>
+              <w:top w:w="80" w:type="dxa"/>
+              <w:left w:w="90" w:type="dxa"/>
+              <w:bottom w:w="80" w:type="dxa"/>
+              <w:right w:w="90" w:type="dxa"/>
+            </w:tcMar>
+            <w:vAlign w:val="center"/>
+          </w:tcPr>
+          <w:p>
+            <w:pPr>
+              <w:spacing w:after="0"/>
+              <w:jc w:val="left"/>
+            </w:pPr>
+            <w:r>
+              <w:rPr>
+                <w:sz w:val="15"/>
+              </w:rPr>
+              <w:t>Dados gravados</w:t>
+            </w:r>
+          </w:p>
+        </w:tc>
+        <w:tc>
+          <w:tcPr>
+            <w:tcW w:w="1866" w:type="dxa"/>
+            <w:tcMar>
+              <w:top w:w="80" w:type="dxa"/>
+              <w:left w:w="90" w:type="dxa"/>
+              <w:bottom w:w="80" w:type="dxa"/>
+              <w:right w:w="90" w:type="dxa"/>
+            </w:tcMar>
+            <w:vAlign w:val="center"/>
+          </w:tcPr>
+          <w:p>
+            <w:pPr>
+              <w:spacing w:after="0"/>
+              <w:jc w:val="left"/>
+            </w:pPr>
+            <w:r>
+              <w:rPr>
+                <w:sz w:val="15"/>
+              </w:rPr>
+              <w:t>F06</w:t>
+            </w:r>
+          </w:p>
+        </w:tc>
+      </w:tr>
+      <w:tr>
+        <w:trPr>
+          <w:cantSplit/>
+          <w:jc w:val="center"/>
+        </w:trPr>
+        <w:tc>
+          <w:tcPr>
+            <w:tcW w:w="622" w:type="dxa"/>
+            <w:tcMar>
+              <w:top w:w="80" w:type="dxa"/>
+              <w:left w:w="90" w:type="dxa"/>
+              <w:bottom w:w="80" w:type="dxa"/>
+              <w:right w:w="90" w:type="dxa"/>
+            </w:tcMar>
+            <w:vAlign w:val="center"/>
+          </w:tcPr>
+          <w:p>
+            <w:pPr>
+              <w:spacing w:after="0"/>
+              <w:jc w:val="left"/>
+            </w:pPr>
+            <w:r>
+              <w:rPr>
+                <w:b/>
+                <w:sz w:val="15"/>
+              </w:rPr>
+              <w:t>2</w:t>
+            </w:r>
+          </w:p>
+        </w:tc>
+        <w:tc>
+          <w:tcPr>
+            <w:tcW w:w="2280" w:type="dxa"/>
+            <w:tcMar>
+              <w:top w:w="80" w:type="dxa"/>
+              <w:left w:w="90" w:type="dxa"/>
+              <w:bottom w:w="80" w:type="dxa"/>
+              <w:right w:w="90" w:type="dxa"/>
+            </w:tcMar>
+            <w:vAlign w:val="center"/>
+          </w:tcPr>
+          <w:p>
+            <w:pPr>
+              <w:spacing w:after="0"/>
+              <w:jc w:val="left"/>
+            </w:pPr>
+            <w:r>
+              <w:rPr>
+                <w:sz w:val="15"/>
+              </w:rPr>
+              <w:t>Chave K, IV, NUM_BLOCKS = N</w:t>
+            </w:r>
+          </w:p>
+        </w:tc>
+        <w:tc>
+          <w:tcPr>
+            <w:tcW w:w="2799" w:type="dxa"/>
+            <w:tcMar>
+              <w:top w:w="80" w:type="dxa"/>
+              <w:left w:w="90" w:type="dxa"/>
+              <w:bottom w:w="80" w:type="dxa"/>
+              <w:right w:w="90" w:type="dxa"/>
+            </w:tcMar>
+            <w:vAlign w:val="center"/>
+          </w:tcPr>
+          <w:p>
+            <w:pPr>
+              <w:spacing w:after="0"/>
+              <w:jc w:val="left"/>
+            </w:pPr>
+            <w:r>
+              <w:rPr>
+                <w:sz w:val="15"/>
+              </w:rPr>
+              <w:t>SPI write 0x00..0x07, 0x0A ← 8</w:t>
+            </w:r>
+          </w:p>
+        </w:tc>
+        <w:tc>
+          <w:tcPr>
+            <w:tcW w:w="2799" w:type="dxa"/>
+            <w:tcMar>
+              <w:top w:w="80" w:type="dxa"/>
+              <w:left w:w="90" w:type="dxa"/>
+              <w:bottom w:w="80" w:type="dxa"/>
+              <w:right w:w="90" w:type="dxa"/>
+            </w:tcMar>
+            <w:vAlign w:val="center"/>
+          </w:tcPr>
+          <w:p>
+            <w:pPr>
+              <w:spacing w:after="0"/>
+              <w:jc w:val="left"/>
+            </w:pPr>
+            <w:r>
+              <w:rPr>
+                <w:sz w:val="15"/>
+              </w:rPr>
+              <w:t>—</w:t>
+            </w:r>
+          </w:p>
+        </w:tc>
+        <w:tc>
+          <w:tcPr>
+            <w:tcW w:w="1866" w:type="dxa"/>
+            <w:tcMar>
+              <w:top w:w="80" w:type="dxa"/>
+              <w:left w:w="90" w:type="dxa"/>
+              <w:bottom w:w="80" w:type="dxa"/>
+              <w:right w:w="90" w:type="dxa"/>
+            </w:tcMar>
+            <w:vAlign w:val="center"/>
+          </w:tcPr>
+          <w:p>
+            <w:pPr>
+              <w:spacing w:after="0"/>
+              <w:jc w:val="left"/>
+            </w:pPr>
+            <w:r>
+              <w:rPr>
+                <w:sz w:val="15"/>
+              </w:rPr>
+              <w:t>—</w:t>
+            </w:r>
+          </w:p>
+        </w:tc>
+      </w:tr>
+      <w:tr>
+        <w:trPr>
+          <w:cantSplit/>
+          <w:jc w:val="center"/>
+        </w:trPr>
+        <w:tc>
+          <w:tcPr>
+            <w:tcW w:w="622" w:type="dxa"/>
+            <w:tcMar>
+              <w:top w:w="80" w:type="dxa"/>
+              <w:left w:w="90" w:type="dxa"/>
+              <w:bottom w:w="80" w:type="dxa"/>
+              <w:right w:w="90" w:type="dxa"/>
+            </w:tcMar>
+            <w:vAlign w:val="center"/>
+          </w:tcPr>
+          <w:p>
+            <w:pPr>
+              <w:spacing w:after="0"/>
+              <w:jc w:val="left"/>
+            </w:pPr>
+            <w:r>
+              <w:rPr>
+                <w:b/>
+                <w:sz w:val="15"/>
+              </w:rPr>
+              <w:t>3</w:t>
+            </w:r>
+          </w:p>
+        </w:tc>
+        <w:tc>
+          <w:tcPr>
+            <w:tcW w:w="2280" w:type="dxa"/>
+            <w:tcMar>
+              <w:top w:w="80" w:type="dxa"/>
+              <w:left w:w="90" w:type="dxa"/>
+              <w:bottom w:w="80" w:type="dxa"/>
+              <w:right w:w="90" w:type="dxa"/>
+            </w:tcMar>
+            <w:vAlign w:val="center"/>
+          </w:tcPr>
+          <w:p>
+            <w:pPr>
+              <w:spacing w:after="0"/>
+              <w:jc w:val="left"/>
+            </w:pPr>
+            <w:r>
+              <w:rPr>
+                <w:sz w:val="15"/>
+              </w:rPr>
+              <w:t>CBC, cifrar, START</w:t>
+            </w:r>
+          </w:p>
+        </w:tc>
+        <w:tc>
+          <w:tcPr>
+            <w:tcW w:w="2799" w:type="dxa"/>
+            <w:tcMar>
+              <w:top w:w="80" w:type="dxa"/>
+              <w:left w:w="90" w:type="dxa"/>
+              <w:bottom w:w="80" w:type="dxa"/>
+              <w:right w:w="90" w:type="dxa"/>
+            </w:tcMar>
+            <w:vAlign w:val="center"/>
+          </w:tcPr>
+          <w:p>
+            <w:pPr>
+              <w:spacing w:after="0"/>
+              <w:jc w:val="left"/>
+            </w:pPr>
+            <w:r>
+              <w:rPr>
+                <w:sz w:val="15"/>
+              </w:rPr>
+              <w:t>SPI write 0x0B ← 0x05</w:t>
+            </w:r>
+          </w:p>
+        </w:tc>
+        <w:tc>
+          <w:tcPr>
+            <w:tcW w:w="2799" w:type="dxa"/>
+            <w:tcMar>
+              <w:top w:w="80" w:type="dxa"/>
+              <w:left w:w="90" w:type="dxa"/>
+              <w:bottom w:w="80" w:type="dxa"/>
+              <w:right w:w="90" w:type="dxa"/>
+            </w:tcMar>
+            <w:vAlign w:val="center"/>
+          </w:tcPr>
+          <w:p>
+            <w:pPr>
+              <w:spacing w:after="0"/>
+              <w:jc w:val="left"/>
+            </w:pPr>
+            <w:r>
+              <w:rPr>
+                <w:sz w:val="15"/>
+              </w:rPr>
+              <w:t>N blocos cifrados in-place</w:t>
+            </w:r>
+          </w:p>
+        </w:tc>
+        <w:tc>
+          <w:tcPr>
+            <w:tcW w:w="1866" w:type="dxa"/>
+            <w:tcMar>
+              <w:top w:w="80" w:type="dxa"/>
+              <w:left w:w="90" w:type="dxa"/>
+              <w:bottom w:w="80" w:type="dxa"/>
+              <w:right w:w="90" w:type="dxa"/>
+            </w:tcMar>
+            <w:vAlign w:val="center"/>
+          </w:tcPr>
+          <w:p>
+            <w:pPr>
+              <w:spacing w:after="0"/>
+              <w:jc w:val="left"/>
+            </w:pPr>
+            <w:r>
+              <w:rPr>
+                <w:sz w:val="15"/>
+              </w:rPr>
+              <w:t>AES_STATUS final 0x42 (BLOCKS_DONE = 8, DONE)</w:t>
+            </w:r>
+          </w:p>
+        </w:tc>
+      </w:tr>
+      <w:tr>
+        <w:trPr>
+          <w:cantSplit/>
+          <w:jc w:val="center"/>
+        </w:trPr>
+        <w:tc>
+          <w:tcPr>
+            <w:tcW w:w="622" w:type="dxa"/>
+            <w:tcMar>
+              <w:top w:w="80" w:type="dxa"/>
+              <w:left w:w="90" w:type="dxa"/>
+              <w:bottom w:w="80" w:type="dxa"/>
+              <w:right w:w="90" w:type="dxa"/>
+            </w:tcMar>
+            <w:vAlign w:val="center"/>
+          </w:tcPr>
+          <w:p>
+            <w:pPr>
+              <w:spacing w:after="0"/>
+              <w:jc w:val="left"/>
+            </w:pPr>
+            <w:r>
+              <w:rPr>
+                <w:b/>
+                <w:sz w:val="15"/>
+              </w:rPr>
+              <w:t>4</w:t>
+            </w:r>
+          </w:p>
+        </w:tc>
+        <w:tc>
+          <w:tcPr>
+            <w:tcW w:w="2280" w:type="dxa"/>
+            <w:tcMar>
+              <w:top w:w="80" w:type="dxa"/>
+              <w:left w:w="90" w:type="dxa"/>
+              <w:bottom w:w="80" w:type="dxa"/>
+              <w:right w:w="90" w:type="dxa"/>
+            </w:tcMar>
+            <w:vAlign w:val="center"/>
+          </w:tcPr>
+          <w:p>
+            <w:pPr>
+              <w:spacing w:after="0"/>
+              <w:jc w:val="left"/>
+            </w:pPr>
+            <w:r>
+              <w:rPr>
+                <w:sz w:val="15"/>
+              </w:rPr>
+              <w:t>Não mexer na memória</w:t>
+            </w:r>
+          </w:p>
+        </w:tc>
+        <w:tc>
+          <w:tcPr>
+            <w:tcW w:w="2799" w:type="dxa"/>
+            <w:tcMar>
+              <w:top w:w="80" w:type="dxa"/>
+              <w:left w:w="90" w:type="dxa"/>
+              <w:bottom w:w="80" w:type="dxa"/>
+              <w:right w:w="90" w:type="dxa"/>
+            </w:tcMar>
+            <w:vAlign w:val="center"/>
+          </w:tcPr>
+          <w:p>
+            <w:pPr>
+              <w:spacing w:after="0"/>
+              <w:jc w:val="left"/>
+            </w:pPr>
+            <w:r>
+              <w:rPr>
+                <w:sz w:val="15"/>
+              </w:rPr>
+              <w:t>—</w:t>
+            </w:r>
+          </w:p>
+        </w:tc>
+        <w:tc>
+          <w:tcPr>
+            <w:tcW w:w="2799" w:type="dxa"/>
+            <w:tcMar>
+              <w:top w:w="80" w:type="dxa"/>
+              <w:left w:w="90" w:type="dxa"/>
+              <w:bottom w:w="80" w:type="dxa"/>
+              <w:right w:w="90" w:type="dxa"/>
+            </w:tcMar>
+            <w:vAlign w:val="center"/>
+          </w:tcPr>
+          <w:p>
+            <w:pPr>
+              <w:spacing w:after="0"/>
+              <w:jc w:val="left"/>
+            </w:pPr>
+            <w:r>
+              <w:rPr>
+                <w:sz w:val="15"/>
+              </w:rPr>
+              <w:t>—</w:t>
+            </w:r>
+          </w:p>
+        </w:tc>
+        <w:tc>
+          <w:tcPr>
+            <w:tcW w:w="1866" w:type="dxa"/>
+            <w:tcMar>
+              <w:top w:w="80" w:type="dxa"/>
+              <w:left w:w="90" w:type="dxa"/>
+              <w:bottom w:w="80" w:type="dxa"/>
+              <w:right w:w="90" w:type="dxa"/>
+            </w:tcMar>
+            <w:vAlign w:val="center"/>
+          </w:tcPr>
+          <w:p>
+            <w:pPr>
+              <w:spacing w:after="0"/>
+              <w:jc w:val="left"/>
+            </w:pPr>
+            <w:r>
+              <w:rPr>
+                <w:sz w:val="15"/>
+              </w:rPr>
+              <w:t>—</w:t>
+            </w:r>
+          </w:p>
+        </w:tc>
+      </w:tr>
+      <w:tr>
+        <w:trPr>
+          <w:cantSplit/>
+          <w:jc w:val="center"/>
+        </w:trPr>
+        <w:tc>
+          <w:tcPr>
+            <w:tcW w:w="622" w:type="dxa"/>
+            <w:tcMar>
+              <w:top w:w="80" w:type="dxa"/>
+              <w:left w:w="90" w:type="dxa"/>
+              <w:bottom w:w="80" w:type="dxa"/>
+              <w:right w:w="90" w:type="dxa"/>
+            </w:tcMar>
+            <w:vAlign w:val="center"/>
+          </w:tcPr>
+          <w:p>
+            <w:pPr>
+              <w:spacing w:after="0"/>
+              <w:jc w:val="left"/>
+            </w:pPr>
+            <w:r>
+              <w:rPr>
+                <w:b/>
+                <w:sz w:val="15"/>
+              </w:rPr>
+              <w:t>5</w:t>
+            </w:r>
+          </w:p>
+        </w:tc>
+        <w:tc>
+          <w:tcPr>
+            <w:tcW w:w="2280" w:type="dxa"/>
+            <w:tcMar>
+              <w:top w:w="80" w:type="dxa"/>
+              <w:left w:w="90" w:type="dxa"/>
+              <w:bottom w:w="80" w:type="dxa"/>
+              <w:right w:w="90" w:type="dxa"/>
+            </w:tcMar>
+            <w:vAlign w:val="center"/>
+          </w:tcPr>
+          <w:p>
+            <w:pPr>
+              <w:spacing w:after="0"/>
+              <w:jc w:val="left"/>
+            </w:pPr>
+            <w:r>
+              <w:rPr>
+                <w:sz w:val="15"/>
+              </w:rPr>
+              <w:t>Mesma chave e mesmo IV; CBC, decifrar, START</w:t>
+            </w:r>
+          </w:p>
+        </w:tc>
+        <w:tc>
+          <w:tcPr>
+            <w:tcW w:w="2799" w:type="dxa"/>
+            <w:tcMar>
+              <w:top w:w="80" w:type="dxa"/>
+              <w:left w:w="90" w:type="dxa"/>
+              <w:bottom w:w="80" w:type="dxa"/>
+              <w:right w:w="90" w:type="dxa"/>
+            </w:tcMar>
+            <w:vAlign w:val="center"/>
+          </w:tcPr>
+          <w:p>
+            <w:pPr>
+              <w:spacing w:after="0"/>
+              <w:jc w:val="left"/>
+            </w:pPr>
+            <w:r>
+              <w:rPr>
+                <w:sz w:val="15"/>
+              </w:rPr>
+              <w:t>SPI write 0x0B ← 0x07</w:t>
+            </w:r>
+          </w:p>
+        </w:tc>
+        <w:tc>
+          <w:tcPr>
+            <w:tcW w:w="2799" w:type="dxa"/>
+            <w:tcMar>
+              <w:top w:w="80" w:type="dxa"/>
+              <w:left w:w="90" w:type="dxa"/>
+              <w:bottom w:w="80" w:type="dxa"/>
+              <w:right w:w="90" w:type="dxa"/>
+            </w:tcMar>
+            <w:vAlign w:val="center"/>
+          </w:tcPr>
+          <w:p>
+            <w:pPr>
+              <w:spacing w:after="0"/>
+              <w:jc w:val="left"/>
+            </w:pPr>
+            <w:r>
+              <w:rPr>
+                <w:sz w:val="15"/>
+              </w:rPr>
+              <w:t>N blocos decifrados in-place</w:t>
+            </w:r>
+          </w:p>
+        </w:tc>
+        <w:tc>
+          <w:tcPr>
+            <w:tcW w:w="1866" w:type="dxa"/>
+            <w:tcMar>
+              <w:top w:w="80" w:type="dxa"/>
+              <w:left w:w="90" w:type="dxa"/>
+              <w:bottom w:w="80" w:type="dxa"/>
+              <w:right w:w="90" w:type="dxa"/>
+            </w:tcMar>
+            <w:vAlign w:val="center"/>
+          </w:tcPr>
+          <w:p>
+            <w:pPr>
+              <w:spacing w:after="0"/>
+              <w:jc w:val="left"/>
+            </w:pPr>
+            <w:r>
+              <w:rPr>
+                <w:sz w:val="15"/>
+              </w:rPr>
+              <w:t>AES_STATUS final 0x42</w:t>
+            </w:r>
+          </w:p>
+        </w:tc>
+      </w:tr>
+      <w:tr>
+        <w:trPr>
+          <w:cantSplit/>
+          <w:jc w:val="center"/>
+        </w:trPr>
+        <w:tc>
+          <w:tcPr>
+            <w:tcW w:w="622" w:type="dxa"/>
+            <w:tcMar>
+              <w:top w:w="80" w:type="dxa"/>
+              <w:left w:w="90" w:type="dxa"/>
+              <w:bottom w:w="80" w:type="dxa"/>
+              <w:right w:w="90" w:type="dxa"/>
+            </w:tcMar>
+            <w:vAlign w:val="center"/>
+          </w:tcPr>
+          <w:p>
+            <w:pPr>
+              <w:spacing w:after="0"/>
+              <w:jc w:val="left"/>
+            </w:pPr>
+            <w:r>
+              <w:rPr>
+                <w:b/>
+                <w:sz w:val="15"/>
+              </w:rPr>
+              <w:t>6</w:t>
+            </w:r>
+          </w:p>
+        </w:tc>
+        <w:tc>
+          <w:tcPr>
+            <w:tcW w:w="2280" w:type="dxa"/>
+            <w:tcMar>
+              <w:top w:w="80" w:type="dxa"/>
+              <w:left w:w="90" w:type="dxa"/>
+              <w:bottom w:w="80" w:type="dxa"/>
+              <w:right w:w="90" w:type="dxa"/>
+            </w:tcMar>
+            <w:vAlign w:val="center"/>
+          </w:tcPr>
+          <w:p>
+            <w:pPr>
+              <w:spacing w:after="0"/>
+              <w:jc w:val="left"/>
+            </w:pPr>
+            <w:r>
+              <w:rPr>
+                <w:sz w:val="15"/>
+              </w:rPr>
+              <w:t>Ler a memória</w:t>
+            </w:r>
+          </w:p>
+        </w:tc>
+        <w:tc>
+          <w:tcPr>
+            <w:tcW w:w="2799" w:type="dxa"/>
+            <w:tcMar>
+              <w:top w:w="80" w:type="dxa"/>
+              <w:left w:w="90" w:type="dxa"/>
+              <w:bottom w:w="80" w:type="dxa"/>
+              <w:right w:w="90" w:type="dxa"/>
+            </w:tcMar>
+            <w:vAlign w:val="center"/>
+          </w:tcPr>
+          <w:p>
+            <w:pPr>
+              <w:spacing w:after="0"/>
+              <w:jc w:val="left"/>
+            </w:pPr>
+            <w:r>
+              <w:rPr>
+                <w:sz w:val="15"/>
+              </w:rPr>
+              <w:t>MEMORY DATA read</w:t>
+            </w:r>
+          </w:p>
+        </w:tc>
+        <w:tc>
+          <w:tcPr>
+            <w:tcW w:w="2799" w:type="dxa"/>
+            <w:tcMar>
+              <w:top w:w="80" w:type="dxa"/>
+              <w:left w:w="90" w:type="dxa"/>
+              <w:bottom w:w="80" w:type="dxa"/>
+              <w:right w:w="90" w:type="dxa"/>
+            </w:tcMar>
+            <w:vAlign w:val="center"/>
+          </w:tcPr>
+          <w:p>
+            <w:pPr>
+              <w:spacing w:after="0"/>
+              <w:jc w:val="left"/>
+            </w:pPr>
+            <w:r>
+              <w:rPr>
+                <w:sz w:val="15"/>
+              </w:rPr>
+              <w:t>Igual ao texto original do passo 1</w:t>
+            </w:r>
+          </w:p>
+        </w:tc>
+        <w:tc>
+          <w:tcPr>
+            <w:tcW w:w="1866" w:type="dxa"/>
+            <w:tcMar>
+              <w:top w:w="80" w:type="dxa"/>
+              <w:left w:w="90" w:type="dxa"/>
+              <w:bottom w:w="80" w:type="dxa"/>
+              <w:right w:w="90" w:type="dxa"/>
+            </w:tcMar>
+            <w:vAlign w:val="center"/>
+          </w:tcPr>
+          <w:p>
+            <w:pPr>
+              <w:spacing w:after="0"/>
+              <w:jc w:val="left"/>
+            </w:pPr>
+            <w:r>
+              <w:rPr>
+                <w:sz w:val="15"/>
+              </w:rPr>
+              <w:t>Ida e volta (F08)</w:t>
+            </w:r>
+          </w:p>
+        </w:tc>
+      </w:tr>
+    </w:tbl>
+    <w:p>
+      <w:pPr>
+        <w:spacing w:after="100" w:line="252" w:lineRule="auto" w:before="120"/>
+      </w:pPr>
+      <w:r>
+        <w:rPr>
+          <w:sz w:val="20"/>
+        </w:rPr>
+        <w:t>Funciona porque o AES recarrega o IV dos registradores a cada START e trabalha in-place: a saída da primeira operação é a entrada da segunda.</w:t>
+      </w:r>
+    </w:p>
+    <w:p>
+      <w:pPr>
+        <w:spacing w:after="100" w:line="252" w:lineRule="auto"/>
+      </w:pPr>
+      <w:r>
+        <w:rPr>
+          <w:sz w:val="20"/>
+        </w:rPr>
+        <w:t>Variante CTR: cifrar e decifrar são a mesma operação (XOR com a sequência gerada por AES(IV ⊕ contador)). Rodar duas vezes seguidas com o mesmo IV e COUNTER (AES_CONTROL ← 0x15) devolve o original; o contador avança por bloco dentro de cada operação, mas o registrador COUNTER não muda. OFB também é simétrico; PCBC e CFB usam DECRYPT = 1 na volta.</w:t>
+      </w:r>
+    </w:p>
+    <w:p>
+      <w:pPr>
+        <w:spacing w:after="100" w:line="252" w:lineRule="auto"/>
+      </w:pPr>
+      <w:r>
+        <w:rPr>
+          <w:sz w:val="20"/>
+        </w:rPr>
+        <w:t>O que pega: erros de encadeamento entre blocos, escrita no endereço errado e até bugs no refmodel. Limitação: um erro simétrico (igual na ida e na volta) se cancela; por isso o DITL-05 complementa – e não substitui – a comparação com o refmodel do DITL-01.</w:t>
+      </w:r>
+    </w:p>
     <w:p>
       <w:pPr>
         <w:spacing w:after="20"/>
